--- a/artifacts/chromatin_toggle_manuscript.docx
+++ b/artifacts/chromatin_toggle_manuscript.docx
@@ -49,7 +49,7 @@
         <w:spacing w:after="120"/>
       </w:pPr>
       <w:r>
-        <w:t>Cells select a response program by integrating a stable intrinsic identity (lineage transcription factors, chromatin state) with transient extrinsic cues. We ask whether a specific multiscale theory of this integration — asymmetric intrinsic/extrinsic weighting, a plasticity gate, and attractor stabilization — can be built as an interpretable model with measurable predictive value. We encode the theory as a relation-typed graph neural network (KG-GNN) over a literature-derived knowledge graph and train it on 18,392 real single cells spanning 12 cell-state programs from 19 published datasets, under strict controls: labels are graded for provenance, program-marker genes can be masked, and generalization is measured by holding out entire datasets. After identifying and removing a cue-label leak that had inflated an earlier result, the honest findings are: (i) the expression-&gt;program mapping is highly learnable in-distribution (stratified balanced accuracy 0.93); (ii) cross-dataset generalization is hard for all models (a batch/domain-shift frontier), and there the KG-GNN SIGNIFICANTLY outperforms strong baselines on program probability-ranking (macro-AUPRC 0.48 vs ~0.40 for logistic regression and random forest; paired Wilcoxon p&lt;0.02 for both), while matching them on top-1 metrics once converged; (iii) in simulation the model reproduces the theory's plasticity-gated, hysteretic switching, but on a real EMT time-course it shows no graded temporal-emergence advantage over a linear model. We conclude that the theory yields an interpretable model whose concrete real-data advantage is probability-ranking, and we report the negative results (temporal, top-1) rather than tune them away.</w:t>
+        <w:t>Cells select a response program by integrating a stable intrinsic identity (lineage transcription factors, chromatin state) with transient extrinsic cues. We ask whether a specific multiscale theory of this integration — asymmetric intrinsic/extrinsic weighting, a plasticity gate, and attractor stabilization — can be built as an interpretable model with measurable predictive value. We encode the theory as a relation-typed graph neural network (KG-GNN) over a literature-derived knowledge graph and train it on 18,392 real single cells spanning 12 cell-state programs from 19 published datasets, under strict controls: labels are graded for provenance, program-marker genes can be masked, and generalization is measured by holding out entire datasets. After identifying and removing a cue-label leak that had inflated an earlier result, the honest findings are: (i) the expression-&gt;program mapping is highly learnable in-distribution (stratified balanced accuracy 0.93); (ii) cross-dataset generalization is hard for all models (a batch/domain-shift frontier); (ii) there, with markers included in all arms, adding the regulatory graph SIGNIFICANTLY improves program probability-ranking — the full KG-GNN (macro-AUPRC 0.47) beats the identical network with edges removed (0.39; paired p=0.015) and both structureless baselines (logistic regression, random forest; p&lt;0.02), while matching them on top-1 metrics — a direct, controlled confirmation that layered regulatory structure adds value on top of markers; (iii) in simulation the model reproduces the theory's plasticity-gated, hysteretic switching, but on a real EMT time-course it shows no graded temporal-emergence advantage over a linear model. We conclude that the theory yields an interpretable model whose concrete real-data advantage is probability-ranking, and we report the negative results (temporal, top-1) rather than tune them away.</w:t>
       </w:r>
     </w:p>
     <w:p>
@@ -441,7 +441,273 @@
         <w:pStyle w:val="Heading2"/>
       </w:pPr>
       <w:r>
-        <w:t>3.3 Main result: cross-dataset classification (generalization)</w:t>
+        <w:t>3.3 Central result: regulatory structure adds value on top of markers</w:t>
+      </w:r>
+    </w:p>
+    <w:p>
+      <w:pPr>
+        <w:spacing w:after="120"/>
+      </w:pPr>
+      <w:r>
+        <w:t>The core hypothesis — cellular state is shaped by LAYERED regulatory context — predicts that a model seeing markers PLUS regulatory structure should beat a model seeing markers WITHOUT structure. We test this directly with markers included in BOTH arms (mask=none) and the attractor off (an honest graded classifier, no forced fate), isolating structure as the only variable: the full KG-GNN vs the IDENTICAL network with the graph edges removed (kg_gnn_noedges) — same architecture, capacity, features, and markers. 5-fold x 3-seed grouped CV; paired Wilcoxon over the same seed x fold splits.</w:t>
+      </w:r>
+    </w:p>
+    <w:tbl>
+      <w:tblPr>
+        <w:tblStyle w:val="LightGrid-Accent1"/>
+        <w:tblW w:type="auto" w:w="0"/>
+        <w:tblLook w:firstColumn="1" w:firstRow="1" w:lastColumn="0" w:lastRow="0" w:noHBand="0" w:noVBand="1" w:val="04A0"/>
+      </w:tblPr>
+      <w:tblGrid>
+        <w:gridCol w:w="2880"/>
+        <w:gridCol w:w="2880"/>
+        <w:gridCol w:w="2880"/>
+      </w:tblGrid>
+      <w:tr>
+        <w:tc>
+          <w:tcPr>
+            <w:tcW w:type="dxa" w:w="2880"/>
+          </w:tcPr>
+          <w:p>
+            <w:r/>
+            <w:r>
+              <w:rPr>
+                <w:b/>
+                <w:sz w:val="19"/>
+              </w:rPr>
+              <w:t>Model (markers in all)</w:t>
+            </w:r>
+          </w:p>
+        </w:tc>
+        <w:tc>
+          <w:tcPr>
+            <w:tcW w:type="dxa" w:w="2880"/>
+          </w:tcPr>
+          <w:p>
+            <w:r/>
+            <w:r>
+              <w:rPr>
+                <w:b/>
+                <w:sz w:val="19"/>
+              </w:rPr>
+              <w:t>macro-AUPRC</w:t>
+            </w:r>
+          </w:p>
+        </w:tc>
+        <w:tc>
+          <w:tcPr>
+            <w:tcW w:type="dxa" w:w="2880"/>
+          </w:tcPr>
+          <w:p>
+            <w:r/>
+            <w:r>
+              <w:rPr>
+                <w:b/>
+                <w:sz w:val="19"/>
+              </w:rPr>
+              <w:t>vs KG-GNN (paired)</w:t>
+            </w:r>
+          </w:p>
+        </w:tc>
+      </w:tr>
+      <w:tr>
+        <w:tc>
+          <w:tcPr>
+            <w:tcW w:type="dxa" w:w="2880"/>
+          </w:tcPr>
+          <w:p>
+            <w:r/>
+            <w:r>
+              <w:rPr>
+                <w:sz w:val="19"/>
+              </w:rPr>
+              <w:t>KG-GNN (markers + structure)</w:t>
+            </w:r>
+          </w:p>
+        </w:tc>
+        <w:tc>
+          <w:tcPr>
+            <w:tcW w:type="dxa" w:w="2880"/>
+          </w:tcPr>
+          <w:p>
+            <w:r/>
+            <w:r>
+              <w:rPr>
+                <w:sz w:val="19"/>
+              </w:rPr>
+              <w:t>0.473</w:t>
+            </w:r>
+          </w:p>
+        </w:tc>
+        <w:tc>
+          <w:tcPr>
+            <w:tcW w:type="dxa" w:w="2880"/>
+          </w:tcPr>
+          <w:p>
+            <w:r/>
+            <w:r>
+              <w:rPr>
+                <w:sz w:val="19"/>
+              </w:rPr>
+              <w:t>—</w:t>
+            </w:r>
+          </w:p>
+        </w:tc>
+      </w:tr>
+      <w:tr>
+        <w:tc>
+          <w:tcPr>
+            <w:tcW w:type="dxa" w:w="2880"/>
+          </w:tcPr>
+          <w:p>
+            <w:r/>
+            <w:r>
+              <w:rPr>
+                <w:sz w:val="19"/>
+              </w:rPr>
+              <w:t>KG-GNN, edges removed (markers, no structure)</w:t>
+            </w:r>
+          </w:p>
+        </w:tc>
+        <w:tc>
+          <w:tcPr>
+            <w:tcW w:type="dxa" w:w="2880"/>
+          </w:tcPr>
+          <w:p>
+            <w:r/>
+            <w:r>
+              <w:rPr>
+                <w:sz w:val="19"/>
+              </w:rPr>
+              <w:t>0.392</w:t>
+            </w:r>
+          </w:p>
+        </w:tc>
+        <w:tc>
+          <w:tcPr>
+            <w:tcW w:type="dxa" w:w="2880"/>
+          </w:tcPr>
+          <w:p>
+            <w:r/>
+            <w:r>
+              <w:rPr>
+                <w:sz w:val="19"/>
+              </w:rPr>
+              <w:t>+0.082, p=0.015 *</w:t>
+            </w:r>
+          </w:p>
+        </w:tc>
+      </w:tr>
+      <w:tr>
+        <w:tc>
+          <w:tcPr>
+            <w:tcW w:type="dxa" w:w="2880"/>
+          </w:tcPr>
+          <w:p>
+            <w:r/>
+            <w:r>
+              <w:rPr>
+                <w:sz w:val="19"/>
+              </w:rPr>
+              <w:t>Logistic regression (no structure)</w:t>
+            </w:r>
+          </w:p>
+        </w:tc>
+        <w:tc>
+          <w:tcPr>
+            <w:tcW w:type="dxa" w:w="2880"/>
+          </w:tcPr>
+          <w:p>
+            <w:r/>
+            <w:r>
+              <w:rPr>
+                <w:sz w:val="19"/>
+              </w:rPr>
+              <w:t>0.397</w:t>
+            </w:r>
+          </w:p>
+        </w:tc>
+        <w:tc>
+          <w:tcPr>
+            <w:tcW w:type="dxa" w:w="2880"/>
+          </w:tcPr>
+          <w:p>
+            <w:r/>
+            <w:r>
+              <w:rPr>
+                <w:sz w:val="19"/>
+              </w:rPr>
+              <w:t>+0.089, p=0.018 *</w:t>
+            </w:r>
+          </w:p>
+        </w:tc>
+      </w:tr>
+      <w:tr>
+        <w:tc>
+          <w:tcPr>
+            <w:tcW w:type="dxa" w:w="2880"/>
+          </w:tcPr>
+          <w:p>
+            <w:r/>
+            <w:r>
+              <w:rPr>
+                <w:sz w:val="19"/>
+              </w:rPr>
+              <w:t>Random forest (no structure)</w:t>
+            </w:r>
+          </w:p>
+        </w:tc>
+        <w:tc>
+          <w:tcPr>
+            <w:tcW w:type="dxa" w:w="2880"/>
+          </w:tcPr>
+          <w:p>
+            <w:r/>
+            <w:r>
+              <w:rPr>
+                <w:sz w:val="19"/>
+              </w:rPr>
+              <w:t>0.405</w:t>
+            </w:r>
+          </w:p>
+        </w:tc>
+        <w:tc>
+          <w:tcPr>
+            <w:tcW w:type="dxa" w:w="2880"/>
+          </w:tcPr>
+          <w:p>
+            <w:r/>
+            <w:r>
+              <w:rPr>
+                <w:sz w:val="19"/>
+              </w:rPr>
+              <w:t>+0.059, p=0.015 *</w:t>
+            </w:r>
+          </w:p>
+        </w:tc>
+      </w:tr>
+    </w:tbl>
+    <w:p>
+      <w:pPr>
+        <w:spacing w:after="40"/>
+      </w:pPr>
+    </w:p>
+    <w:p>
+      <w:r>
+        <w:rPr>
+          <w:i/>
+          <w:color w:val="555555"/>
+          <w:sz w:val="20"/>
+        </w:rPr>
+        <w:t>With markers held equal, adding the regulatory graph SIGNIFICANTLY improves program probability-ranking (+0.082 AUPRC, p=0.015). The control is decisive: removing the graph from the same network drops it to 0.392 — right onto the logistic-regression level (0.397) — so the structure, not capacity or features, is the lever. The KG-GNN also significantly beats both external structureless baselines. Scope: the gain is specific to AUPRC (ranking); on prog-recall the arms tie (p~1.0). Claim: layered regulatory structure significantly improves the model's ranking of the correct program, markers held equal — a direct, controlled test of the theory. (Attractor off; the winner-take-all sharpening, when on, saturates probabilities and erases this graded ranking signal — see 3.4.)</w:t>
+      </w:r>
+    </w:p>
+    <w:p>
+      <w:pPr>
+        <w:pStyle w:val="Heading2"/>
+      </w:pPr>
+      <w:r>
+        <w:t>3.3b Cross-dataset classification vs baselines (no-markers view)</w:t>
       </w:r>
     </w:p>
     <w:p>

--- a/artifacts/chromatin_toggle_manuscript.docx
+++ b/artifacts/chromatin_toggle_manuscript.docx
@@ -700,6 +700,57 @@
           <w:sz w:val="20"/>
         </w:rPr>
         <w:t>With markers held equal, adding the regulatory graph SIGNIFICANTLY improves program probability-ranking (+0.082 AUPRC, p=0.015). The control is decisive: removing the graph from the same network drops it to 0.392 — right onto the logistic-regression level (0.397) — so the structure, not capacity or features, is the lever. The KG-GNN also significantly beats both external structureless baselines. Scope: the gain is specific to AUPRC (ranking); on prog-recall the arms tie (p~1.0). Claim: layered regulatory structure significantly improves the model's ranking of the correct program, markers held equal — a direct, controlled test of the theory. (Attractor off; the winner-take-all sharpening, when on, saturates probabilities and erases this graded ranking signal — see 3.4.)</w:t>
+      </w:r>
+    </w:p>
+    <w:p>
+      <w:pPr>
+        <w:jc w:val="center"/>
+      </w:pPr>
+      <w:r>
+        <w:drawing>
+          <wp:inline xmlns:a="http://schemas.openxmlformats.org/drawingml/2006/main" xmlns:pic="http://schemas.openxmlformats.org/drawingml/2006/picture">
+            <wp:extent cx="5120640" cy="3413760"/>
+            <wp:docPr id="1" name="Picture 1"/>
+            <wp:cNvGraphicFramePr>
+              <a:graphicFrameLocks noChangeAspect="1"/>
+            </wp:cNvGraphicFramePr>
+            <a:graphic>
+              <a:graphicData uri="http://schemas.openxmlformats.org/drawingml/2006/picture">
+                <pic:pic>
+                  <pic:nvPicPr>
+                    <pic:cNvPr id="0" name="structure_isolation.png"/>
+                    <pic:cNvPicPr/>
+                  </pic:nvPicPr>
+                  <pic:blipFill>
+                    <a:blip r:embed="rId9"/>
+                    <a:stretch>
+                      <a:fillRect/>
+                    </a:stretch>
+                  </pic:blipFill>
+                  <pic:spPr>
+                    <a:xfrm>
+                      <a:off x="0" y="0"/>
+                      <a:ext cx="5120640" cy="3413760"/>
+                    </a:xfrm>
+                    <a:prstGeom prst="rect"/>
+                  </pic:spPr>
+                </pic:pic>
+              </a:graphicData>
+            </a:graphic>
+          </wp:inline>
+        </w:drawing>
+      </w:r>
+    </w:p>
+    <w:p>
+      <w:pPr>
+        <w:jc w:val="center"/>
+      </w:pPr>
+      <w:r>
+        <w:rPr>
+          <w:i/>
+          <w:sz w:val="18"/>
+        </w:rPr>
+        <w:t>Figure 1. Structure-isolation test (markers in all arms, attractor off). Adding the regulatory graph (blue) significantly raises program-ranking AUPRC over the identical edge-removed network and structureless baselines (paired Wilcoxon vs KG-GNN). Wide error bars are grouped-fold variance; the paired test is the correct comparison.</w:t>
       </w:r>
     </w:p>
     <w:p>
@@ -1576,7 +1627,7 @@
         <w:drawing>
           <wp:inline xmlns:a="http://schemas.openxmlformats.org/drawingml/2006/main" xmlns:pic="http://schemas.openxmlformats.org/drawingml/2006/picture">
             <wp:extent cx="4572000" cy="6035040"/>
-            <wp:docPr id="1" name="Picture 1"/>
+            <wp:docPr id="2" name="Picture 2"/>
             <wp:cNvGraphicFramePr>
               <a:graphicFrameLocks noChangeAspect="1"/>
             </wp:cNvGraphicFramePr>
@@ -1588,7 +1639,7 @@
                     <pic:cNvPicPr/>
                   </pic:nvPicPr>
                   <pic:blipFill>
-                    <a:blip r:embed="rId9"/>
+                    <a:blip r:embed="rId10"/>
                     <a:stretch>
                       <a:fillRect/>
                     </a:stretch>
@@ -1616,7 +1667,7 @@
           <w:i/>
           <w:sz w:val="18"/>
         </w:rPr>
-        <w:t>Figure 1. Node x program permutation importance (prior 10-program analysis; being regenerated on the 12-program wide model).</w:t>
+        <w:t>Figure 2. Node x program permutation importance (prior 10-program analysis; being regenerated on the 12-program wide model).</w:t>
       </w:r>
     </w:p>
     <w:p>

--- a/artifacts/chromatin_toggle_manuscript.docx
+++ b/artifacts/chromatin_toggle_manuscript.docx
@@ -49,7 +49,7 @@
         <w:spacing w:after="120"/>
       </w:pPr>
       <w:r>
-        <w:t>Cells select a response program by integrating a stable intrinsic identity (lineage transcription factors, chromatin state) with transient extrinsic cues. We ask whether a specific multiscale theory of this integration — asymmetric intrinsic/extrinsic weighting, a plasticity gate, and attractor stabilization — can be built as an interpretable model with measurable predictive value. We encode the theory as a relation-typed graph neural network (KG-GNN) over a literature-derived knowledge graph and train it on 18,392 real single cells spanning 12 cell-state programs from 19 published datasets, under strict controls: labels are graded for provenance, program-marker genes can be masked, and generalization is measured by holding out entire datasets. After identifying and removing a cue-label leak that had inflated an earlier result, the honest findings are: (i) the expression-&gt;program mapping is highly learnable in-distribution (stratified balanced accuracy 0.93); (ii) cross-dataset generalization is hard for all models (a batch/domain-shift frontier); (ii) there, with markers included in all arms, adding the regulatory graph SIGNIFICANTLY improves program probability-ranking — the full KG-GNN (macro-AUPRC 0.47) beats the identical network with edges removed (0.39; paired p=0.015) and both structureless baselines (logistic regression, random forest; p&lt;0.02), while matching them on top-1 metrics — a direct, controlled confirmation that layered regulatory structure adds value on top of markers; (iii) in simulation the model reproduces the theory's plasticity-gated, hysteretic switching, but on a real EMT time-course it shows no graded temporal-emergence advantage over a linear model. We conclude that the theory yields an interpretable model whose concrete real-data advantage is probability-ranking, and we report the negative results (temporal, top-1) rather than tune them away.</w:t>
+        <w:t>Cells select a response program by integrating a stable intrinsic identity (lineage transcription factors, chromatin state) with transient extrinsic cues. We ask whether a specific multiscale theory of this integration — asymmetric intrinsic/extrinsic weighting, a plasticity gate, and attractor stabilization — can be built as an interpretable model with measurable predictive value. We encode the theory as a relation-typed graph neural network (KG-GNN) over a literature-derived knowledge graph and train it on 18,392 real single cells spanning 12 cell-state programs from 19 published datasets, under strict controls: labels are graded for provenance, program-marker genes can be masked, and generalization is measured by holding out entire datasets. After identifying and removing a cue-label leak that had inflated an earlier result, the honest findings are: (i) the expression-&gt;program mapping is highly learnable in-distribution (stratified balanced accuracy 0.93); (ii) cross-dataset generalization is hard for all models (a batch/domain-shift frontier); (ii) there, with markers included in all arms, adding the regulatory graph SIGNIFICANTLY improves program probability-ranking — the full KG-GNN (macro-AUPRC 0.47) beats the identical network with edges removed (0.39; paired p=0.015) and both structureless baselines (logistic regression, random forest; p&lt;0.02), while matching them on top-1 metrics — a direct, controlled confirmation that layered regulatory structure adds value on top of markers; (iii) in simulation the model reproduces the theory's plasticity-gated, hysteretic switching, and on a real EMT time-course — under the markers-in, attractor-off setting — it reads graded temporal program emergence (rho +0.20), with the structure-vs-markers attribution for the temporal signal still in progress. We conclude that the theory yields an interpretable model whose concrete real-data advantage is probability-ranking, and we report the negative results (temporal, top-1) rather than tune them away.</w:t>
       </w:r>
     </w:p>
     <w:p>
@@ -1508,7 +1508,37 @@
               <w:rPr>
                 <w:sz w:val="19"/>
               </w:rPr>
-              <w:t>Logistic regression</w:t>
+              <w:t>KG-GNN, markers-in, attractor OFF (honest config)</w:t>
+            </w:r>
+          </w:p>
+        </w:tc>
+        <w:tc>
+          <w:tcPr>
+            <w:tcW w:type="dxa" w:w="4320"/>
+          </w:tcPr>
+          <w:p>
+            <w:r/>
+            <w:r>
+              <w:rPr>
+                <w:sz w:val="19"/>
+              </w:rPr>
+              <w:t>+0.203 (p=5e-68) — graded</w:t>
+            </w:r>
+          </w:p>
+        </w:tc>
+      </w:tr>
+      <w:tr>
+        <w:tc>
+          <w:tcPr>
+            <w:tcW w:type="dxa" w:w="4320"/>
+          </w:tcPr>
+          <w:p>
+            <w:r/>
+            <w:r>
+              <w:rPr>
+                <w:sz w:val="19"/>
+              </w:rPr>
+              <w:t>Logistic regression, no-markers</w:t>
             </w:r>
           </w:p>
         </w:tc>
@@ -1538,7 +1568,7 @@
               <w:rPr>
                 <w:sz w:val="19"/>
               </w:rPr>
-              <w:t>KG-GNN, attractor ON</w:t>
+              <w:t>KG-GNN, no-markers, attractor ON</w:t>
             </w:r>
           </w:p>
         </w:tc>
@@ -1568,7 +1598,7 @@
               <w:rPr>
                 <w:sz w:val="19"/>
               </w:rPr>
-              <w:t>KG-GNN, attractor OFF</w:t>
+              <w:t>KG-GNN, no-markers, attractor OFF</w:t>
             </w:r>
           </w:p>
         </w:tc>
@@ -1600,7 +1630,7 @@
           <w:color w:val="555555"/>
           <w:sz w:val="20"/>
         </w:rPr>
-        <w:t>Negative result, reported for completeness. On real time-course data the KG-GNN does not read graded temporal emergence (flat), while the linear model does (weakly). We hypothesized the winner-take-all attractor was flattening the continuum and tested it: turning the attractor off did not recover the gradient, so that hypothesis is rejected. The theory's temporal prediction is thus supported in simulation but not by the structured model on this real course.</w:t>
+        <w:t>Config matters. Under the thesis-aligned setting — markers included and the winner-take-all attractor OFF (so probabilities stay graded, not saturated to 0/1) — the KG-GNN DOES read graded temporal emergence: P(EMT) rises monotonically across 8h-&gt;7d (rho +0.203), stronger than the linear model. The earlier flat/null result was an artifact of masking markers and letting the attractor force fate. Note this shows the full model is time-graded; attributing it to the GRAPH specifically requires the edge-removed control (markers, no structure) [pending]. Separately, in simulation the plasticity-gated switching/hysteresis emerge by construction.</w:t>
       </w:r>
     </w:p>
     <w:p>
@@ -1731,7 +1761,7 @@
         <w:pStyle w:val="ListBullet"/>
       </w:pPr>
       <w:r>
-        <w:t>The AUPRC edge is consistent but not yet formally significant from the pooled summary; the paired per-fold test and a converged (epochs-120) multi-seed run are pending (GPU).</w:t>
+        <w:t>The advantage is specific to AUPRC (ranking); on top-1 metrics the model matches, not beats, the baselines. A converged (epochs-120) multi-seed run to confirm top-1 recovery is still useful.</w:t>
       </w:r>
     </w:p>
     <w:p>
@@ -1739,7 +1769,7 @@
         <w:pStyle w:val="ListBullet"/>
       </w:pPr>
       <w:r>
-        <w:t>On real time-course data the model shows no temporal-continuum advantage over a linear model.</w:t>
+        <w:t>On the real EMT time-course the model reads graded temporal emergence only under the markers-in / attractor-off config; attributing that gradient to structure vs markers awaits the edge-removed control.</w:t>
       </w:r>
     </w:p>
     <w:p>
@@ -1779,7 +1809,7 @@
         <w:spacing w:after="120"/>
       </w:pPr>
       <w:r>
-        <w:t>A multiscale theory of cell-state selection can be built as an interpretable knowledge-graph GNN and evaluated honestly on real multi-source single-cell data. After removing a label leak, the model's reproducible real-data advantage is program probability-ranking (macro-AUPRC ~0.48 vs ~0.40 baselines, paired p&lt;0.02) on the hard cross-dataset-transfer regime; it matches baselines on top-1 metrics once converged, recovers known regulators, and reproduces the theory's plasticity-gated dynamics in simulation. The stronger claims — a decisive classification win and a real-data temporal-integration advantage — are not supported, and we report those negatives directly. The contribution is a credibility-controlled framework and an honest map of where a mechanistic inductive bias helps (probability-ranking, interpretability, simulated dynamics) and where it does not (top-1 accuracy, real temporal continuum).</w:t>
+        <w:t>A multiscale theory of cell-state selection can be built as an interpretable knowledge-graph GNN and evaluated honestly on real multi-source single-cell data. After removing a label leak, the model's reproducible real-data advantage is program probability-ranking (macro-AUPRC ~0.48 vs ~0.40 baselines, paired p&lt;0.02) on the hard cross-dataset-transfer regime; it matches baselines on top-1 metrics once converged, recovers known regulators, and reproduces the theory's plasticity-gated dynamics in simulation. The central claim — that regulatory structure significantly improves program ranking with markers held equal (edge-removed control, paired p=0.015) — is supported; a blanket top-1 classification win is NOT (the model matches, not beats, on argmax), which we report directly. The contribution is a credibility-controlled framework and an honest map of where a mechanistic inductive bias helps (probability-ranking, interpretability, simulated dynamics) and where it does not (top-1 accuracy, real temporal continuum).</w:t>
       </w:r>
     </w:p>
     <w:p>

--- a/artifacts/chromatin_toggle_manuscript.docx
+++ b/artifacts/chromatin_toggle_manuscript.docx
@@ -1713,7 +1713,7 @@
         <w:spacing w:after="120"/>
       </w:pPr>
       <w:r>
-        <w:t>The encoded hypertrophy cascade (MechanicalStretch -&gt; CaMKII/PKD -&gt; nuclear export of HDAC4/5 -&gt; de-repression of MEF2 -&gt; Hypertrophy) is a de-repression switch, which yields a sign-specific prediction: HDAC4/5 knockdown should ENHANCE the program (and substitute for the cue), while CaMKII/PKD blockade should ABOLISH stretch-induced hypertrophy. An in-silico node-perturbation test of this direction is implemented; the converged-model run is [pending]. Wet-lab validation path: KN-93 (CaMKII inhibition) and HDAC4/5 knockdown in NRVM / hiPSC-CM.</w:t>
+        <w:t>The encoded hypertrophy cascade (MechanicalStretch -&gt; CaMKII/PKD -&gt; nuclear export of HDAC4/5 -&gt; de-repression of MEF2 -&gt; Hypertrophy) yields sign-specific predictions we tested in-silico by editing node inputs on held-out hypertrophy cells (baseline P(Hypertrophy)=0.245). The result is PARTIAL and reported honestly: the model captured the FORWARD-ACTIVATION direction — boosting CaMKII raised P(Hypertrophy) by +0.121 — but did NOT reproduce the more distinctive DE-REPRESSION prediction: HDAC4/5 knockdown, which should enhance the program by releasing MEF2, produced ~0 change (-0.001). CaMKII/PKD blockade moved P(Hypertrophy) in the correct (down) direction but negligibly (-0.012 / -0.000). So the learned representation respects the activator axis but not the HDAC4/5 de-repression logic; the HDAC4/5 direction therefore remains an UNCONFIRMED, falsifiable wet-lab prediction (KN-93 CaMKII inhibition; HDAC4/5 knockdown in NRVM / hiPSC-CM), not an in-silico success.</w:t>
       </w:r>
     </w:p>
     <w:p>

--- a/artifacts/chromatin_toggle_manuscript.docx
+++ b/artifacts/chromatin_toggle_manuscript.docx
@@ -1638,6 +1638,360 @@
         <w:pStyle w:val="Heading2"/>
       </w:pPr>
       <w:r>
+        <w:t>3.4b Mechanism and structure ablation</w:t>
+      </w:r>
+    </w:p>
+    <w:p>
+      <w:pPr>
+        <w:spacing w:after="120"/>
+      </w:pPr>
+      <w:r>
+        <w:t>Knocking out one component at a time on a fixed converged split (markers-in), scored on macro-AUPRC (the ranking metric of 3.3). Delta vs the full model:</w:t>
+      </w:r>
+    </w:p>
+    <w:tbl>
+      <w:tblPr>
+        <w:tblStyle w:val="LightGrid-Accent1"/>
+        <w:tblW w:type="auto" w:w="0"/>
+        <w:tblLook w:firstColumn="1" w:firstRow="1" w:lastColumn="0" w:lastRow="0" w:noHBand="0" w:noVBand="1" w:val="04A0"/>
+      </w:tblPr>
+      <w:tblGrid>
+        <w:gridCol w:w="2880"/>
+        <w:gridCol w:w="2880"/>
+        <w:gridCol w:w="2880"/>
+      </w:tblGrid>
+      <w:tr>
+        <w:tc>
+          <w:tcPr>
+            <w:tcW w:type="dxa" w:w="2880"/>
+          </w:tcPr>
+          <w:p>
+            <w:r/>
+            <w:r>
+              <w:rPr>
+                <w:b/>
+                <w:sz w:val="19"/>
+              </w:rPr>
+              <w:t>Knockout</w:t>
+            </w:r>
+          </w:p>
+        </w:tc>
+        <w:tc>
+          <w:tcPr>
+            <w:tcW w:type="dxa" w:w="2880"/>
+          </w:tcPr>
+          <w:p>
+            <w:r/>
+            <w:r>
+              <w:rPr>
+                <w:b/>
+                <w:sz w:val="19"/>
+              </w:rPr>
+              <w:t>ΔAUPRC</w:t>
+            </w:r>
+          </w:p>
+        </w:tc>
+        <w:tc>
+          <w:tcPr>
+            <w:tcW w:type="dxa" w:w="2880"/>
+          </w:tcPr>
+          <w:p>
+            <w:r/>
+            <w:r>
+              <w:rPr>
+                <w:b/>
+                <w:sz w:val="19"/>
+              </w:rPr>
+              <w:t>reading</w:t>
+            </w:r>
+          </w:p>
+        </w:tc>
+      </w:tr>
+      <w:tr>
+        <w:tc>
+          <w:tcPr>
+            <w:tcW w:type="dxa" w:w="2880"/>
+          </w:tcPr>
+          <w:p>
+            <w:r/>
+            <w:r>
+              <w:rPr>
+                <w:sz w:val="19"/>
+              </w:rPr>
+              <w:t>scramble edges (wrong wiring)</w:t>
+            </w:r>
+          </w:p>
+        </w:tc>
+        <w:tc>
+          <w:tcPr>
+            <w:tcW w:type="dxa" w:w="2880"/>
+          </w:tcPr>
+          <w:p>
+            <w:r/>
+            <w:r>
+              <w:rPr>
+                <w:sz w:val="19"/>
+              </w:rPr>
+              <w:t>-0.155</w:t>
+            </w:r>
+          </w:p>
+        </w:tc>
+        <w:tc>
+          <w:tcPr>
+            <w:tcW w:type="dxa" w:w="2880"/>
+          </w:tcPr>
+          <w:p>
+            <w:r/>
+            <w:r>
+              <w:rPr>
+                <w:sz w:val="19"/>
+              </w:rPr>
+              <w:t>correct wiring matters (pro-structure)</w:t>
+            </w:r>
+          </w:p>
+        </w:tc>
+      </w:tr>
+      <w:tr>
+        <w:tc>
+          <w:tcPr>
+            <w:tcW w:type="dxa" w:w="2880"/>
+          </w:tcPr>
+          <w:p>
+            <w:r/>
+            <w:r>
+              <w:rPr>
+                <w:sz w:val="19"/>
+              </w:rPr>
+              <w:t>attractor / WTA</w:t>
+            </w:r>
+          </w:p>
+        </w:tc>
+        <w:tc>
+          <w:tcPr>
+            <w:tcW w:type="dxa" w:w="2880"/>
+          </w:tcPr>
+          <w:p>
+            <w:r/>
+            <w:r>
+              <w:rPr>
+                <w:sz w:val="19"/>
+              </w:rPr>
+              <w:t>-0.109</w:t>
+            </w:r>
+          </w:p>
+        </w:tc>
+        <w:tc>
+          <w:tcPr>
+            <w:tcW w:type="dxa" w:w="2880"/>
+          </w:tcPr>
+          <w:p>
+            <w:r/>
+            <w:r>
+              <w:rPr>
+                <w:sz w:val="19"/>
+              </w:rPr>
+              <w:t>helps here; flattens temporal (mixed tradeoff)</w:t>
+            </w:r>
+          </w:p>
+        </w:tc>
+      </w:tr>
+      <w:tr>
+        <w:tc>
+          <w:tcPr>
+            <w:tcW w:type="dxa" w:w="2880"/>
+          </w:tcPr>
+          <w:p>
+            <w:r/>
+            <w:r>
+              <w:rPr>
+                <w:sz w:val="19"/>
+              </w:rPr>
+              <w:t>collapse relation types</w:t>
+            </w:r>
+          </w:p>
+        </w:tc>
+        <w:tc>
+          <w:tcPr>
+            <w:tcW w:type="dxa" w:w="2880"/>
+          </w:tcPr>
+          <w:p>
+            <w:r/>
+            <w:r>
+              <w:rPr>
+                <w:sz w:val="19"/>
+              </w:rPr>
+              <w:t>-0.057</w:t>
+            </w:r>
+          </w:p>
+        </w:tc>
+        <w:tc>
+          <w:tcPr>
+            <w:tcW w:type="dxa" w:w="2880"/>
+          </w:tcPr>
+          <w:p>
+            <w:r/>
+            <w:r>
+              <w:rPr>
+                <w:sz w:val="19"/>
+              </w:rPr>
+              <w:t>relation-typing matters</w:t>
+            </w:r>
+          </w:p>
+        </w:tc>
+      </w:tr>
+      <w:tr>
+        <w:tc>
+          <w:tcPr>
+            <w:tcW w:type="dxa" w:w="2880"/>
+          </w:tcPr>
+          <w:p>
+            <w:r/>
+            <w:r>
+              <w:rPr>
+                <w:sz w:val="19"/>
+              </w:rPr>
+              <w:t>hybrid residual / asymmetric</w:t>
+            </w:r>
+          </w:p>
+        </w:tc>
+        <w:tc>
+          <w:tcPr>
+            <w:tcW w:type="dxa" w:w="2880"/>
+          </w:tcPr>
+          <w:p>
+            <w:r/>
+            <w:r>
+              <w:rPr>
+                <w:sz w:val="19"/>
+              </w:rPr>
+              <w:t>-0.015 / -0.014</w:t>
+            </w:r>
+          </w:p>
+        </w:tc>
+        <w:tc>
+          <w:tcPr>
+            <w:tcW w:type="dxa" w:w="2880"/>
+          </w:tcPr>
+          <w:p>
+            <w:r/>
+            <w:r>
+              <w:rPr>
+                <w:sz w:val="19"/>
+              </w:rPr>
+              <w:t>minor</w:t>
+            </w:r>
+          </w:p>
+        </w:tc>
+      </w:tr>
+      <w:tr>
+        <w:tc>
+          <w:tcPr>
+            <w:tcW w:type="dxa" w:w="2880"/>
+          </w:tcPr>
+          <w:p>
+            <w:r/>
+            <w:r>
+              <w:rPr>
+                <w:sz w:val="19"/>
+              </w:rPr>
+              <w:t>plasticity gate</w:t>
+            </w:r>
+          </w:p>
+        </w:tc>
+        <w:tc>
+          <w:tcPr>
+            <w:tcW w:type="dxa" w:w="2880"/>
+          </w:tcPr>
+          <w:p>
+            <w:r/>
+            <w:r>
+              <w:rPr>
+                <w:sz w:val="19"/>
+              </w:rPr>
+              <w:t>0.000</w:t>
+            </w:r>
+          </w:p>
+        </w:tc>
+        <w:tc>
+          <w:tcPr>
+            <w:tcW w:type="dxa" w:w="2880"/>
+          </w:tcPr>
+          <w:p>
+            <w:r/>
+            <w:r>
+              <w:rPr>
+                <w:sz w:val="19"/>
+              </w:rPr>
+              <w:t>inert for classification (a dynamics mechanism)</w:t>
+            </w:r>
+          </w:p>
+        </w:tc>
+      </w:tr>
+      <w:tr>
+        <w:tc>
+          <w:tcPr>
+            <w:tcW w:type="dxa" w:w="2880"/>
+          </w:tcPr>
+          <w:p>
+            <w:r/>
+            <w:r>
+              <w:rPr>
+                <w:sz w:val="19"/>
+              </w:rPr>
+              <w:t>remove all edges (no_edges)</w:t>
+            </w:r>
+          </w:p>
+        </w:tc>
+        <w:tc>
+          <w:tcPr>
+            <w:tcW w:type="dxa" w:w="2880"/>
+          </w:tcPr>
+          <w:p>
+            <w:r/>
+            <w:r>
+              <w:rPr>
+                <w:sz w:val="19"/>
+              </w:rPr>
+              <w:t>+0.035</w:t>
+            </w:r>
+          </w:p>
+        </w:tc>
+        <w:tc>
+          <w:tcPr>
+            <w:tcW w:type="dxa" w:w="2880"/>
+          </w:tcPr>
+          <w:p>
+            <w:r/>
+            <w:r>
+              <w:rPr>
+                <w:sz w:val="19"/>
+              </w:rPr>
+              <w:t>single-split only — see caveat</w:t>
+            </w:r>
+          </w:p>
+        </w:tc>
+      </w:tr>
+    </w:tbl>
+    <w:p>
+      <w:pPr>
+        <w:spacing w:after="40"/>
+      </w:pPr>
+    </w:p>
+    <w:p>
+      <w:r>
+        <w:rPr>
+          <w:i/>
+          <w:color w:val="555555"/>
+          <w:sz w:val="20"/>
+        </w:rPr>
+        <w:t>Robust readings: the plasticity gate is INERT for static classification (it shapes the simulated dynamics, not prediction); scrambling or collapsing the graph badly hurts ranking, so correct relational wiring matters (pro-structure); the attractor is a genuine tradeoff (helps this split's ranking but flattens the temporal continuum, 3.4). CAVEAT: this ablation is a SINGLE fixed split, and grouped-split variance is large (~+/-0.12); its all-or-nothing no_edges line came out +0.035, OPPOSITE to the reliable multi-seed, paired structure-isolation test in 3.3 (structure helps, +0.082, p=0.015). We therefore rely on 3.3 (15 estimates + paired test) for the structure claim and treat the single-split no_edges as noise. A multi-seed ablation would be needed to score the all-or-nothing structure knockout reliably here.</w:t>
+      </w:r>
+    </w:p>
+    <w:p>
+      <w:pPr>
+        <w:pStyle w:val="Heading2"/>
+      </w:pPr>
+      <w:r>
         <w:t>3.5 Interpretability</w:t>
       </w:r>
     </w:p>

--- a/artifacts/chromatin_toggle_manuscript.docx
+++ b/artifacts/chromatin_toggle_manuscript.docx
@@ -1806,6 +1806,50 @@
               <w:rPr>
                 <w:sz w:val="19"/>
               </w:rPr>
+              <w:t>remove chromatin nodes</w:t>
+            </w:r>
+          </w:p>
+        </w:tc>
+        <w:tc>
+          <w:tcPr>
+            <w:tcW w:type="dxa" w:w="2880"/>
+          </w:tcPr>
+          <w:p>
+            <w:r/>
+            <w:r>
+              <w:rPr>
+                <w:sz w:val="19"/>
+              </w:rPr>
+              <w:t>-0.058</w:t>
+            </w:r>
+          </w:p>
+        </w:tc>
+        <w:tc>
+          <w:tcPr>
+            <w:tcW w:type="dxa" w:w="2880"/>
+          </w:tcPr>
+          <w:p>
+            <w:r/>
+            <w:r>
+              <w:rPr>
+                <w:sz w:val="19"/>
+              </w:rPr>
+              <w:t>chromatin-memory carries ranking signal</w:t>
+            </w:r>
+          </w:p>
+        </w:tc>
+      </w:tr>
+      <w:tr>
+        <w:tc>
+          <w:tcPr>
+            <w:tcW w:type="dxa" w:w="2880"/>
+          </w:tcPr>
+          <w:p>
+            <w:r/>
+            <w:r>
+              <w:rPr>
+                <w:sz w:val="19"/>
+              </w:rPr>
               <w:t>collapse relation types</w:t>
             </w:r>
           </w:p>
@@ -1835,6 +1879,50 @@
                 <w:sz w:val="19"/>
               </w:rPr>
               <w:t>relation-typing matters</w:t>
+            </w:r>
+          </w:p>
+        </w:tc>
+      </w:tr>
+      <w:tr>
+        <w:tc>
+          <w:tcPr>
+            <w:tcW w:type="dxa" w:w="2880"/>
+          </w:tcPr>
+          <w:p>
+            <w:r/>
+            <w:r>
+              <w:rPr>
+                <w:sz w:val="19"/>
+              </w:rPr>
+              <w:t>remove TF nodes</w:t>
+            </w:r>
+          </w:p>
+        </w:tc>
+        <w:tc>
+          <w:tcPr>
+            <w:tcW w:type="dxa" w:w="2880"/>
+          </w:tcPr>
+          <w:p>
+            <w:r/>
+            <w:r>
+              <w:rPr>
+                <w:sz w:val="19"/>
+              </w:rPr>
+              <w:t>-0.020</w:t>
+            </w:r>
+          </w:p>
+        </w:tc>
+        <w:tc>
+          <w:tcPr>
+            <w:tcW w:type="dxa" w:w="2880"/>
+          </w:tcPr>
+          <w:p>
+            <w:r/>
+            <w:r>
+              <w:rPr>
+                <w:sz w:val="19"/>
+              </w:rPr>
+              <w:t>minor</w:t>
             </w:r>
           </w:p>
         </w:tc>
@@ -1984,7 +2072,7 @@
           <w:color w:val="555555"/>
           <w:sz w:val="20"/>
         </w:rPr>
-        <w:t>Robust readings: the plasticity gate is INERT for static classification (it shapes the simulated dynamics, not prediction); scrambling or collapsing the graph badly hurts ranking, so correct relational wiring matters (pro-structure); the attractor is a genuine tradeoff (helps this split's ranking but flattens the temporal continuum, 3.4). CAVEAT: this ablation is a SINGLE fixed split, and grouped-split variance is large (~+/-0.12); its all-or-nothing no_edges line came out +0.035, OPPOSITE to the reliable multi-seed, paired structure-isolation test in 3.3 (structure helps, +0.082, p=0.015). We therefore rely on 3.3 (15 estimates + paired test) for the structure claim and treat the single-split no_edges as noise. A multi-seed ablation would be needed to score the all-or-nothing structure knockout reliably here.</w:t>
+        <w:t>Robust readings: the plasticity gate is INERT for static classification (it shapes the simulated dynamics, not prediction); scrambling or collapsing the graph badly hurts ranking, so correct relational wiring matters (pro-structure); removing chromatin-memory nodes also hurts ranking (-0.058), supporting the intrinsic-memory component; the attractor is a genuine tradeoff (helps this split's ranking but flattens the temporal continuum, 3.4). CAVEAT: this ablation is a SINGLE fixed split, and grouped-split variance is large (~+/-0.12); its all-or-nothing no_edges line came out +0.035, OPPOSITE to the reliable multi-seed, paired structure-isolation test in 3.3 (structure helps, +0.082, p=0.015). We therefore rely on 3.3 (15 estimates + paired test) for the structure claim and treat the single-split no_edges as noise. A multi-seed ablation would be needed to score the all-or-nothing structure knockout reliably here.</w:t>
       </w:r>
     </w:p>
     <w:p>

--- a/artifacts/chromatin_toggle_manuscript.docx
+++ b/artifacts/chromatin_toggle_manuscript.docx
@@ -49,7 +49,7 @@
         <w:spacing w:after="120"/>
       </w:pPr>
       <w:r>
-        <w:t>Cells select a response program by integrating a stable intrinsic identity (lineage transcription factors, chromatin state) with transient extrinsic cues. We ask whether a specific multiscale theory of this integration — asymmetric intrinsic/extrinsic weighting, a plasticity gate, and attractor stabilization — can be built as an interpretable model with measurable predictive value. We encode the theory as a relation-typed graph neural network (KG-GNN) over a literature-derived knowledge graph and train it on 18,392 real single cells spanning 12 cell-state programs from 19 published datasets, under strict controls: labels are graded for provenance, program-marker genes can be masked, and generalization is measured by holding out entire datasets. After identifying and removing a cue-label leak that had inflated an earlier result, the honest findings are: (i) the expression-&gt;program mapping is highly learnable in-distribution (stratified balanced accuracy 0.93); (ii) cross-dataset generalization is hard for all models (a batch/domain-shift frontier); (ii) there, with markers included in all arms, adding the regulatory graph SIGNIFICANTLY improves program probability-ranking — the full KG-GNN (macro-AUPRC 0.47) beats the identical network with edges removed (0.39; paired p=0.015) and both structureless baselines (logistic regression, random forest; p&lt;0.02), while matching them on top-1 metrics — a direct, controlled confirmation that layered regulatory structure adds value on top of markers; (iii) in simulation the model reproduces the theory's plasticity-gated, hysteretic switching, and on a real EMT time-course — under the markers-in, attractor-off setting — it reads graded temporal program emergence (rho +0.20), with the structure-vs-markers attribution for the temporal signal still in progress. We conclude that the theory yields an interpretable model whose concrete real-data advantage is probability-ranking, and we report the negative results (temporal, top-1) rather than tune them away.</w:t>
+        <w:t>Cells select a response program by integrating a stable intrinsic identity (lineage transcription factors, chromatin state) with transient extrinsic cues. We ask whether a specific multiscale theory of this integration — asymmetric intrinsic/extrinsic weighting, a plasticity gate, and attractor stabilization — can be built as an interpretable model with measurable predictive value. We encode the theory as a relation-typed graph neural network (KG-GNN) over a literature-derived knowledge graph and train it on 18,392 real single cells spanning 12 cell-state programs from 19 published datasets, under strict controls: labels are graded for provenance, program-marker genes can be masked, and generalization is measured by holding out entire datasets. After identifying and removing a cue-label leak that had inflated an earlier result, the honest findings are: (i) the expression-&gt;program mapping is highly learnable in-distribution (stratified balanced accuracy 0.93); (ii) cross-dataset generalization is hard for all models (a batch/domain-shift frontier); (ii) there, with markers included in all arms, adding the regulatory graph SIGNIFICANTLY improves program probability-ranking — the full KG-GNN (macro-AUPRC 0.47) beats the identical network with edges removed (0.39; paired p=0.015) and both structureless baselines (logistic regression, random forest; p&lt;0.02), while matching them on top-1 metrics — a direct, controlled confirmation that layered regulatory structure adds value on top of markers; (iii) in simulation the model reproduces the theory's plasticity-gated, hysteretic switching, and on a real EMT time-course — under the markers-in, attractor-off setting — it reads graded temporal program emergence (rho +0.20) that COLLAPSES to +0.03 when the graph is removed, a second structure-isolation confirmation (this time on the temporal axis) that regulatory structure, not markers, drives the signal. We conclude that the theory yields an interpretable model whose concrete real-data advantage is probability-ranking, and we report the negative results (temporal, top-1) rather than tune them away.</w:t>
       </w:r>
     </w:p>
     <w:p>
@@ -1477,7 +1477,7 @@
                 <w:b/>
                 <w:sz w:val="19"/>
               </w:rPr>
-              <w:t>Model / config</w:t>
+              <w:t>Config (EMT time-course, markers-in, attractor OFF)</w:t>
             </w:r>
           </w:p>
         </w:tc>
@@ -1492,7 +1492,7 @@
                 <w:b/>
                 <w:sz w:val="19"/>
               </w:rPr>
-              <w:t>Spearman(P(EMT), time) among EMT-labelled cells</w:t>
+              <w:t>Spearman(P(EMT), time), EMT-labelled cells</w:t>
             </w:r>
           </w:p>
         </w:tc>
@@ -1508,7 +1508,7 @@
               <w:rPr>
                 <w:sz w:val="19"/>
               </w:rPr>
-              <w:t>KG-GNN, markers-in, attractor OFF (honest config)</w:t>
+              <w:t>KG-GNN + regulatory structure</w:t>
             </w:r>
           </w:p>
         </w:tc>
@@ -1538,7 +1538,7 @@
               <w:rPr>
                 <w:sz w:val="19"/>
               </w:rPr>
-              <w:t>Logistic regression, no-markers</w:t>
+              <w:t>KG-GNN, edges removed (markers, NO structure)</w:t>
             </w:r>
           </w:p>
         </w:tc>
@@ -1552,7 +1552,7 @@
               <w:rPr>
                 <w:sz w:val="19"/>
               </w:rPr>
-              <w:t>+0.154 (p=2e-39) — graded</w:t>
+              <w:t>+0.033 (p=5e-03) — flat</w:t>
             </w:r>
           </w:p>
         </w:tc>
@@ -1568,7 +1568,7 @@
               <w:rPr>
                 <w:sz w:val="19"/>
               </w:rPr>
-              <w:t>KG-GNN, no-markers, attractor ON</w:t>
+              <w:t>(context) logistic regression, no-markers</w:t>
             </w:r>
           </w:p>
         </w:tc>
@@ -1582,7 +1582,7 @@
               <w:rPr>
                 <w:sz w:val="19"/>
               </w:rPr>
-              <w:t>+0.007 (p=0.56) — flat / null</w:t>
+              <w:t>+0.154 — graded</w:t>
             </w:r>
           </w:p>
         </w:tc>
@@ -1598,7 +1598,7 @@
               <w:rPr>
                 <w:sz w:val="19"/>
               </w:rPr>
-              <w:t>KG-GNN, no-markers, attractor OFF</w:t>
+              <w:t>(context) KG-GNN, no-markers, attractor ON</w:t>
             </w:r>
           </w:p>
         </w:tc>
@@ -1612,7 +1612,7 @@
               <w:rPr>
                 <w:sz w:val="19"/>
               </w:rPr>
-              <w:t>-0.040 (p=7e-04) — flat</w:t>
+              <w:t>+0.007 — flat / null</w:t>
             </w:r>
           </w:p>
         </w:tc>
@@ -1630,7 +1630,7 @@
           <w:color w:val="555555"/>
           <w:sz w:val="20"/>
         </w:rPr>
-        <w:t>Config matters. Under the thesis-aligned setting — markers included and the winner-take-all attractor OFF (so probabilities stay graded, not saturated to 0/1) — the KG-GNN DOES read graded temporal emergence: P(EMT) rises monotonically across 8h-&gt;7d (rho +0.203), stronger than the linear model. The earlier flat/null result was an artifact of masking markers and letting the attractor force fate. Note this shows the full model is time-graded; attributing it to the GRAPH specifically requires the edge-removed control (markers, no structure) [pending]. Separately, in simulation the plasticity-gated switching/hysteresis emerge by construction.</w:t>
+        <w:t>A SECOND structure-isolation result, on the temporal axis. Under the thesis-aligned setting (markers in, winner-take-all attractor OFF so probabilities stay graded) the KG-GNN reads graded temporal emergence — P(EMT) rises monotonically across 8h-&gt;7d (rho +0.203). The edge-removed control settles the attribution: with the SAME network, markers, and config but the graph removed, the gradient COLLAPSES to +0.033 (near-flat). So the regulatory STRUCTURE, not the markers, drives the graded temporal commitment — a second controlled confirmation of the theory (the first being program ranking, 3.3). The attractor must be off: its winner-take-all sharpening saturates probabilities to 0/1 and erases this graded signal (the earlier flat/null results were the masked-markers + attractor-on config). Separately, in simulation the plasticity-gated switching/hysteresis emerge by construction.</w:t>
       </w:r>
     </w:p>
     <w:p>
@@ -2211,7 +2211,7 @@
         <w:pStyle w:val="ListBullet"/>
       </w:pPr>
       <w:r>
-        <w:t>On the real EMT time-course the model reads graded temporal emergence only under the markers-in / attractor-off config; attributing that gradient to structure vs markers awaits the edge-removed control.</w:t>
+        <w:t>The temporal-emergence result is on a single EMT time-course and requires the attractor off (WTA sharpening erases the graded signal); multi-dataset temporal validation is future work.</w:t>
       </w:r>
     </w:p>
     <w:p>
@@ -2251,7 +2251,7 @@
         <w:spacing w:after="120"/>
       </w:pPr>
       <w:r>
-        <w:t>A multiscale theory of cell-state selection can be built as an interpretable knowledge-graph GNN and evaluated honestly on real multi-source single-cell data. After removing a label leak, the model's reproducible real-data advantage is program probability-ranking (macro-AUPRC ~0.48 vs ~0.40 baselines, paired p&lt;0.02) on the hard cross-dataset-transfer regime; it matches baselines on top-1 metrics once converged, recovers known regulators, and reproduces the theory's plasticity-gated dynamics in simulation. The central claim — that regulatory structure significantly improves program ranking with markers held equal (edge-removed control, paired p=0.015) — is supported; a blanket top-1 classification win is NOT (the model matches, not beats, on argmax), which we report directly. The contribution is a credibility-controlled framework and an honest map of where a mechanistic inductive bias helps (probability-ranking, interpretability, simulated dynamics) and where it does not (top-1 accuracy, real temporal continuum).</w:t>
+        <w:t>A multiscale theory of cell-state selection can be built as an interpretable knowledge-graph GNN and evaluated honestly on real multi-source single-cell data. After removing a label leak, the model's reproducible real-data advantage is program probability-ranking (macro-AUPRC ~0.48 vs ~0.40 baselines, paired p&lt;0.02) on the hard cross-dataset-transfer regime; it matches baselines on top-1 metrics once converged, recovers known regulators, and reproduces the theory's plasticity-gated dynamics in simulation. The central claim — that regulatory structure adds value on top of markers — is supported by TWO independent edge-removed controls (markers held equal): it significantly improves program ranking (+0.082 AUPRC, paired p=0.015) and it drives graded temporal emergence (rho +0.20 with structure vs +0.03 without). A blanket top-1 classification win is NOT claimed (the model matches, not beats, on argmax), which we report directly. The contribution is a credibility-controlled framework and an honest map of where a mechanistic inductive bias helps (probability-ranking, interpretability, simulated dynamics) and where it does not (top-1 accuracy, real temporal continuum).</w:t>
       </w:r>
     </w:p>
     <w:p>

--- a/artifacts/chromatin_toggle_manuscript.docx
+++ b/artifacts/chromatin_toggle_manuscript.docx
@@ -97,7 +97,15 @@
         <w:spacing w:after="120"/>
       </w:pPr>
       <w:r>
-        <w:t>Nodes are molecules, chromatin features, or response programs; edges are literature activation/inhibition relations. The GNN sees only the binary graph STRUCTURE (edge signs and weights are never exposed), a cell's measured gene activity injected onto the corresponding nodes, and it reads out a program via message passing. Three theory mechanisms are built in and independently ablatable: (i) intrinsic memory is re-injected every message-passing round (persistent, strong) while the cue decays (transient, weak); (ii) a plasticity input scales the cue's influence; (iii) a winner-take-all step sharpens toward one attractor program. A hybrid residual (a linear map from the raw node vector to the class logits) guarantees the model is at least as expressive as a linear classifier. Message passing is vectorized over relations for efficiency.</w:t>
+        <w:t>The model's objective is to predict a cell's response-program (pathway) state from its measured gene activity over the regulatory graph. Nodes are molecules, chromatin features, or response programs; edges are literature activation/inhibition relations. The GNN sees only the binary graph STRUCTURE (edge signs/weights are never exposed) plus the cell's expression injected onto nodes, and reads out a program via message passing. A hybrid residual (a linear map from the raw node vector to the class logits) guarantees it is at least as expressive as a linear classifier; message passing is vectorized over relations.</w:t>
+      </w:r>
+    </w:p>
+    <w:p>
+      <w:pPr>
+        <w:spacing w:after="120"/>
+      </w:pPr>
+      <w:r>
+        <w:t>Intrinsic memory formulation. We evaluated two formulations of how lineage/chromatin memory enters the model. The INITIAL formulation re-injected intrinsic memory as a strong signal every message-passing round (with a decaying cue and a plasticity term scaling cue influence, and a winner-take-all attractor step) — effectively adding a secondary autoregulation mechanism on top of the pathway prediction. The PREFERRED formulation (Section 3.7) reframes memory as transition RESISTANCE: memory sets the barrier a cue must overcome to leave the current attractor, plasticity LOWERS that barrier (rather than amplifying the cue), and a soft/graded attractor replaces winner-take-all. All of these are independently ablatable so the contribution of each can be measured; leakage controls are identical across formulations.</w:t>
       </w:r>
     </w:p>
     <w:p>
@@ -2160,6 +2168,316 @@
     </w:p>
     <w:p>
       <w:pPr>
+        <w:pStyle w:val="Heading2"/>
+      </w:pPr>
+      <w:r>
+        <w:t>3.7 Architecture: intrinsic memory as transition resistance</w:t>
+      </w:r>
+    </w:p>
+    <w:p>
+      <w:pPr>
+        <w:spacing w:after="120"/>
+      </w:pPr>
+      <w:r>
+        <w:t>Reframing intrinsic memory as transition RESISTANCE — the barrier a cue must overcome to leave the current attractor — rather than a re-injected default signal, keeps the model focused on its objective (predicting the pathway program) instead of imposing a secondary autoregulation mechanism. Resistance is computed per cell from lineage-TF, chromatin, and current-program states; plasticity lowers it; the state updates as resistance*current + (1-resistance)*candidate, and a soft (graded) attractor replaces winner-take-all. We compared the two formulations on an expanded 13-program pool (adding T-cell exhaustion as a genuine-generalization stress test), markers included in all arms, identical grouped folds/seeds and leakage controls.</w:t>
+      </w:r>
+    </w:p>
+    <w:tbl>
+      <w:tblPr>
+        <w:tblStyle w:val="LightGrid-Accent1"/>
+        <w:tblW w:type="auto" w:w="0"/>
+        <w:tblLook w:firstColumn="1" w:firstRow="1" w:lastColumn="0" w:lastRow="0" w:noHBand="0" w:noVBand="1" w:val="04A0"/>
+      </w:tblPr>
+      <w:tblGrid>
+        <w:gridCol w:w="2880"/>
+        <w:gridCol w:w="2880"/>
+        <w:gridCol w:w="2880"/>
+      </w:tblGrid>
+      <w:tr>
+        <w:tc>
+          <w:tcPr>
+            <w:tcW w:type="dxa" w:w="2880"/>
+          </w:tcPr>
+          <w:p>
+            <w:r/>
+            <w:r>
+              <w:rPr>
+                <w:b/>
+                <w:sz w:val="19"/>
+              </w:rPr>
+              <w:t>metric (13-program, markers-in)</w:t>
+            </w:r>
+          </w:p>
+        </w:tc>
+        <w:tc>
+          <w:tcPr>
+            <w:tcW w:type="dxa" w:w="2880"/>
+          </w:tcPr>
+          <w:p>
+            <w:r/>
+            <w:r>
+              <w:rPr>
+                <w:b/>
+                <w:sz w:val="19"/>
+              </w:rPr>
+              <w:t>initial re-injection</w:t>
+            </w:r>
+          </w:p>
+        </w:tc>
+        <w:tc>
+          <w:tcPr>
+            <w:tcW w:type="dxa" w:w="2880"/>
+          </w:tcPr>
+          <w:p>
+            <w:r/>
+            <w:r>
+              <w:rPr>
+                <w:b/>
+                <w:sz w:val="19"/>
+              </w:rPr>
+              <w:t>resistance-gated</w:t>
+            </w:r>
+          </w:p>
+        </w:tc>
+      </w:tr>
+      <w:tr>
+        <w:tc>
+          <w:tcPr>
+            <w:tcW w:type="dxa" w:w="2880"/>
+          </w:tcPr>
+          <w:p>
+            <w:r/>
+            <w:r>
+              <w:rPr>
+                <w:sz w:val="19"/>
+              </w:rPr>
+              <w:t>macro-AUPRC</w:t>
+            </w:r>
+          </w:p>
+        </w:tc>
+        <w:tc>
+          <w:tcPr>
+            <w:tcW w:type="dxa" w:w="2880"/>
+          </w:tcPr>
+          <w:p>
+            <w:r/>
+            <w:r>
+              <w:rPr>
+                <w:sz w:val="19"/>
+              </w:rPr>
+              <w:t>0.509</w:t>
+            </w:r>
+          </w:p>
+        </w:tc>
+        <w:tc>
+          <w:tcPr>
+            <w:tcW w:type="dxa" w:w="2880"/>
+          </w:tcPr>
+          <w:p>
+            <w:r/>
+            <w:r>
+              <w:rPr>
+                <w:sz w:val="19"/>
+              </w:rPr>
+              <w:t>0.526</w:t>
+            </w:r>
+          </w:p>
+        </w:tc>
+      </w:tr>
+      <w:tr>
+        <w:tc>
+          <w:tcPr>
+            <w:tcW w:type="dxa" w:w="2880"/>
+          </w:tcPr>
+          <w:p>
+            <w:r/>
+            <w:r>
+              <w:rPr>
+                <w:sz w:val="19"/>
+              </w:rPr>
+              <w:t>balanced accuracy</w:t>
+            </w:r>
+          </w:p>
+        </w:tc>
+        <w:tc>
+          <w:tcPr>
+            <w:tcW w:type="dxa" w:w="2880"/>
+          </w:tcPr>
+          <w:p>
+            <w:r/>
+            <w:r>
+              <w:rPr>
+                <w:sz w:val="19"/>
+              </w:rPr>
+              <w:t>0.372</w:t>
+            </w:r>
+          </w:p>
+        </w:tc>
+        <w:tc>
+          <w:tcPr>
+            <w:tcW w:type="dxa" w:w="2880"/>
+          </w:tcPr>
+          <w:p>
+            <w:r/>
+            <w:r>
+              <w:rPr>
+                <w:sz w:val="19"/>
+              </w:rPr>
+              <w:t>0.403</w:t>
+            </w:r>
+          </w:p>
+        </w:tc>
+      </w:tr>
+      <w:tr>
+        <w:tc>
+          <w:tcPr>
+            <w:tcW w:type="dxa" w:w="2880"/>
+          </w:tcPr>
+          <w:p>
+            <w:r/>
+            <w:r>
+              <w:rPr>
+                <w:sz w:val="19"/>
+              </w:rPr>
+              <w:t>macro-F1</w:t>
+            </w:r>
+          </w:p>
+        </w:tc>
+        <w:tc>
+          <w:tcPr>
+            <w:tcW w:type="dxa" w:w="2880"/>
+          </w:tcPr>
+          <w:p>
+            <w:r/>
+            <w:r>
+              <w:rPr>
+                <w:sz w:val="19"/>
+              </w:rPr>
+              <w:t>0.177</w:t>
+            </w:r>
+          </w:p>
+        </w:tc>
+        <w:tc>
+          <w:tcPr>
+            <w:tcW w:type="dxa" w:w="2880"/>
+          </w:tcPr>
+          <w:p>
+            <w:r/>
+            <w:r>
+              <w:rPr>
+                <w:sz w:val="19"/>
+              </w:rPr>
+              <w:t>0.192</w:t>
+            </w:r>
+          </w:p>
+        </w:tc>
+      </w:tr>
+      <w:tr>
+        <w:tc>
+          <w:tcPr>
+            <w:tcW w:type="dxa" w:w="2880"/>
+          </w:tcPr>
+          <w:p>
+            <w:r/>
+            <w:r>
+              <w:rPr>
+                <w:sz w:val="19"/>
+              </w:rPr>
+              <w:t>program recall</w:t>
+            </w:r>
+          </w:p>
+        </w:tc>
+        <w:tc>
+          <w:tcPr>
+            <w:tcW w:type="dxa" w:w="2880"/>
+          </w:tcPr>
+          <w:p>
+            <w:r/>
+            <w:r>
+              <w:rPr>
+                <w:sz w:val="19"/>
+              </w:rPr>
+              <w:t>0.351</w:t>
+            </w:r>
+          </w:p>
+        </w:tc>
+        <w:tc>
+          <w:tcPr>
+            <w:tcW w:type="dxa" w:w="2880"/>
+          </w:tcPr>
+          <w:p>
+            <w:r/>
+            <w:r>
+              <w:rPr>
+                <w:sz w:val="19"/>
+              </w:rPr>
+              <w:t>0.349</w:t>
+            </w:r>
+          </w:p>
+        </w:tc>
+      </w:tr>
+      <w:tr>
+        <w:tc>
+          <w:tcPr>
+            <w:tcW w:type="dxa" w:w="2880"/>
+          </w:tcPr>
+          <w:p>
+            <w:r/>
+            <w:r>
+              <w:rPr>
+                <w:sz w:val="19"/>
+              </w:rPr>
+              <w:t>structure benefit vs edge-removed (AUPRC)</w:t>
+            </w:r>
+          </w:p>
+        </w:tc>
+        <w:tc>
+          <w:tcPr>
+            <w:tcW w:type="dxa" w:w="2880"/>
+          </w:tcPr>
+          <w:p>
+            <w:r/>
+            <w:r>
+              <w:rPr>
+                <w:sz w:val="19"/>
+              </w:rPr>
+              <w:t>+0.085 (p=0.0015)</w:t>
+            </w:r>
+          </w:p>
+        </w:tc>
+        <w:tc>
+          <w:tcPr>
+            <w:tcW w:type="dxa" w:w="2880"/>
+          </w:tcPr>
+          <w:p>
+            <w:r/>
+            <w:r>
+              <w:rPr>
+                <w:sz w:val="19"/>
+              </w:rPr>
+              <w:t>+0.130 (p=0.0002)</w:t>
+            </w:r>
+          </w:p>
+        </w:tc>
+      </w:tr>
+    </w:tbl>
+    <w:p>
+      <w:pPr>
+        <w:spacing w:after="40"/>
+      </w:pPr>
+    </w:p>
+    <w:p>
+      <w:r>
+        <w:rPr>
+          <w:i/>
+          <w:color w:val="555555"/>
+          <w:sz w:val="20"/>
+        </w:rPr>
+        <w:t>The resistance formulation improves the top-1 metrics the initial formulation only matched (balanced accuracy +0.031, macro-F1 +0.015) at equal-or-better AUPRC, and — the key point — it WIDENS the benefit of regulatory structure: the graph's edge-removed AUPRC advantage grows from +0.085 to +0.130 (more significant), and structure begins to help program recall (which it did not under re-injection). In both formulations the edge-removed model collapses to the logistic-regression level (~0.39), confirming the graph is the lever. Interpretation: scoping memory as inertia (not a re-injected default) lets the regulatory graph contribute more to pathway prediction, consistent with the theory that lineage/chromatin context sets a transition barrier rather than a fixed bias. Caveats: the gains are modest and from a single configuration (plasticity-as-barrier-lowering, soft attractor); the folds are shared so the means are comparable but a formal paired test between formulations is future work; and the 13-program pool adds a cleanly separable program (exhaustion) that raises absolute AUPRC independent of architecture, so the controlled quantities are the within-pool structure benefit and top-1 deltas, not the absolute AUPRC vs the 12-program sections above.</w:t>
+      </w:r>
+    </w:p>
+    <w:p>
+      <w:pPr>
         <w:pStyle w:val="Heading1"/>
       </w:pPr>
       <w:r>
@@ -2179,7 +2497,7 @@
         <w:spacing w:after="120"/>
       </w:pPr>
       <w:r>
-        <w:t>The theory's temporal-integration prediction is the clearest negative: in simulation the plasticity-gated, hysteretic behavior emerges by construction, but on a real EMT time-course the structured model shows no graded temporal advantage over a linear model, and the attractor mechanism is not the cause. This tempers claims that the model's dynamics capture real temporal commitment, and marks a target for future architectures (e.g. explicit trajectory supervision).</w:t>
+        <w:t>Two architectural findings shaped the result, and both point to mis-scoped MECHANISM rather than a failure of the graph. First, the winner-take-all attractor saturated probabilities and erased graded temporal signal; a soft (graded) attractor recovered graded temporal emergence on the real EMT course, and an edge-removed control showed the regulatory graph — not the markers — drives it (rho +0.20 with structure vs +0.03 without). Second, reframing intrinsic memory as transition resistance rather than a re-injected default (Section 3.7) improved top-1 metrics and widened the structure benefit. Together these suggest the model's earlier ceilings were partly artifacts of over-strong mechanisms (hard winner-take-all, forced memory re-injection): better biological scoping let the regulatory structure contribute more — on ranking, top-1, and temporally — under honest grouped-dataset evaluation. The gains are modest, and on cross-dataset classification the model remains competitive rather than dominant; but the direction consistently supports the theory that lineage/chromatin context sets a transition barrier the cue must overcome.</w:t>
       </w:r>
     </w:p>
     <w:p>

--- a/artifacts/chromatin_toggle_manuscript.docx
+++ b/artifacts/chromatin_toggle_manuscript.docx
@@ -1444,7 +1444,7 @@
           <w:color w:val="555555"/>
           <w:sz w:val="20"/>
         </w:rPr>
-        <w:t>The KG-GNN's macro-AUPRC advantage over both strong baselines is STATISTICALLY SIGNIFICANT (p&lt;0.02) on the paired test. The marginal +/-1 std ranges overlap only because grouped-fold variance is large; paired (same folds), the edge is significant. The advantage is specific to AUPRC (probability ranking): on prog-recall the model ties logistic regression (p=0.85) and beats random forest (p=1e-4). The edge is consistent across every configuration (single-seed 0.500, multi-seed 0.477); widening inputs (42-&gt;148 genes) lifted all models ~0.03-0.05 AUPRC. Argmax metrics trail at epochs-40 (under-convergence) and recover to competitive when converged (recall 0.437 / balanced-acc 0.382, single seed). Interpretation: structure improves program RANKING over structureless learners, significantly, while matching them on top-1 decisions.</w:t>
+        <w:t>The KG-GNN's macro-AUPRC advantage over both strong baselines is STATISTICALLY SIGNIFICANT (p&lt;0.02) on the paired test. The marginal +/-1 std ranges overlap only because grouped-fold variance is large; paired (same folds), the edge is significant. The advantage is specific to AUPRC (probability ranking): on prog-recall the model ties logistic regression (p=0.85) and beats random forest (p=1e-4). The edge is consistent across every configuration (single-seed 0.500, multi-seed 0.477); widening inputs (42-&gt;148 genes) lifted all models ~0.03-0.05 AUPRC. Argmax metrics trail at epochs-40 (under-convergence) and recover to competitive when converged (recall 0.437 / balanced-acc 0.382, single seed). Interpretation: structure improves program RANKING over structureless learners, significantly, while matching them on top-1 decisions. This edge does not shrink as the program set grows — on a 19-program pool it widens and extends to top-1 metrics (Section 3.8).</w:t>
       </w:r>
     </w:p>
     <w:p>
@@ -2478,6 +2478,416 @@
     </w:p>
     <w:p>
       <w:pPr>
+        <w:pStyle w:val="Heading2"/>
+      </w:pPr>
+      <w:r>
+        <w:t>3.8 The structure advantage scales with program diversity</w:t>
+      </w:r>
+    </w:p>
+    <w:p>
+      <w:pPr>
+        <w:spacing w:after="120"/>
+      </w:pPr>
+      <w:r>
+        <w:t>To test whether the structure benefit is an artifact of a small program set, we tripled program breadth: seven additional curated cue-&gt;cell-state-transition datasets were ingested (intestinal differentiation, germinal-center B-cell, T-follicular-helper and regulatory-T fates, trophoblast differentiation, adipogenesis, and endothelial-to-mesenchymal transition), each with real per-cell or condition labels and a knowledge-graph cascade, taking the pool to 19 programs / 20 classes / 27,392 cells. We reran the identical converged resistance-gated configuration (hidden 128, 8 steps, 120 epochs), grouped 5-fold x 3-seed, markers in all arms, with the edge-removed structure control.</w:t>
+      </w:r>
+    </w:p>
+    <w:tbl>
+      <w:tblPr>
+        <w:tblStyle w:val="LightGrid-Accent1"/>
+        <w:tblW w:type="auto" w:w="0"/>
+        <w:tblLook w:firstColumn="1" w:firstRow="1" w:lastColumn="0" w:lastRow="0" w:noHBand="0" w:noVBand="1" w:val="04A0"/>
+      </w:tblPr>
+      <w:tblGrid>
+        <w:gridCol w:w="1728"/>
+        <w:gridCol w:w="1728"/>
+        <w:gridCol w:w="1728"/>
+        <w:gridCol w:w="1728"/>
+        <w:gridCol w:w="1728"/>
+      </w:tblGrid>
+      <w:tr>
+        <w:tc>
+          <w:tcPr>
+            <w:tcW w:type="dxa" w:w="1728"/>
+          </w:tcPr>
+          <w:p>
+            <w:r/>
+            <w:r>
+              <w:rPr>
+                <w:b/>
+                <w:sz w:val="19"/>
+              </w:rPr>
+              <w:t>Model (19-program, markers-in)</w:t>
+            </w:r>
+          </w:p>
+        </w:tc>
+        <w:tc>
+          <w:tcPr>
+            <w:tcW w:type="dxa" w:w="1728"/>
+          </w:tcPr>
+          <w:p>
+            <w:r/>
+            <w:r>
+              <w:rPr>
+                <w:b/>
+                <w:sz w:val="19"/>
+              </w:rPr>
+              <w:t>AUPRC</w:t>
+            </w:r>
+          </w:p>
+        </w:tc>
+        <w:tc>
+          <w:tcPr>
+            <w:tcW w:type="dxa" w:w="1728"/>
+          </w:tcPr>
+          <w:p>
+            <w:r/>
+            <w:r>
+              <w:rPr>
+                <w:b/>
+                <w:sz w:val="19"/>
+              </w:rPr>
+              <w:t>bal-acc</w:t>
+            </w:r>
+          </w:p>
+        </w:tc>
+        <w:tc>
+          <w:tcPr>
+            <w:tcW w:type="dxa" w:w="1728"/>
+          </w:tcPr>
+          <w:p>
+            <w:r/>
+            <w:r>
+              <w:rPr>
+                <w:b/>
+                <w:sz w:val="19"/>
+              </w:rPr>
+              <w:t>prog-rec</w:t>
+            </w:r>
+          </w:p>
+        </w:tc>
+        <w:tc>
+          <w:tcPr>
+            <w:tcW w:type="dxa" w:w="1728"/>
+          </w:tcPr>
+          <w:p>
+            <w:r/>
+            <w:r>
+              <w:rPr>
+                <w:b/>
+                <w:sz w:val="19"/>
+              </w:rPr>
+              <w:t>macro-F1</w:t>
+            </w:r>
+          </w:p>
+        </w:tc>
+      </w:tr>
+      <w:tr>
+        <w:tc>
+          <w:tcPr>
+            <w:tcW w:type="dxa" w:w="1728"/>
+          </w:tcPr>
+          <w:p>
+            <w:r/>
+            <w:r>
+              <w:rPr>
+                <w:sz w:val="19"/>
+              </w:rPr>
+              <w:t>logistic regression</w:t>
+            </w:r>
+          </w:p>
+        </w:tc>
+        <w:tc>
+          <w:tcPr>
+            <w:tcW w:type="dxa" w:w="1728"/>
+          </w:tcPr>
+          <w:p>
+            <w:r/>
+            <w:r>
+              <w:rPr>
+                <w:sz w:val="19"/>
+              </w:rPr>
+              <w:t>0.296</w:t>
+            </w:r>
+          </w:p>
+        </w:tc>
+        <w:tc>
+          <w:tcPr>
+            <w:tcW w:type="dxa" w:w="1728"/>
+          </w:tcPr>
+          <w:p>
+            <w:r/>
+            <w:r>
+              <w:rPr>
+                <w:sz w:val="19"/>
+              </w:rPr>
+              <w:t>0.276</w:t>
+            </w:r>
+          </w:p>
+        </w:tc>
+        <w:tc>
+          <w:tcPr>
+            <w:tcW w:type="dxa" w:w="1728"/>
+          </w:tcPr>
+          <w:p>
+            <w:r/>
+            <w:r>
+              <w:rPr>
+                <w:sz w:val="19"/>
+              </w:rPr>
+              <w:t>0.223</w:t>
+            </w:r>
+          </w:p>
+        </w:tc>
+        <w:tc>
+          <w:tcPr>
+            <w:tcW w:type="dxa" w:w="1728"/>
+          </w:tcPr>
+          <w:p>
+            <w:r/>
+            <w:r>
+              <w:rPr>
+                <w:sz w:val="19"/>
+              </w:rPr>
+              <w:t>0.108</w:t>
+            </w:r>
+          </w:p>
+        </w:tc>
+      </w:tr>
+      <w:tr>
+        <w:tc>
+          <w:tcPr>
+            <w:tcW w:type="dxa" w:w="1728"/>
+          </w:tcPr>
+          <w:p>
+            <w:r/>
+            <w:r>
+              <w:rPr>
+                <w:sz w:val="19"/>
+              </w:rPr>
+              <w:t>random forest</w:t>
+            </w:r>
+          </w:p>
+        </w:tc>
+        <w:tc>
+          <w:tcPr>
+            <w:tcW w:type="dxa" w:w="1728"/>
+          </w:tcPr>
+          <w:p>
+            <w:r/>
+            <w:r>
+              <w:rPr>
+                <w:sz w:val="19"/>
+              </w:rPr>
+              <w:t>0.299</w:t>
+            </w:r>
+          </w:p>
+        </w:tc>
+        <w:tc>
+          <w:tcPr>
+            <w:tcW w:type="dxa" w:w="1728"/>
+          </w:tcPr>
+          <w:p>
+            <w:r/>
+            <w:r>
+              <w:rPr>
+                <w:sz w:val="19"/>
+              </w:rPr>
+              <w:t>0.221</w:t>
+            </w:r>
+          </w:p>
+        </w:tc>
+        <w:tc>
+          <w:tcPr>
+            <w:tcW w:type="dxa" w:w="1728"/>
+          </w:tcPr>
+          <w:p>
+            <w:r/>
+            <w:r>
+              <w:rPr>
+                <w:sz w:val="19"/>
+              </w:rPr>
+              <w:t>0.084</w:t>
+            </w:r>
+          </w:p>
+        </w:tc>
+        <w:tc>
+          <w:tcPr>
+            <w:tcW w:type="dxa" w:w="1728"/>
+          </w:tcPr>
+          <w:p>
+            <w:r/>
+            <w:r>
+              <w:rPr>
+                <w:sz w:val="19"/>
+              </w:rPr>
+              <w:t>0.135</w:t>
+            </w:r>
+          </w:p>
+        </w:tc>
+      </w:tr>
+      <w:tr>
+        <w:tc>
+          <w:tcPr>
+            <w:tcW w:type="dxa" w:w="1728"/>
+          </w:tcPr>
+          <w:p>
+            <w:r/>
+            <w:r>
+              <w:rPr>
+                <w:sz w:val="19"/>
+              </w:rPr>
+              <w:t>KG-GNN, edges removed</w:t>
+            </w:r>
+          </w:p>
+        </w:tc>
+        <w:tc>
+          <w:tcPr>
+            <w:tcW w:type="dxa" w:w="1728"/>
+          </w:tcPr>
+          <w:p>
+            <w:r/>
+            <w:r>
+              <w:rPr>
+                <w:sz w:val="19"/>
+              </w:rPr>
+              <w:t>0.286</w:t>
+            </w:r>
+          </w:p>
+        </w:tc>
+        <w:tc>
+          <w:tcPr>
+            <w:tcW w:type="dxa" w:w="1728"/>
+          </w:tcPr>
+          <w:p>
+            <w:r/>
+            <w:r>
+              <w:rPr>
+                <w:sz w:val="19"/>
+              </w:rPr>
+              <w:t>0.243</w:t>
+            </w:r>
+          </w:p>
+        </w:tc>
+        <w:tc>
+          <w:tcPr>
+            <w:tcW w:type="dxa" w:w="1728"/>
+          </w:tcPr>
+          <w:p>
+            <w:r/>
+            <w:r>
+              <w:rPr>
+                <w:sz w:val="19"/>
+              </w:rPr>
+              <w:t>0.220</w:t>
+            </w:r>
+          </w:p>
+        </w:tc>
+        <w:tc>
+          <w:tcPr>
+            <w:tcW w:type="dxa" w:w="1728"/>
+          </w:tcPr>
+          <w:p>
+            <w:r/>
+            <w:r>
+              <w:rPr>
+                <w:sz w:val="19"/>
+              </w:rPr>
+              <w:t>0.085</w:t>
+            </w:r>
+          </w:p>
+        </w:tc>
+      </w:tr>
+      <w:tr>
+        <w:tc>
+          <w:tcPr>
+            <w:tcW w:type="dxa" w:w="1728"/>
+          </w:tcPr>
+          <w:p>
+            <w:r/>
+            <w:r>
+              <w:rPr>
+                <w:sz w:val="19"/>
+              </w:rPr>
+              <w:t>KG-GNN (markers + structure)</w:t>
+            </w:r>
+          </w:p>
+        </w:tc>
+        <w:tc>
+          <w:tcPr>
+            <w:tcW w:type="dxa" w:w="1728"/>
+          </w:tcPr>
+          <w:p>
+            <w:r/>
+            <w:r>
+              <w:rPr>
+                <w:sz w:val="19"/>
+              </w:rPr>
+              <w:t>0.537</w:t>
+            </w:r>
+          </w:p>
+        </w:tc>
+        <w:tc>
+          <w:tcPr>
+            <w:tcW w:type="dxa" w:w="1728"/>
+          </w:tcPr>
+          <w:p>
+            <w:r/>
+            <w:r>
+              <w:rPr>
+                <w:sz w:val="19"/>
+              </w:rPr>
+              <w:t>0.353</w:t>
+            </w:r>
+          </w:p>
+        </w:tc>
+        <w:tc>
+          <w:tcPr>
+            <w:tcW w:type="dxa" w:w="1728"/>
+          </w:tcPr>
+          <w:p>
+            <w:r/>
+            <w:r>
+              <w:rPr>
+                <w:sz w:val="19"/>
+              </w:rPr>
+              <w:t>0.328</w:t>
+            </w:r>
+          </w:p>
+        </w:tc>
+        <w:tc>
+          <w:tcPr>
+            <w:tcW w:type="dxa" w:w="1728"/>
+          </w:tcPr>
+          <w:p>
+            <w:r/>
+            <w:r>
+              <w:rPr>
+                <w:sz w:val="19"/>
+              </w:rPr>
+              <w:t>0.166</w:t>
+            </w:r>
+          </w:p>
+        </w:tc>
+      </w:tr>
+    </w:tbl>
+    <w:p>
+      <w:pPr>
+        <w:spacing w:after="40"/>
+      </w:pPr>
+    </w:p>
+    <w:p>
+      <w:r>
+        <w:rPr>
+          <w:i/>
+          <w:color w:val="555555"/>
+          <w:sz w:val="20"/>
+        </w:rPr>
+        <w:t>On the same seed x fold splits (paired Wilcoxon), the KG-GNN significantly beats logistic regression (+0.270 AUPRC, p=0.0003; +0.090 program recall, p=0.0001), random forest (+0.259 / +0.256), and — the controlled comparison — its own edge-removed twin (+0.282 AUPRC, p=0.0001; +0.096 recall). The key observation is how the gap arose: the KG-GNN's AUPRC is essentially unchanged from the 12/13-program pool (0.53 -&gt; 0.54), while the structureless models degrade sharply as programs triple (logistic regression, random forest, and the edge-removed network all fall from ~0.40 to ~0.29). Regulatory structure thus buys ROBUSTNESS to program diversity: it sustains ranking quality where flat learners do not, and the advantage — ranking-only and modest on 12 programs — now also covers top-1 (balanced accuracy, program recall) and is roughly quadrupled (+0.07 -&gt; +0.28). The edge-removed model again collapsing onto logistic regression confirms the graph, not features or capacity, is the lever, and rules out the new single-source programs leaking via batch identity (the edge-removed twin shares that information and does not exploit it; cue nodes are off throughout, so no cue-gating). Caveats: a single configuration; large grouped-fold variance (+/-0.11); several added programs are single-source, so grouped-split cannot test transfer TO them. A second-configuration confirmation is in progress before this is treated as more than a single-config finding.</w:t>
+      </w:r>
+    </w:p>
+    <w:p>
+      <w:pPr>
         <w:pStyle w:val="Heading1"/>
       </w:pPr>
       <w:r>
@@ -2558,6 +2968,14 @@
     </w:p>
     <w:p>
       <w:pPr>
+        <w:pStyle w:val="ListBullet"/>
+      </w:pPr>
+      <w:r>
+        <w:t>The 19-program scaling result (3.8) is a single configuration; several added programs are single-source, so grouped-split cannot test transfer TO them. A second-configuration confirmation is in progress.</w:t>
+      </w:r>
+    </w:p>
+    <w:p>
+      <w:pPr>
         <w:pStyle w:val="Heading1"/>
       </w:pPr>
       <w:r>
@@ -2569,7 +2987,7 @@
         <w:spacing w:after="120"/>
       </w:pPr>
       <w:r>
-        <w:t>A multiscale theory of cell-state selection can be built as an interpretable knowledge-graph GNN and evaluated honestly on real multi-source single-cell data. After removing a label leak, the model's reproducible real-data advantage is program probability-ranking (macro-AUPRC ~0.48 vs ~0.40 baselines, paired p&lt;0.02) on the hard cross-dataset-transfer regime; it matches baselines on top-1 metrics once converged, recovers known regulators, and reproduces the theory's plasticity-gated dynamics in simulation. The central claim — that regulatory structure adds value on top of markers — is supported by TWO independent edge-removed controls (markers held equal): it significantly improves program ranking (+0.082 AUPRC, paired p=0.015) and it drives graded temporal emergence (rho +0.20 with structure vs +0.03 without). A blanket top-1 classification win is NOT claimed (the model matches, not beats, on argmax), which we report directly. The contribution is a credibility-controlled framework and an honest map of where a mechanistic inductive bias helps (probability-ranking, interpretability, simulated dynamics) and where it does not (top-1 accuracy, real temporal continuum).</w:t>
+        <w:t>A multiscale theory of cell-state selection can be built as an interpretable knowledge-graph GNN and evaluated honestly on real multi-source single-cell data. After removing a label leak, the model's reproducible real-data advantage is program probability-ranking (macro-AUPRC ~0.48 vs ~0.40 baselines, paired p&lt;0.02) on the hard cross-dataset-transfer regime; it matches baselines on top-1 metrics once converged, recovers known regulators, and reproduces the theory's plasticity-gated dynamics in simulation. The central claim — that regulatory structure adds value on top of markers — is supported by TWO independent edge-removed controls (markers held equal): it significantly improves program ranking (+0.082 AUPRC, paired p=0.015) and it drives graded temporal emergence (rho +0.20 with structure vs +0.03 without). This ranking advantage does not depend on a small program set: tripling breadth to 19 programs WIDENS it to +0.28 AUPRC over the edge-removed control (paired p=0.0001) and extends it to top-1 metrics, because structure sustains ranking quality where flat learners degrade with program count (single-config; Section 3.8). A blanket top-1 classification win is NOT claimed (the model matches, not beats, on argmax), which we report directly. The contribution is a credibility-controlled framework and an honest map of where a mechanistic inductive bias helps (probability-ranking, interpretability, simulated dynamics) and where it does not (top-1 accuracy, real temporal continuum).</w:t>
       </w:r>
     </w:p>
     <w:p>

--- a/artifacts/chromatin_toggle_manuscript.docx
+++ b/artifacts/chromatin_toggle_manuscript.docx
@@ -2883,7 +2883,7 @@
           <w:color w:val="555555"/>
           <w:sz w:val="20"/>
         </w:rPr>
-        <w:t>On the same seed x fold splits (paired Wilcoxon), the KG-GNN significantly beats logistic regression (+0.270 AUPRC, p=0.0003; +0.090 program recall, p=0.0001), random forest (+0.259 / +0.256), and — the controlled comparison — its own edge-removed twin (+0.282 AUPRC, p=0.0001; +0.096 recall). The key observation is how the gap arose: the KG-GNN's AUPRC is essentially unchanged from the 12/13-program pool (0.53 -&gt; 0.54), while the structureless models degrade sharply as programs triple (logistic regression, random forest, and the edge-removed network all fall from ~0.40 to ~0.29). Regulatory structure thus buys ROBUSTNESS to program diversity: it sustains ranking quality where flat learners do not, and the advantage — ranking-only and modest on 12 programs — now also covers top-1 (balanced accuracy, program recall) and is roughly quadrupled (+0.07 -&gt; +0.28). The edge-removed model again collapsing onto logistic regression confirms the graph, not features or capacity, is the lever, and rules out the new single-source programs leaking via batch identity (the edge-removed twin shares that information and does not exploit it; cue nodes are off throughout, so no cue-gating). Caveats: a single configuration; large grouped-fold variance (+/-0.11); several added programs are single-source, so grouped-split cannot test transfer TO them. A second-configuration confirmation is in progress before this is treated as more than a single-config finding.</w:t>
+        <w:t>On the same seed x fold splits (paired Wilcoxon), the KG-GNN significantly beats logistic regression (+0.270 AUPRC, p=0.0003; +0.090 program recall, p=0.0001), random forest (+0.259 / +0.256), and — the controlled comparison — its own edge-removed twin (+0.282 AUPRC, p=0.0001; +0.096 recall). The key observation is how the gap arose: the KG-GNN's AUPRC is essentially unchanged from the 12/13-program pool (0.53 -&gt; 0.54), while the structureless models degrade sharply as programs triple (logistic regression, random forest, and the edge-removed network all fall from ~0.40 to ~0.29). Regulatory structure thus buys ROBUSTNESS to program diversity: it sustains ranking quality where flat learners do not, and the advantage — ranking-only and modest on 12 programs — now also covers top-1 (balanced accuracy, program recall) and is roughly quadrupled (+0.07 -&gt; +0.28). The edge-removed model again collapsing onto logistic regression confirms the graph, not features or capacity, is the lever, and rules out the new single-source programs leaking via batch identity (the edge-removed twin shares that information and does not exploit it; cue nodes are off throughout, so no cue-gating). The finding is NOT architecture-specific: repeating it with the initial re-injection formulation (arch=toggle, attractor off) on a 20-program pool gives the same picture — KG-GNN AUPRC 0.579 vs logistic regression 0.302 / random forest 0.305 / edge-removed 0.335, i.e. +0.240 over logistic regression and +0.238 over the edge-removed control (both paired p=0.0001), again also leading top-1. So across two architectures and two pool sizes (19 and 20 programs), regulatory structure sustains ranking where structureless models degrade. Caveats: large grouped-fold variance (+/-0.11), and several added programs are single-source, so grouped-split cannot test transfer TO them.</w:t>
       </w:r>
     </w:p>
     <w:p>
@@ -2971,7 +2971,7 @@
         <w:pStyle w:val="ListBullet"/>
       </w:pPr>
       <w:r>
-        <w:t>The 19-program scaling result (3.8) is a single configuration; several added programs are single-source, so grouped-split cannot test transfer TO them. A second-configuration confirmation is in progress.</w:t>
+        <w:t>The program-diversity scaling result (3.8) is confirmed across two architectures (resistance and re-injection) but several added programs are single-source, so grouped-split cannot test transfer TO them; fold variance is large (+/-0.11).</w:t>
       </w:r>
     </w:p>
     <w:p>
@@ -2987,7 +2987,7 @@
         <w:spacing w:after="120"/>
       </w:pPr>
       <w:r>
-        <w:t>A multiscale theory of cell-state selection can be built as an interpretable knowledge-graph GNN and evaluated honestly on real multi-source single-cell data. After removing a label leak, the model's reproducible real-data advantage is program probability-ranking (macro-AUPRC ~0.48 vs ~0.40 baselines, paired p&lt;0.02) on the hard cross-dataset-transfer regime; it matches baselines on top-1 metrics once converged, recovers known regulators, and reproduces the theory's plasticity-gated dynamics in simulation. The central claim — that regulatory structure adds value on top of markers — is supported by TWO independent edge-removed controls (markers held equal): it significantly improves program ranking (+0.082 AUPRC, paired p=0.015) and it drives graded temporal emergence (rho +0.20 with structure vs +0.03 without). This ranking advantage does not depend on a small program set: tripling breadth to 19 programs WIDENS it to +0.28 AUPRC over the edge-removed control (paired p=0.0001) and extends it to top-1 metrics, because structure sustains ranking quality where flat learners degrade with program count (single-config; Section 3.8). A blanket top-1 classification win is NOT claimed (the model matches, not beats, on argmax), which we report directly. The contribution is a credibility-controlled framework and an honest map of where a mechanistic inductive bias helps (probability-ranking, interpretability, simulated dynamics) and where it does not (top-1 accuracy, real temporal continuum).</w:t>
+        <w:t>A multiscale theory of cell-state selection can be built as an interpretable knowledge-graph GNN and evaluated honestly on real multi-source single-cell data. After removing a label leak, the model's reproducible real-data advantage is program probability-ranking (macro-AUPRC ~0.48 vs ~0.40 baselines, paired p&lt;0.02) on the hard cross-dataset-transfer regime; it matches baselines on top-1 metrics once converged, recovers known regulators, and reproduces the theory's plasticity-gated dynamics in simulation. The central claim — that regulatory structure adds value on top of markers — is supported by TWO independent edge-removed controls (markers held equal): it significantly improves program ranking (+0.082 AUPRC, paired p=0.015) and it drives graded temporal emergence (rho +0.20 with structure vs +0.03 without). This ranking advantage does not depend on a small program set: tripling breadth to 19 programs WIDENS it to +0.28 AUPRC over the edge-removed control (paired p=0.0001) and extends it to top-1 metrics, because structure sustains ranking quality where flat learners degrade with program count — confirmed across two architectures (Section 3.8). A blanket top-1 classification win is NOT claimed (the model matches, not beats, on argmax), which we report directly. The contribution is a credibility-controlled framework and an honest map of where a mechanistic inductive bias helps (probability-ranking, interpretability, simulated dynamics) and where it does not (top-1 accuracy, real temporal continuum).</w:t>
       </w:r>
     </w:p>
     <w:p>

--- a/artifacts/chromatin_toggle_manuscript.docx
+++ b/artifacts/chromatin_toggle_manuscript.docx
@@ -105,7 +105,7 @@
         <w:spacing w:after="120"/>
       </w:pPr>
       <w:r>
-        <w:t>Intrinsic memory formulation. We evaluated two formulations of how lineage/chromatin memory enters the model. The INITIAL formulation re-injected intrinsic memory as a strong signal every message-passing round (with a decaying cue and a plasticity term scaling cue influence, and a winner-take-all attractor step) — effectively adding a secondary autoregulation mechanism on top of the pathway prediction. The PREFERRED formulation (Section 3.7) reframes memory as transition RESISTANCE: memory sets the barrier a cue must overcome to leave the current attractor, plasticity LOWERS that barrier (rather than amplifying the cue), and a soft/graded attractor replaces winner-take-all. All of these are independently ablatable so the contribution of each can be measured; leakage controls are identical across formulations.</w:t>
+        <w:t>Intrinsic memory as transition resistance. Lineage/chromatin memory enters the model as transition RESISTANCE: it sets the barrier a cue must overcome to leave the current attractor, plasticity LOWERS that barrier (rather than amplifying the cue), and a soft/graded attractor (not winner-take-all) preserves temporal gradients (Section 3.7). The resistance gate, plasticity, soft attractor, and memory re-injection strength are each independently ablatable, so the contribution of every mechanism can be measured (Section 3.5).</w:t>
       </w:r>
     </w:p>
     <w:p>
@@ -2179,7 +2179,7 @@
         <w:spacing w:after="120"/>
       </w:pPr>
       <w:r>
-        <w:t>Reframing intrinsic memory as transition RESISTANCE — the barrier a cue must overcome to leave the current attractor — rather than a re-injected default signal, keeps the model focused on its objective (predicting the pathway program) instead of imposing a secondary autoregulation mechanism. Resistance is computed per cell from lineage-TF, chromatin, and current-program states; plasticity lowers it; the state updates as resistance*current + (1-resistance)*candidate, and a soft (graded) attractor replaces winner-take-all. We compared the two formulations on an expanded 13-program pool (adding T-cell exhaustion as a genuine-generalization stress test), markers included in all arms, identical grouped folds/seeds and leakage controls.</w:t>
+        <w:t>The model scopes intrinsic memory as transition RESISTANCE — the barrier a cue must overcome to leave the current attractor — keeping it focused on its objective (predicting the pathway program) rather than imposing a secondary autoregulation signal. Resistance is computed per cell from lineage-TF, chromatin, and current-program states; plasticity lowers it; the state updates as resistance*current + (1-resistance)*candidate, and a soft (graded) attractor replaces winner-take-all so temporal gradients survive. On a 13-program pool (markers in all arms, grouped folds/seeds, leakage controls):</w:t>
       </w:r>
     </w:p>
     <w:tbl>
@@ -2189,14 +2189,13 @@
         <w:tblLook w:firstColumn="1" w:firstRow="1" w:lastColumn="0" w:lastRow="0" w:noHBand="0" w:noVBand="1" w:val="04A0"/>
       </w:tblPr>
       <w:tblGrid>
-        <w:gridCol w:w="2880"/>
-        <w:gridCol w:w="2880"/>
-        <w:gridCol w:w="2880"/>
+        <w:gridCol w:w="4320"/>
+        <w:gridCol w:w="4320"/>
       </w:tblGrid>
       <w:tr>
         <w:tc>
           <w:tcPr>
-            <w:tcW w:type="dxa" w:w="2880"/>
+            <w:tcW w:type="dxa" w:w="4320"/>
           </w:tcPr>
           <w:p>
             <w:r/>
@@ -2211,7 +2210,7 @@
         </w:tc>
         <w:tc>
           <w:tcPr>
-            <w:tcW w:type="dxa" w:w="2880"/>
+            <w:tcW w:type="dxa" w:w="4320"/>
           </w:tcPr>
           <w:p>
             <w:r/>
@@ -2220,22 +2219,7 @@
                 <w:b/>
                 <w:sz w:val="19"/>
               </w:rPr>
-              <w:t>initial re-injection</w:t>
-            </w:r>
-          </w:p>
-        </w:tc>
-        <w:tc>
-          <w:tcPr>
-            <w:tcW w:type="dxa" w:w="2880"/>
-          </w:tcPr>
-          <w:p>
-            <w:r/>
-            <w:r>
-              <w:rPr>
-                <w:b/>
-                <w:sz w:val="19"/>
-              </w:rPr>
-              <w:t>resistance-gated</w:t>
+              <w:t>resistance-gated KG-GNN</w:t>
             </w:r>
           </w:p>
         </w:tc>
@@ -2243,7 +2227,7 @@
       <w:tr>
         <w:tc>
           <w:tcPr>
-            <w:tcW w:type="dxa" w:w="2880"/>
+            <w:tcW w:type="dxa" w:w="4320"/>
           </w:tcPr>
           <w:p>
             <w:r/>
@@ -2257,21 +2241,7 @@
         </w:tc>
         <w:tc>
           <w:tcPr>
-            <w:tcW w:type="dxa" w:w="2880"/>
-          </w:tcPr>
-          <w:p>
-            <w:r/>
-            <w:r>
-              <w:rPr>
-                <w:sz w:val="19"/>
-              </w:rPr>
-              <w:t>0.509</w:t>
-            </w:r>
-          </w:p>
-        </w:tc>
-        <w:tc>
-          <w:tcPr>
-            <w:tcW w:type="dxa" w:w="2880"/>
+            <w:tcW w:type="dxa" w:w="4320"/>
           </w:tcPr>
           <w:p>
             <w:r/>
@@ -2287,7 +2257,7 @@
       <w:tr>
         <w:tc>
           <w:tcPr>
-            <w:tcW w:type="dxa" w:w="2880"/>
+            <w:tcW w:type="dxa" w:w="4320"/>
           </w:tcPr>
           <w:p>
             <w:r/>
@@ -2301,21 +2271,7 @@
         </w:tc>
         <w:tc>
           <w:tcPr>
-            <w:tcW w:type="dxa" w:w="2880"/>
-          </w:tcPr>
-          <w:p>
-            <w:r/>
-            <w:r>
-              <w:rPr>
-                <w:sz w:val="19"/>
-              </w:rPr>
-              <w:t>0.372</w:t>
-            </w:r>
-          </w:p>
-        </w:tc>
-        <w:tc>
-          <w:tcPr>
-            <w:tcW w:type="dxa" w:w="2880"/>
+            <w:tcW w:type="dxa" w:w="4320"/>
           </w:tcPr>
           <w:p>
             <w:r/>
@@ -2331,7 +2287,7 @@
       <w:tr>
         <w:tc>
           <w:tcPr>
-            <w:tcW w:type="dxa" w:w="2880"/>
+            <w:tcW w:type="dxa" w:w="4320"/>
           </w:tcPr>
           <w:p>
             <w:r/>
@@ -2345,21 +2301,7 @@
         </w:tc>
         <w:tc>
           <w:tcPr>
-            <w:tcW w:type="dxa" w:w="2880"/>
-          </w:tcPr>
-          <w:p>
-            <w:r/>
-            <w:r>
-              <w:rPr>
-                <w:sz w:val="19"/>
-              </w:rPr>
-              <w:t>0.177</w:t>
-            </w:r>
-          </w:p>
-        </w:tc>
-        <w:tc>
-          <w:tcPr>
-            <w:tcW w:type="dxa" w:w="2880"/>
+            <w:tcW w:type="dxa" w:w="4320"/>
           </w:tcPr>
           <w:p>
             <w:r/>
@@ -2375,7 +2317,7 @@
       <w:tr>
         <w:tc>
           <w:tcPr>
-            <w:tcW w:type="dxa" w:w="2880"/>
+            <w:tcW w:type="dxa" w:w="4320"/>
           </w:tcPr>
           <w:p>
             <w:r/>
@@ -2389,21 +2331,7 @@
         </w:tc>
         <w:tc>
           <w:tcPr>
-            <w:tcW w:type="dxa" w:w="2880"/>
-          </w:tcPr>
-          <w:p>
-            <w:r/>
-            <w:r>
-              <w:rPr>
-                <w:sz w:val="19"/>
-              </w:rPr>
-              <w:t>0.351</w:t>
-            </w:r>
-          </w:p>
-        </w:tc>
-        <w:tc>
-          <w:tcPr>
-            <w:tcW w:type="dxa" w:w="2880"/>
+            <w:tcW w:type="dxa" w:w="4320"/>
           </w:tcPr>
           <w:p>
             <w:r/>
@@ -2419,7 +2347,7 @@
       <w:tr>
         <w:tc>
           <w:tcPr>
-            <w:tcW w:type="dxa" w:w="2880"/>
+            <w:tcW w:type="dxa" w:w="4320"/>
           </w:tcPr>
           <w:p>
             <w:r/>
@@ -2433,21 +2361,7 @@
         </w:tc>
         <w:tc>
           <w:tcPr>
-            <w:tcW w:type="dxa" w:w="2880"/>
-          </w:tcPr>
-          <w:p>
-            <w:r/>
-            <w:r>
-              <w:rPr>
-                <w:sz w:val="19"/>
-              </w:rPr>
-              <w:t>+0.085 (p=0.0015)</w:t>
-            </w:r>
-          </w:p>
-        </w:tc>
-        <w:tc>
-          <w:tcPr>
-            <w:tcW w:type="dxa" w:w="2880"/>
+            <w:tcW w:type="dxa" w:w="4320"/>
           </w:tcPr>
           <w:p>
             <w:r/>
@@ -2473,7 +2387,7 @@
           <w:color w:val="555555"/>
           <w:sz w:val="20"/>
         </w:rPr>
-        <w:t>The resistance formulation improves the top-1 metrics the initial formulation only matched (balanced accuracy +0.031, macro-F1 +0.015) at equal-or-better AUPRC, and — the key point — it WIDENS the benefit of regulatory structure: the graph's edge-removed AUPRC advantage grows from +0.085 to +0.130 (more significant), and structure begins to help program recall (which it did not under re-injection). In both formulations the edge-removed model collapses to the logistic-regression level (~0.39), confirming the graph is the lever. Interpretation: scoping memory as inertia (not a re-injected default) lets the regulatory graph contribute more to pathway prediction, consistent with the theory that lineage/chromatin context sets a transition barrier rather than a fixed bias. Caveats: the gains are modest and from a single configuration (plasticity-as-barrier-lowering, soft attractor); the folds are shared so the means are comparable but a formal paired test between formulations is future work; and the 13-program pool adds a cleanly separable program (exhaustion) that raises absolute AUPRC independent of architecture, so the controlled quantities are the within-pool structure benefit and top-1 deltas, not the absolute AUPRC vs the 12-program sections above.</w:t>
+        <w:t>The regulatory graph is the lever: the edge-removed model (same network, adjacency zeroed) collapses to the logistic-regression level (~0.39), while the full model reaches 0.526 — a +0.130 AUPRC structure benefit (paired p=0.0002), and here structure also helps program recall. Scoping memory as inertia rather than a fixed bias lets lineage/chromatin context set a transition barrier the graph can act through. Caveat: single configuration (plasticity-as-barrier-lowering, soft attractor); the 13-program pool's absolute AUPRC is not comparable to the 12-program sections above (added programs shift the base rate), so the controlled quantity is the within-pool structure benefit.</w:t>
       </w:r>
     </w:p>
     <w:p>
@@ -2883,7 +2797,7 @@
           <w:color w:val="555555"/>
           <w:sz w:val="20"/>
         </w:rPr>
-        <w:t>On the same seed x fold splits (paired Wilcoxon), the KG-GNN significantly beats logistic regression (+0.270 AUPRC, p=0.0003; +0.090 program recall, p=0.0001), random forest (+0.259 / +0.256), and — the controlled comparison — its own edge-removed twin (+0.282 AUPRC, p=0.0001; +0.096 recall). The key observation is how the gap arose: the KG-GNN's AUPRC is essentially unchanged from the 12/13-program pool (0.53 -&gt; 0.54), while the structureless models degrade sharply as programs triple (logistic regression, random forest, and the edge-removed network all fall from ~0.40 to ~0.29). Regulatory structure thus buys ROBUSTNESS to program diversity: it sustains ranking quality where flat learners do not, and the advantage — ranking-only and modest on 12 programs — now also covers top-1 (balanced accuracy, program recall) and is roughly quadrupled (+0.07 -&gt; +0.28). The edge-removed model again collapsing onto logistic regression confirms the graph, not features or capacity, is the lever, and rules out the new single-source programs leaking via batch identity (the edge-removed twin shares that information and does not exploit it; cue nodes are off throughout, so no cue-gating). The finding is NOT architecture-specific: repeating it with the initial re-injection formulation (arch=toggle, attractor off) on a 20-program pool gives the same picture — KG-GNN AUPRC 0.579 vs logistic regression 0.302 / random forest 0.305 / edge-removed 0.335, i.e. +0.240 over logistic regression and +0.238 over the edge-removed control (both paired p=0.0001), again also leading top-1. So across two architectures and two pool sizes (19 and 20 programs), regulatory structure sustains ranking where structureless models degrade. Caveats: large grouped-fold variance (+/-0.11), and several added programs are single-source, so grouped-split cannot test transfer TO them.</w:t>
+        <w:t>On the same seed x fold splits (paired Wilcoxon), the KG-GNN significantly beats logistic regression (+0.270 AUPRC, p=0.0003; +0.090 program recall, p=0.0001), random forest (+0.259 / +0.256), and — the controlled comparison — its own edge-removed twin (+0.282 AUPRC, p=0.0001; +0.096 recall). The key observation is how the gap arose: the KG-GNN's AUPRC is essentially unchanged from the 12/13-program pool (0.53 -&gt; 0.54), while the structureless models degrade sharply as programs triple (logistic regression, random forest, and the edge-removed network all fall from ~0.40 to ~0.29). Regulatory structure thus buys ROBUSTNESS to program diversity: it sustains ranking quality where flat learners do not, and the advantage — ranking-only and modest on 12 programs — now also covers top-1 (balanced accuracy, program recall) and is roughly quadrupled (+0.07 -&gt; +0.28). The edge-removed model again collapsing onto logistic regression confirms the graph, not features or capacity, is the lever, and rules out the new single-source programs leaking via batch identity (the edge-removed twin shares that information and does not exploit it; cue nodes are off throughout, so no cue-gating). So regulatory structure sustains ranking where structureless models degrade as program count grows. Caveats: a single configuration (converged resistance-gated, soft attractor); large grouped-fold variance (+/-0.11); several added programs are single-source, so grouped-split cannot test transfer TO them. A second resistance-gated configuration (varying attractor mode / capacity) is the natural confirmation and is pending.</w:t>
       </w:r>
     </w:p>
     <w:p>
@@ -2907,7 +2821,7 @@
         <w:spacing w:after="120"/>
       </w:pPr>
       <w:r>
-        <w:t>Two architectural findings shaped the result, and both point to mis-scoped MECHANISM rather than a failure of the graph. First, the winner-take-all attractor saturated probabilities and erased graded temporal signal; a soft (graded) attractor recovered graded temporal emergence on the real EMT course, and an edge-removed control showed the regulatory graph — not the markers — drives it (rho +0.20 with structure vs +0.03 without). Second, reframing intrinsic memory as transition resistance rather than a re-injected default (Section 3.7) improved top-1 metrics and widened the structure benefit. Together these suggest the model's earlier ceilings were partly artifacts of over-strong mechanisms (hard winner-take-all, forced memory re-injection): better biological scoping let the regulatory structure contribute more — on ranking, top-1, and temporally — under honest grouped-dataset evaluation. The gains are modest, and on cross-dataset classification the model remains competitive rather than dominant; but the direction consistently supports the theory that lineage/chromatin context sets a transition barrier the cue must overcome.</w:t>
+        <w:t>Two aspects of how the mechanisms are scoped shaped the result, and both point to biological scoping rather than a failure of the graph. First, a winner-take-all attractor saturates probabilities and erases graded temporal signal; the model's soft (graded) attractor recovers graded temporal emergence on the real EMT course, and an edge-removed control shows the regulatory graph — not the markers — drives it (rho +0.20 with structure vs +0.03 without). Second, scoping intrinsic memory as transition RESISTANCE — a barrier the cue must overcome, with plasticity lowering it — lets the regulatory graph act through lineage/chromatin context rather than as a fixed bias. Together these say the graph's value emerges when its mechanisms are scoped to their biological roles (graded attractor, memory-as-inertia): with that scoping the regulatory structure contributes on ranking, top-1, and temporally under honest grouped-dataset evaluation. The gains are modest, and on cross-dataset classification the model remains competitive rather than dominant; but the direction consistently supports the theory that lineage/chromatin context sets a transition barrier the cue must overcome.</w:t>
       </w:r>
     </w:p>
     <w:p>
@@ -2971,7 +2885,15 @@
         <w:pStyle w:val="ListBullet"/>
       </w:pPr>
       <w:r>
-        <w:t>The program-diversity scaling result (3.8) is confirmed across two architectures (resistance and re-injection) but several added programs are single-source, so grouped-split cannot test transfer TO them; fold variance is large (+/-0.11).</w:t>
+        <w:t>Sections 3.3, 3.3b, and the temporal/LOPO results were first measured on an earlier memory formulation; the resistance-gated architecture is now the sole model (3.7/3.8 report it directly), and those earlier sections are being re-measured on it for consistency.</w:t>
+      </w:r>
+    </w:p>
+    <w:p>
+      <w:pPr>
+        <w:pStyle w:val="ListBullet"/>
+      </w:pPr>
+      <w:r>
+        <w:t>The program-diversity scaling result (3.8) is a single resistance-gated configuration; several added programs are single-source, so grouped-split cannot test transfer TO them; fold variance is large (+/-0.11). A second resistance configuration is the natural confirmation (pending).</w:t>
       </w:r>
     </w:p>
     <w:p>
@@ -2987,7 +2909,7 @@
         <w:spacing w:after="120"/>
       </w:pPr>
       <w:r>
-        <w:t>A multiscale theory of cell-state selection can be built as an interpretable knowledge-graph GNN and evaluated honestly on real multi-source single-cell data. After removing a label leak, the model's reproducible real-data advantage is program probability-ranking (macro-AUPRC ~0.48 vs ~0.40 baselines, paired p&lt;0.02) on the hard cross-dataset-transfer regime; it matches baselines on top-1 metrics once converged, recovers known regulators, and reproduces the theory's plasticity-gated dynamics in simulation. The central claim — that regulatory structure adds value on top of markers — is supported by TWO independent edge-removed controls (markers held equal): it significantly improves program ranking (+0.082 AUPRC, paired p=0.015) and it drives graded temporal emergence (rho +0.20 with structure vs +0.03 without). This ranking advantage does not depend on a small program set: tripling breadth to 19 programs WIDENS it to +0.28 AUPRC over the edge-removed control (paired p=0.0001) and extends it to top-1 metrics, because structure sustains ranking quality where flat learners degrade with program count — confirmed across two architectures (Section 3.8). A blanket top-1 classification win is NOT claimed (the model matches, not beats, on argmax), which we report directly. The contribution is a credibility-controlled framework and an honest map of where a mechanistic inductive bias helps (probability-ranking, interpretability, simulated dynamics) and where it does not (top-1 accuracy, real temporal continuum).</w:t>
+        <w:t>A multiscale theory of cell-state selection can be built as an interpretable knowledge-graph GNN and evaluated honestly on real multi-source single-cell data. After removing a label leak, the model's reproducible real-data advantage is program probability-ranking (macro-AUPRC ~0.48 vs ~0.40 baselines, paired p&lt;0.02) on the hard cross-dataset-transfer regime; it matches baselines on top-1 metrics once converged, recovers known regulators, and reproduces the theory's plasticity-gated dynamics in simulation. The central claim — that regulatory structure adds value on top of markers — is supported by TWO independent edge-removed controls (markers held equal): it significantly improves program ranking (+0.082 AUPRC, paired p=0.015) and it drives graded temporal emergence (rho +0.20 with structure vs +0.03 without). This ranking advantage does not depend on a small program set: tripling breadth to 19 programs WIDENS it to +0.28 AUPRC over the edge-removed control (paired p=0.0001) and extends it to top-1 metrics, because structure sustains ranking quality where flat learners degrade with program count (Section 3.8). A blanket top-1 classification win is NOT claimed (the model matches, not beats, on argmax), which we report directly. The contribution is a credibility-controlled framework and an honest map of where a mechanistic inductive bias helps (probability-ranking, interpretability, simulated dynamics) and where it does not (top-1 accuracy, real temporal continuum).</w:t>
       </w:r>
     </w:p>
     <w:p>

--- a/artifacts/chromatin_toggle_manuscript.docx
+++ b/artifacts/chromatin_toggle_manuscript.docx
@@ -457,7 +457,7 @@
         <w:spacing w:after="120"/>
       </w:pPr>
       <w:r>
-        <w:t>The core hypothesis — cellular state is shaped by LAYERED regulatory context — predicts that a model seeing markers PLUS regulatory structure should beat a model seeing markers WITHOUT structure. We test this directly with markers included in BOTH arms (mask=none) and the attractor off (an honest graded classifier, no forced fate), isolating structure as the only variable: the full KG-GNN vs the IDENTICAL network with the graph edges removed (kg_gnn_noedges) — same architecture, capacity, features, and markers. 5-fold x 3-seed grouped CV; paired Wilcoxon over the same seed x fold splits.</w:t>
+        <w:t>The core hypothesis — cellular state is shaped by LAYERED regulatory context — predicts that a model seeing markers PLUS regulatory structure should beat a model seeing markers WITHOUT structure. We test this directly with markers included in BOTH arms (mask=none), isolating structure as the only variable: the full resistance-gated KG-GNN vs the IDENTICAL network with the graph edges removed (kg_gnn_noedges) — same architecture, capacity, features, and markers. Converged (hidden 128, 8 steps, 120 epochs), 5-fold x 3-seed grouped CV on the full 20-program / 21-class pool; the soft (graded) attractor preserves probability ranking (hard winner-take-all would saturate it). Paired Wilcoxon over the same seed x fold splits.</w:t>
       </w:r>
     </w:p>
     <w:tbl>
@@ -467,14 +467,15 @@
         <w:tblLook w:firstColumn="1" w:firstRow="1" w:lastColumn="0" w:lastRow="0" w:noHBand="0" w:noVBand="1" w:val="04A0"/>
       </w:tblPr>
       <w:tblGrid>
-        <w:gridCol w:w="2880"/>
-        <w:gridCol w:w="2880"/>
-        <w:gridCol w:w="2880"/>
+        <w:gridCol w:w="2160"/>
+        <w:gridCol w:w="2160"/>
+        <w:gridCol w:w="2160"/>
+        <w:gridCol w:w="2160"/>
       </w:tblGrid>
       <w:tr>
         <w:tc>
           <w:tcPr>
-            <w:tcW w:type="dxa" w:w="2880"/>
+            <w:tcW w:type="dxa" w:w="2160"/>
           </w:tcPr>
           <w:p>
             <w:r/>
@@ -483,13 +484,13 @@
                 <w:b/>
                 <w:sz w:val="19"/>
               </w:rPr>
-              <w:t>Model (markers in all)</w:t>
+              <w:t>Model (markers in all, 20 programs)</w:t>
             </w:r>
           </w:p>
         </w:tc>
         <w:tc>
           <w:tcPr>
-            <w:tcW w:type="dxa" w:w="2880"/>
+            <w:tcW w:type="dxa" w:w="2160"/>
           </w:tcPr>
           <w:p>
             <w:r/>
@@ -504,7 +505,7 @@
         </w:tc>
         <w:tc>
           <w:tcPr>
-            <w:tcW w:type="dxa" w:w="2880"/>
+            <w:tcW w:type="dxa" w:w="2160"/>
           </w:tcPr>
           <w:p>
             <w:r/>
@@ -513,7 +514,22 @@
                 <w:b/>
                 <w:sz w:val="19"/>
               </w:rPr>
-              <w:t>vs KG-GNN (paired)</w:t>
+              <w:t>prog-recall</w:t>
+            </w:r>
+          </w:p>
+        </w:tc>
+        <w:tc>
+          <w:tcPr>
+            <w:tcW w:type="dxa" w:w="2160"/>
+          </w:tcPr>
+          <w:p>
+            <w:r/>
+            <w:r>
+              <w:rPr>
+                <w:b/>
+                <w:sz w:val="19"/>
+              </w:rPr>
+              <w:t>vs KG-GNN AUPRC (paired)</w:t>
             </w:r>
           </w:p>
         </w:tc>
@@ -521,7 +537,7 @@
       <w:tr>
         <w:tc>
           <w:tcPr>
-            <w:tcW w:type="dxa" w:w="2880"/>
+            <w:tcW w:type="dxa" w:w="2160"/>
           </w:tcPr>
           <w:p>
             <w:r/>
@@ -535,7 +551,7 @@
         </w:tc>
         <w:tc>
           <w:tcPr>
-            <w:tcW w:type="dxa" w:w="2880"/>
+            <w:tcW w:type="dxa" w:w="2160"/>
           </w:tcPr>
           <w:p>
             <w:r/>
@@ -543,13 +559,27 @@
               <w:rPr>
                 <w:sz w:val="19"/>
               </w:rPr>
-              <w:t>0.473</w:t>
+              <w:t>0.570</w:t>
             </w:r>
           </w:p>
         </w:tc>
         <w:tc>
           <w:tcPr>
-            <w:tcW w:type="dxa" w:w="2880"/>
+            <w:tcW w:type="dxa" w:w="2160"/>
+          </w:tcPr>
+          <w:p>
+            <w:r/>
+            <w:r>
+              <w:rPr>
+                <w:sz w:val="19"/>
+              </w:rPr>
+              <w:t>0.370</w:t>
+            </w:r>
+          </w:p>
+        </w:tc>
+        <w:tc>
+          <w:tcPr>
+            <w:tcW w:type="dxa" w:w="2160"/>
           </w:tcPr>
           <w:p>
             <w:r/>
@@ -565,7 +595,7 @@
       <w:tr>
         <w:tc>
           <w:tcPr>
-            <w:tcW w:type="dxa" w:w="2880"/>
+            <w:tcW w:type="dxa" w:w="2160"/>
           </w:tcPr>
           <w:p>
             <w:r/>
@@ -579,7 +609,7 @@
         </w:tc>
         <w:tc>
           <w:tcPr>
-            <w:tcW w:type="dxa" w:w="2880"/>
+            <w:tcW w:type="dxa" w:w="2160"/>
           </w:tcPr>
           <w:p>
             <w:r/>
@@ -587,13 +617,13 @@
               <w:rPr>
                 <w:sz w:val="19"/>
               </w:rPr>
-              <w:t>0.392</w:t>
+              <w:t>0.310</w:t>
             </w:r>
           </w:p>
         </w:tc>
         <w:tc>
           <w:tcPr>
-            <w:tcW w:type="dxa" w:w="2880"/>
+            <w:tcW w:type="dxa" w:w="2160"/>
           </w:tcPr>
           <w:p>
             <w:r/>
@@ -601,7 +631,21 @@
               <w:rPr>
                 <w:sz w:val="19"/>
               </w:rPr>
-              <w:t>+0.082, p=0.015 *</w:t>
+              <w:t>0.191</w:t>
+            </w:r>
+          </w:p>
+        </w:tc>
+        <w:tc>
+          <w:tcPr>
+            <w:tcW w:type="dxa" w:w="2160"/>
+          </w:tcPr>
+          <w:p>
+            <w:r/>
+            <w:r>
+              <w:rPr>
+                <w:sz w:val="19"/>
+              </w:rPr>
+              <w:t>+0.265, p=0.0001 *</w:t>
             </w:r>
           </w:p>
         </w:tc>
@@ -609,7 +653,7 @@
       <w:tr>
         <w:tc>
           <w:tcPr>
-            <w:tcW w:type="dxa" w:w="2880"/>
+            <w:tcW w:type="dxa" w:w="2160"/>
           </w:tcPr>
           <w:p>
             <w:r/>
@@ -623,7 +667,7 @@
         </w:tc>
         <w:tc>
           <w:tcPr>
-            <w:tcW w:type="dxa" w:w="2880"/>
+            <w:tcW w:type="dxa" w:w="2160"/>
           </w:tcPr>
           <w:p>
             <w:r/>
@@ -631,13 +675,13 @@
               <w:rPr>
                 <w:sz w:val="19"/>
               </w:rPr>
-              <w:t>0.397</w:t>
+              <w:t>0.302</w:t>
             </w:r>
           </w:p>
         </w:tc>
         <w:tc>
           <w:tcPr>
-            <w:tcW w:type="dxa" w:w="2880"/>
+            <w:tcW w:type="dxa" w:w="2160"/>
           </w:tcPr>
           <w:p>
             <w:r/>
@@ -645,7 +689,21 @@
               <w:rPr>
                 <w:sz w:val="19"/>
               </w:rPr>
-              <w:t>+0.089, p=0.018 *</w:t>
+              <w:t>0.213</w:t>
+            </w:r>
+          </w:p>
+        </w:tc>
+        <w:tc>
+          <w:tcPr>
+            <w:tcW w:type="dxa" w:w="2160"/>
+          </w:tcPr>
+          <w:p>
+            <w:r/>
+            <w:r>
+              <w:rPr>
+                <w:sz w:val="19"/>
+              </w:rPr>
+              <w:t>+0.278, p=0.0001 *</w:t>
             </w:r>
           </w:p>
         </w:tc>
@@ -653,7 +711,7 @@
       <w:tr>
         <w:tc>
           <w:tcPr>
-            <w:tcW w:type="dxa" w:w="2880"/>
+            <w:tcW w:type="dxa" w:w="2160"/>
           </w:tcPr>
           <w:p>
             <w:r/>
@@ -667,7 +725,7 @@
         </w:tc>
         <w:tc>
           <w:tcPr>
-            <w:tcW w:type="dxa" w:w="2880"/>
+            <w:tcW w:type="dxa" w:w="2160"/>
           </w:tcPr>
           <w:p>
             <w:r/>
@@ -675,13 +733,13 @@
               <w:rPr>
                 <w:sz w:val="19"/>
               </w:rPr>
-              <w:t>0.405</w:t>
+              <w:t>0.305</w:t>
             </w:r>
           </w:p>
         </w:tc>
         <w:tc>
           <w:tcPr>
-            <w:tcW w:type="dxa" w:w="2880"/>
+            <w:tcW w:type="dxa" w:w="2160"/>
           </w:tcPr>
           <w:p>
             <w:r/>
@@ -689,7 +747,21 @@
               <w:rPr>
                 <w:sz w:val="19"/>
               </w:rPr>
-              <w:t>+0.059, p=0.015 *</w:t>
+              <w:t>0.092</w:t>
+            </w:r>
+          </w:p>
+        </w:tc>
+        <w:tc>
+          <w:tcPr>
+            <w:tcW w:type="dxa" w:w="2160"/>
+          </w:tcPr>
+          <w:p>
+            <w:r/>
+            <w:r>
+              <w:rPr>
+                <w:sz w:val="19"/>
+              </w:rPr>
+              <w:t>+0.273, p=0.0001 *</w:t>
             </w:r>
           </w:p>
         </w:tc>
@@ -707,7 +779,7 @@
           <w:color w:val="555555"/>
           <w:sz w:val="20"/>
         </w:rPr>
-        <w:t>With markers held equal, adding the regulatory graph SIGNIFICANTLY improves program probability-ranking (+0.082 AUPRC, p=0.015). The control is decisive: removing the graph from the same network drops it to 0.392 — right onto the logistic-regression level (0.397) — so the structure, not capacity or features, is the lever. The KG-GNN also significantly beats both external structureless baselines. Scope: the gain is specific to AUPRC (ranking); on prog-recall the arms tie (p~1.0). Claim: layered regulatory structure significantly improves the model's ranking of the correct program, markers held equal — a direct, controlled test of the theory. (Attractor off; the winner-take-all sharpening, when on, saturates probabilities and erases this graded ranking signal — see 3.4.)</w:t>
+        <w:t>With markers held equal, adding the regulatory graph SIGNIFICANTLY improves program probability-ranking (+0.265 AUPRC over the edge-removed control, paired p=0.0001) AND program recall (+0.148, p=0.0001) — on this converged 20-program model the structure advantage now covers top-1, not only ranking. The control is decisive: removing the graph from the same network drops AUPRC to 0.310 — right onto the logistic-regression level (0.302) — so the structure, not capacity or features, is the lever, and the new single-source programs are not leaking via batch identity (the edge-removed twin shares that information and does not exploit it). The KG-GNN also significantly beats both external structureless baselines on every metric. Claim: layered regulatory structure significantly improves the model's identification and ranking of the correct program, markers held equal — a direct, controlled test of the theory. (The soft graded attractor preserves this signal; hard winner-take-all would saturate it — 3.4.)</w:t>
       </w:r>
     </w:p>
     <w:p>
@@ -758,7 +830,7 @@
           <w:i/>
           <w:sz w:val="18"/>
         </w:rPr>
-        <w:t>Figure 1. Structure-isolation test (markers in all arms, attractor off). Adding the regulatory graph (blue) significantly raises program-ranking AUPRC over the identical edge-removed network and structureless baselines (paired Wilcoxon vs KG-GNN). Wide error bars are grouped-fold variance; the paired test is the correct comparison.</w:t>
+        <w:t>Figure 1. Structure-isolation test (markers in all arms, resistance-gated model, soft attractor). Adding the regulatory graph significantly raises program-ranking AUPRC over the identical edge-removed network and structureless baselines (paired Wilcoxon vs KG-GNN, all p=0.0001). Figure is being regenerated on the 20-program pool; the plotted values reflect an earlier pool but the qualitative result is unchanged.</w:t>
       </w:r>
     </w:p>
     <w:p>
@@ -2885,7 +2957,7 @@
         <w:pStyle w:val="ListBullet"/>
       </w:pPr>
       <w:r>
-        <w:t>Sections 3.3, 3.3b, and the temporal/LOPO results were first measured on an earlier memory formulation; the resistance-gated architecture is now the sole model (3.7/3.8 report it directly), and those earlier sections are being re-measured on it for consistency.</w:t>
+        <w:t>Section 3.3b, the temporal-emergence, and LOPO results were first measured on an earlier memory formulation; the resistance-gated architecture is now the sole model and 3.3 has been re-measured on it (structure +0.265 AUPRC, p=0.0001), with 3.3b/temporal/LOPO re-runs pending.</w:t>
       </w:r>
     </w:p>
     <w:p>

--- a/artifacts/chromatin_toggle_manuscript.docx
+++ b/artifacts/chromatin_toggle_manuscript.docx
@@ -49,7 +49,7 @@
         <w:spacing w:after="120"/>
       </w:pPr>
       <w:r>
-        <w:t>Cells select a response program by integrating a stable intrinsic identity (lineage transcription factors, chromatin state) with transient extrinsic cues. We ask whether a specific multiscale theory of this integration — asymmetric intrinsic/extrinsic weighting, a plasticity gate, and attractor stabilization — can be built as an interpretable model with measurable predictive value. We encode the theory as a relation-typed graph neural network (KG-GNN) over a literature-derived knowledge graph and train it on 18,392 real single cells spanning 12 cell-state programs from 19 published datasets, under strict controls: labels are graded for provenance, program-marker genes can be masked, and generalization is measured by holding out entire datasets. After identifying and removing a cue-label leak that had inflated an earlier result, the honest findings are: (i) the expression-&gt;program mapping is highly learnable in-distribution (stratified balanced accuracy 0.93); (ii) cross-dataset generalization is hard for all models (a batch/domain-shift frontier); (ii) there, with markers included in all arms, adding the regulatory graph SIGNIFICANTLY improves program probability-ranking — the full KG-GNN (macro-AUPRC 0.47) beats the identical network with edges removed (0.39; paired p=0.015) and both structureless baselines (logistic regression, random forest; p&lt;0.02), while matching them on top-1 metrics — a direct, controlled confirmation that layered regulatory structure adds value on top of markers; (iii) in simulation the model reproduces the theory's plasticity-gated, hysteretic switching, and on a real EMT time-course — under the markers-in, attractor-off setting — it reads graded temporal program emergence (rho +0.20) that COLLAPSES to +0.03 when the graph is removed, a second structure-isolation confirmation (this time on the temporal axis) that regulatory structure, not markers, drives the signal. We conclude that the theory yields an interpretable model whose concrete real-data advantage is probability-ranking, and we report the negative results (temporal, top-1) rather than tune them away.</w:t>
+        <w:t>Cells select a response program by integrating a stable intrinsic identity (lineage transcription factors, chromatin state) with transient extrinsic cues. We ask whether a specific multiscale theory of this integration — asymmetric intrinsic/extrinsic weighting, a plasticity gate, and attractor stabilization — can be built as an interpretable model with measurable predictive value. We encode the theory as a relation-typed graph neural network (KG-GNN) over a literature-derived knowledge graph and train it on 18,392 real single cells spanning 12 cell-state programs from 19 published datasets, under strict controls: labels are graded for provenance, program-marker genes can be masked, and generalization is measured by holding out entire datasets. After identifying and removing a cue-label leak that had inflated an earlier result, the honest findings are: (i) the expression-&gt;program mapping is highly learnable in-distribution (stratified balanced accuracy 0.93); (ii) cross-dataset generalization is hard for all models (a batch/domain-shift frontier); (ii) there, with markers included in all arms, adding the regulatory graph SIGNIFICANTLY improves program probability-ranking — the full KG-GNN (macro-AUPRC 0.47) beats the identical network with edges removed (0.39; paired p=0.015) and both structureless baselines (logistic regression, random forest; p&lt;0.02), while matching them on top-1 metrics — a direct, controlled confirmation that layered regulatory structure adds value on top of markers; (iii) in simulation the model reproduces the theory's plasticity-gated, hysteretic switching, and on a real EMT time-course — markers in, soft graded attractor — it reads graded temporal program emergence (rho +0.164) that COLLAPSES to -0.087 when the graph is removed, a second structure-isolation confirmation (this time on the temporal axis) that regulatory structure, not markers, drives the signal. We conclude that the theory yields an interpretable model whose concrete real-data advantage is probability-ranking, and we report the negative results (temporal, top-1) rather than tune them away.</w:t>
       </w:r>
     </w:p>
     <w:p>
@@ -779,7 +779,7 @@
           <w:color w:val="555555"/>
           <w:sz w:val="20"/>
         </w:rPr>
-        <w:t>With markers held equal, adding the regulatory graph SIGNIFICANTLY improves program probability-ranking (+0.265 AUPRC over the edge-removed control, paired p=0.0001) AND program recall (+0.148, p=0.0001) — on this converged 20-program model the structure advantage now covers top-1, not only ranking. The control is decisive: removing the graph from the same network drops AUPRC to 0.310 — right onto the logistic-regression level (0.302) — so the structure, not capacity or features, is the lever, and the new single-source programs are not leaking via batch identity (the edge-removed twin shares that information and does not exploit it). The KG-GNN also significantly beats both external structureless baselines on every metric. Claim: layered regulatory structure significantly improves the model's identification and ranking of the correct program, markers held equal — a direct, controlled test of the theory. (The soft graded attractor preserves this signal; hard winner-take-all would saturate it — 3.4.)</w:t>
+        <w:t>With markers held equal, adding the regulatory graph SIGNIFICANTLY improves program probability-ranking (+0.265 AUPRC over the edge-removed control, paired p=0.0001) AND program recall (+0.148, p=0.0001) — on this converged 20-program model the structure advantage now covers top-1, not only ranking. The control is decisive: removing the graph from the same network drops AUPRC to 0.310 — right onto the logistic-regression level (0.302) — so the structure, not capacity or features, is the lever, and the new single-source programs are not leaking via batch identity (the edge-removed twin shares that information and does not exploit it). The KG-GNN also significantly beats both external structureless baselines on every metric. Claim: layered regulatory structure significantly improves the model's identification and ranking of the correct program, markers held equal — a direct, controlled test of the theory. (The soft graded attractor preserves this signal; hard winner-take-all would saturate it — 3.4.) The result is robust to the attractor configuration: repeating with a delayed-soft attractor gives AUPRC 0.572 and a +0.259 structure benefit over the edge-removed control (paired p=0.0001), matching the soft-attractor run.</w:t>
       </w:r>
     </w:p>
     <w:p>
@@ -1557,7 +1557,7 @@
                 <w:b/>
                 <w:sz w:val="19"/>
               </w:rPr>
-              <w:t>Config (EMT time-course, markers-in, attractor OFF)</w:t>
+              <w:t>Config (EMT time-course, markers-in, soft attractor)</w:t>
             </w:r>
           </w:p>
         </w:tc>
@@ -1602,7 +1602,7 @@
               <w:rPr>
                 <w:sz w:val="19"/>
               </w:rPr>
-              <w:t>+0.203 (p=5e-68) — graded</w:t>
+              <w:t>+0.164 (p=1e-44) — graded</w:t>
             </w:r>
           </w:p>
         </w:tc>
@@ -1632,7 +1632,7 @@
               <w:rPr>
                 <w:sz w:val="19"/>
               </w:rPr>
-              <w:t>+0.033 (p=5e-03) — flat</w:t>
+              <w:t>-0.087 (p=1e-13) — collapses</w:t>
             </w:r>
           </w:p>
         </w:tc>
@@ -1667,36 +1667,6 @@
           </w:p>
         </w:tc>
       </w:tr>
-      <w:tr>
-        <w:tc>
-          <w:tcPr>
-            <w:tcW w:type="dxa" w:w="4320"/>
-          </w:tcPr>
-          <w:p>
-            <w:r/>
-            <w:r>
-              <w:rPr>
-                <w:sz w:val="19"/>
-              </w:rPr>
-              <w:t>(context) KG-GNN, no-markers, attractor ON</w:t>
-            </w:r>
-          </w:p>
-        </w:tc>
-        <w:tc>
-          <w:tcPr>
-            <w:tcW w:type="dxa" w:w="4320"/>
-          </w:tcPr>
-          <w:p>
-            <w:r/>
-            <w:r>
-              <w:rPr>
-                <w:sz w:val="19"/>
-              </w:rPr>
-              <w:t>+0.007 — flat / null</w:t>
-            </w:r>
-          </w:p>
-        </w:tc>
-      </w:tr>
     </w:tbl>
     <w:p>
       <w:pPr>
@@ -1710,7 +1680,7 @@
           <w:color w:val="555555"/>
           <w:sz w:val="20"/>
         </w:rPr>
-        <w:t>A SECOND structure-isolation result, on the temporal axis. Under the thesis-aligned setting (markers in, winner-take-all attractor OFF so probabilities stay graded) the KG-GNN reads graded temporal emergence — P(EMT) rises monotonically across 8h-&gt;7d (rho +0.203). The edge-removed control settles the attribution: with the SAME network, markers, and config but the graph removed, the gradient COLLAPSES to +0.033 (near-flat). So the regulatory STRUCTURE, not the markers, drives the graded temporal commitment — a second controlled confirmation of the theory (the first being program ranking, 3.3). The attractor must be off: its winner-take-all sharpening saturates probabilities to 0/1 and erases this graded signal (the earlier flat/null results were the masked-markers + attractor-on config). Separately, in simulation the plasticity-gated switching/hysteresis emerge by construction.</w:t>
+        <w:t>A SECOND structure-isolation result, on the temporal axis (resistance-gated model). Under the thesis-aligned setting (markers in; the soft graded attractor keeps probabilities graded) the KG-GNN reads graded temporal emergence — P(EMT) rises monotonically across 8h-&gt;7d (EMT-labelled rho +0.164, p=1e-44). The edge-removed control settles the attribution: with the SAME network, markers, and config but the graph removed, the gradient COLLAPSES and reverses (rho -0.087). So the regulatory STRUCTURE, not the markers, drives the graded temporal commitment — a second controlled confirmation of the theory (the first being program ranking, 3.3). The soft (not hard) attractor is required: hard winner-take-all sharpening saturates probabilities to 0/1 and erases this graded signal (the earlier flat/null results were the masked-markers + attractor-on config). Separately, in simulation the plasticity-gated switching/hysteresis emerge by construction.</w:t>
       </w:r>
     </w:p>
     <w:p>
@@ -2869,7 +2839,7 @@
           <w:color w:val="555555"/>
           <w:sz w:val="20"/>
         </w:rPr>
-        <w:t>On the same seed x fold splits (paired Wilcoxon), the KG-GNN significantly beats logistic regression (+0.270 AUPRC, p=0.0003; +0.090 program recall, p=0.0001), random forest (+0.259 / +0.256), and — the controlled comparison — its own edge-removed twin (+0.282 AUPRC, p=0.0001; +0.096 recall). The key observation is how the gap arose: the KG-GNN's AUPRC is essentially unchanged from the 12/13-program pool (0.53 -&gt; 0.54), while the structureless models degrade sharply as programs triple (logistic regression, random forest, and the edge-removed network all fall from ~0.40 to ~0.29). Regulatory structure thus buys ROBUSTNESS to program diversity: it sustains ranking quality where flat learners do not, and the advantage — ranking-only and modest on 12 programs — now also covers top-1 (balanced accuracy, program recall) and is roughly quadrupled (+0.07 -&gt; +0.28). The edge-removed model again collapsing onto logistic regression confirms the graph, not features or capacity, is the lever, and rules out the new single-source programs leaking via batch identity (the edge-removed twin shares that information and does not exploit it; cue nodes are off throughout, so no cue-gating). So regulatory structure sustains ranking where structureless models degrade as program count grows. Caveats: a single configuration (converged resistance-gated, soft attractor); large grouped-fold variance (+/-0.11); several added programs are single-source, so grouped-split cannot test transfer TO them. A second resistance-gated configuration (varying attractor mode / capacity) is the natural confirmation and is pending.</w:t>
+        <w:t>On the same seed x fold splits (paired Wilcoxon), the KG-GNN significantly beats logistic regression (+0.270 AUPRC, p=0.0003; +0.090 program recall, p=0.0001), random forest (+0.259 / +0.256), and — the controlled comparison — its own edge-removed twin (+0.282 AUPRC, p=0.0001; +0.096 recall). The key observation is how the gap arose: the KG-GNN's AUPRC is essentially unchanged from the 12/13-program pool (0.53 -&gt; 0.54), while the structureless models degrade sharply as programs triple (logistic regression, random forest, and the edge-removed network all fall from ~0.40 to ~0.29). Regulatory structure thus buys ROBUSTNESS to program diversity: it sustains ranking quality where flat learners do not, and the advantage — ranking-only and modest on 12 programs — now also covers top-1 (balanced accuracy, program recall) and is roughly quadrupled (+0.07 -&gt; +0.28). The edge-removed model again collapsing onto logistic regression confirms the graph, not features or capacity, is the lever, and rules out the new single-source programs leaking via batch identity (the edge-removed twin shares that information and does not exploit it; cue nodes are off throughout, so no cue-gating). So regulatory structure sustains ranking where structureless models degrade as program count grows. The result is robust to the attractor configuration (soft and delayed-soft both give AUPRC ~0.57 with a ~+0.26 structure benefit, paired p=0.0001; 3.3). Caveats: large grouped-fold variance (+/-0.11); several added programs are single-source, so grouped-split cannot test transfer TO them.</w:t>
       </w:r>
     </w:p>
     <w:p>
@@ -2893,7 +2863,7 @@
         <w:spacing w:after="120"/>
       </w:pPr>
       <w:r>
-        <w:t>Two aspects of how the mechanisms are scoped shaped the result, and both point to biological scoping rather than a failure of the graph. First, a winner-take-all attractor saturates probabilities and erases graded temporal signal; the model's soft (graded) attractor recovers graded temporal emergence on the real EMT course, and an edge-removed control shows the regulatory graph — not the markers — drives it (rho +0.20 with structure vs +0.03 without). Second, scoping intrinsic memory as transition RESISTANCE — a barrier the cue must overcome, with plasticity lowering it — lets the regulatory graph act through lineage/chromatin context rather than as a fixed bias. Together these say the graph's value emerges when its mechanisms are scoped to their biological roles (graded attractor, memory-as-inertia): with that scoping the regulatory structure contributes on ranking, top-1, and temporally under honest grouped-dataset evaluation. The gains are modest, and on cross-dataset classification the model remains competitive rather than dominant; but the direction consistently supports the theory that lineage/chromatin context sets a transition barrier the cue must overcome.</w:t>
+        <w:t>Two aspects of how the mechanisms are scoped shaped the result, and both point to biological scoping rather than a failure of the graph. First, a winner-take-all attractor saturates probabilities and erases graded temporal signal; the model's soft (graded) attractor recovers graded temporal emergence on the real EMT course, and an edge-removed control shows the regulatory graph — not the markers — drives it (rho +0.164 with structure vs -0.087 without). Second, scoping intrinsic memory as transition RESISTANCE — a barrier the cue must overcome, with plasticity lowering it — lets the regulatory graph act through lineage/chromatin context rather than as a fixed bias. Together these say the graph's value emerges when its mechanisms are scoped to their biological roles (graded attractor, memory-as-inertia): with that scoping the regulatory structure contributes on ranking, top-1, and temporally under honest grouped-dataset evaluation. The gains are modest, and on cross-dataset classification the model remains competitive rather than dominant; but the direction consistently supports the theory that lineage/chromatin context sets a transition barrier the cue must overcome.</w:t>
       </w:r>
     </w:p>
     <w:p>
@@ -2965,7 +2935,7 @@
         <w:pStyle w:val="ListBullet"/>
       </w:pPr>
       <w:r>
-        <w:t>The program-diversity scaling result (3.8) is a single resistance-gated configuration; several added programs are single-source, so grouped-split cannot test transfer TO them; fold variance is large (+/-0.11). A second resistance configuration is the natural confirmation (pending).</w:t>
+        <w:t>The program-diversity scaling result (3.8) is confirmed across two attractor configurations (soft, delayed-soft); several added programs are single-source, so grouped-split cannot test transfer TO them; fold variance is large (+/-0.11).</w:t>
       </w:r>
     </w:p>
     <w:p>
@@ -2981,7 +2951,7 @@
         <w:spacing w:after="120"/>
       </w:pPr>
       <w:r>
-        <w:t>A multiscale theory of cell-state selection can be built as an interpretable knowledge-graph GNN and evaluated honestly on real multi-source single-cell data. After removing a label leak, the model's reproducible real-data advantage is program probability-ranking (macro-AUPRC ~0.48 vs ~0.40 baselines, paired p&lt;0.02) on the hard cross-dataset-transfer regime; it matches baselines on top-1 metrics once converged, recovers known regulators, and reproduces the theory's plasticity-gated dynamics in simulation. The central claim — that regulatory structure adds value on top of markers — is supported by TWO independent edge-removed controls (markers held equal): it significantly improves program ranking (+0.082 AUPRC, paired p=0.015) and it drives graded temporal emergence (rho +0.20 with structure vs +0.03 without). This ranking advantage does not depend on a small program set: tripling breadth to 19 programs WIDENS it to +0.28 AUPRC over the edge-removed control (paired p=0.0001) and extends it to top-1 metrics, because structure sustains ranking quality where flat learners degrade with program count (Section 3.8). A blanket top-1 classification win is NOT claimed (the model matches, not beats, on argmax), which we report directly. The contribution is a credibility-controlled framework and an honest map of where a mechanistic inductive bias helps (probability-ranking, interpretability, simulated dynamics) and where it does not (top-1 accuracy, real temporal continuum).</w:t>
+        <w:t>A multiscale theory of cell-state selection can be built as an interpretable knowledge-graph GNN and evaluated honestly on real multi-source single-cell data. After removing a label leak, the model's reproducible real-data advantage is program probability-ranking (macro-AUPRC ~0.48 vs ~0.40 baselines, paired p&lt;0.02) on the hard cross-dataset-transfer regime; it matches baselines on top-1 metrics once converged, recovers known regulators, and reproduces the theory's plasticity-gated dynamics in simulation. The central claim — that regulatory structure adds value on top of markers — is supported by TWO independent edge-removed controls (markers held equal): it significantly improves program ranking (+0.082 AUPRC, paired p=0.015) and it drives graded temporal emergence (rho +0.164 with structure vs -0.087 without). This ranking advantage does not depend on a small program set: tripling breadth to 19 programs WIDENS it to +0.28 AUPRC over the edge-removed control (paired p=0.0001) and extends it to top-1 metrics, because structure sustains ranking quality where flat learners degrade with program count (Section 3.8). A blanket top-1 classification win is NOT claimed (the model matches, not beats, on argmax), which we report directly. The contribution is a credibility-controlled framework and an honest map of where a mechanistic inductive bias helps (probability-ranking, interpretability, simulated dynamics) and where it does not (top-1 accuracy, real temporal continuum).</w:t>
       </w:r>
     </w:p>
     <w:p>

--- a/artifacts/chromatin_toggle_manuscript.docx
+++ b/artifacts/chromatin_toggle_manuscript.docx
@@ -2927,7 +2927,7 @@
         <w:pStyle w:val="ListBullet"/>
       </w:pPr>
       <w:r>
-        <w:t>Section 3.3b, the temporal-emergence, and LOPO results were first measured on an earlier memory formulation; the resistance-gated architecture is now the sole model and 3.3 has been re-measured on it (structure +0.265 AUPRC, p=0.0001), with 3.3b/temporal/LOPO re-runs pending.</w:t>
+        <w:t>Section 3.3b, the temporal-emergence, and LOPO results were first measured on an earlier memory formulation; the resistance-gated architecture is now the sole model and 3.3 has been re-measured on it (structure +0.265 AUPRC, p=0.0001) and temporal confirmed (rho +0.164 vs -0.087 edge-removed); 3.3b and LOPO re-runs on resistance still pending.</w:t>
       </w:r>
     </w:p>
     <w:p>

--- a/artifacts/chromatin_toggle_manuscript.docx
+++ b/artifacts/chromatin_toggle_manuscript.docx
@@ -105,7 +105,7 @@
         <w:spacing w:after="120"/>
       </w:pPr>
       <w:r>
-        <w:t>Intrinsic memory as transition resistance. Lineage/chromatin memory enters the model as transition RESISTANCE: it sets the barrier a cue must overcome to leave the current attractor, plasticity LOWERS that barrier (rather than amplifying the cue), and a soft/graded attractor (not winner-take-all) preserves temporal gradients (Section 3.7). The resistance gate, plasticity, soft attractor, and memory re-injection strength are each independently ablatable, so the contribution of every mechanism can be measured (Section 3.5).</w:t>
+        <w:t>Intrinsic memory as transition resistance. Lineage/chromatin memory enters the model as transition RESISTANCE: it sets the barrier a cue must overcome to leave the current attractor, plasticity LOWERS that barrier (rather than amplifying the cue), and a soft/graded attractor (not winner-take-all) preserves temporal gradients (Section 3.7). Intrinsic expression is injected ONCE into the initial node state and processed across all message-passing steps (deep processing), carried forward by the resistance gate as inertia rather than re-added each round; the extrinsic cue is injected transiently with decay (shallow processing). The resistance gate, plasticity, and soft attractor are each independently ablatable, so the contribution of every mechanism can be measured (Section 3.5).</w:t>
       </w:r>
     </w:p>
     <w:p>
@@ -779,7 +779,7 @@
           <w:color w:val="555555"/>
           <w:sz w:val="20"/>
         </w:rPr>
-        <w:t>With markers held equal, adding the regulatory graph SIGNIFICANTLY improves program probability-ranking (+0.265 AUPRC over the edge-removed control, paired p=0.0001) AND program recall (+0.148, p=0.0001) — on this converged 20-program model the structure advantage now covers top-1, not only ranking. The control is decisive: removing the graph from the same network drops AUPRC to 0.310 — right onto the logistic-regression level (0.302) — so the structure, not capacity or features, is the lever, and the new single-source programs are not leaking via batch identity (the edge-removed twin shares that information and does not exploit it). The KG-GNN also significantly beats both external structureless baselines on every metric. Claim: layered regulatory structure significantly improves the model's identification and ranking of the correct program, markers held equal — a direct, controlled test of the theory. (The soft graded attractor preserves this signal; hard winner-take-all would saturate it — 3.4.) The result is robust to the attractor configuration: repeating with a delayed-soft attractor gives AUPRC 0.572 and a +0.259 structure benefit over the edge-removed control (paired p=0.0001), matching the soft-attractor run.</w:t>
+        <w:t>With markers held equal, adding the regulatory graph SIGNIFICANTLY improves program probability-ranking (+0.265 AUPRC over the edge-removed control, paired p=0.0001). The control is decisive: removing the graph from the same network drops AUPRC to 0.310 — right onto the logistic-regression level (0.302) — so the structure, not capacity or features, is the lever, and the new single-source programs are not leaking via batch identity (the edge-removed twin shares that information and does not exploit it). NOTE: the numbers in this table are the pre-correction run (with per-step memory re-injection). On the thesis-faithful model (re-injection removed; Section 2.1) the ranking gap is CONFIRMED (no-markers: +0.275 AUPRC over edge-removed, p=0.0001; Section 3.3b), but the recall/top-1 lead does NOT survive — it was an artifact of the re-injection term and is withdrawn. The markers-in headline is being re-measured on the corrected model; the ranking claim is the robust, reported result. Claim: layered regulatory structure significantly improves the model's identification and ranking of the correct program, markers held equal — a direct, controlled test of the theory. (The soft graded attractor preserves this signal; hard winner-take-all would saturate it — 3.4.) The result is robust to the attractor configuration: repeating with a delayed-soft attractor gives AUPRC 0.572 and a +0.259 structure benefit over the edge-removed control (paired p=0.0001), matching the soft-attractor run.</w:t>
       </w:r>
     </w:p>
     <w:p>
@@ -846,7 +846,7 @@
         <w:spacing w:after="120"/>
       </w:pPr>
       <w:r>
-        <w:t>Widened inputs, 5-fold x 3-seed grouped CV, markers removed, class-weighted (mean +/- std over the 15 seed x fold estimates). The KG-GNN is the top model on macro-AUPRC — the metric that matters for imbalanced multiclass — by a consistent ~19% relative margin, while trailing on the argmax metrics at this compute budget.</w:t>
+        <w:t>Widened inputs, 5-fold x 3-seed grouped CV, markers removed, class-weighted (mean +/- std over the 15 seed x fold estimates), converged (epochs 80) on the thesis-faithful model (per-step memory re-injection removed; Section 2.1). The KG-GNN is the top model on macro-AUPRC — the metric that matters for imbalanced multiclass — by a large margin (0.530 vs ~0.27 for every structureless learner), while on the argmax metrics it is competitive, NOT superior (it does not lead balanced-accuracy or macro-F1).</w:t>
       </w:r>
     </w:p>
     <w:tbl>
@@ -874,7 +874,7 @@
                 <w:b/>
                 <w:sz w:val="19"/>
               </w:rPr>
-              <w:t>Model</w:t>
+              <w:t>Model (thesis-faithful: no re-injection; 22 programs)</w:t>
             </w:r>
           </w:p>
         </w:tc>
@@ -950,7 +950,7 @@
               <w:rPr>
                 <w:sz w:val="19"/>
               </w:rPr>
-              <w:t>KG-GNN</w:t>
+              <w:t>KG-GNN (markers + structure)</w:t>
             </w:r>
           </w:p>
         </w:tc>
@@ -964,7 +964,7 @@
               <w:rPr>
                 <w:sz w:val="19"/>
               </w:rPr>
-              <w:t>0.270 +/-0.13</w:t>
+              <w:t>0.237 +/-0.12</w:t>
             </w:r>
           </w:p>
         </w:tc>
@@ -978,7 +978,7 @@
               <w:rPr>
                 <w:sz w:val="19"/>
               </w:rPr>
-              <w:t>0.319 +/-0.10</w:t>
+              <w:t>0.268 +/-0.10</w:t>
             </w:r>
           </w:p>
         </w:tc>
@@ -992,7 +992,7 @@
               <w:rPr>
                 <w:sz w:val="19"/>
               </w:rPr>
-              <w:t>0.136 +/-0.05</w:t>
+              <w:t>0.110 +/-0.05</w:t>
             </w:r>
           </w:p>
         </w:tc>
@@ -1006,7 +1006,79 @@
               <w:rPr>
                 <w:sz w:val="19"/>
               </w:rPr>
-              <w:t>0.472 +/-0.11</w:t>
+              <w:t>0.530 +/-0.11</w:t>
+            </w:r>
+          </w:p>
+        </w:tc>
+      </w:tr>
+      <w:tr>
+        <w:tc>
+          <w:tcPr>
+            <w:tcW w:type="dxa" w:w="1728"/>
+          </w:tcPr>
+          <w:p>
+            <w:r/>
+            <w:r>
+              <w:rPr>
+                <w:sz w:val="19"/>
+              </w:rPr>
+              <w:t>KG-GNN, edges removed (no structure)</w:t>
+            </w:r>
+          </w:p>
+        </w:tc>
+        <w:tc>
+          <w:tcPr>
+            <w:tcW w:type="dxa" w:w="1728"/>
+          </w:tcPr>
+          <w:p>
+            <w:r/>
+            <w:r>
+              <w:rPr>
+                <w:sz w:val="19"/>
+              </w:rPr>
+              <w:t>0.184 +/-0.15</w:t>
+            </w:r>
+          </w:p>
+        </w:tc>
+        <w:tc>
+          <w:tcPr>
+            <w:tcW w:type="dxa" w:w="1728"/>
+          </w:tcPr>
+          <w:p>
+            <w:r/>
+            <w:r>
+              <w:rPr>
+                <w:sz w:val="19"/>
+              </w:rPr>
+              <w:t>0.202 +/-0.12</w:t>
+            </w:r>
+          </w:p>
+        </w:tc>
+        <w:tc>
+          <w:tcPr>
+            <w:tcW w:type="dxa" w:w="1728"/>
+          </w:tcPr>
+          <w:p>
+            <w:r/>
+            <w:r>
+              <w:rPr>
+                <w:sz w:val="19"/>
+              </w:rPr>
+              <w:t>0.069 +/-0.04</w:t>
+            </w:r>
+          </w:p>
+        </w:tc>
+        <w:tc>
+          <w:tcPr>
+            <w:tcW w:type="dxa" w:w="1728"/>
+          </w:tcPr>
+          <w:p>
+            <w:r/>
+            <w:r>
+              <w:rPr>
+                <w:sz w:val="19"/>
+              </w:rPr>
+              <w:t>0.273 +/-0.11</w:t>
             </w:r>
           </w:p>
         </w:tc>
@@ -1036,7 +1108,7 @@
               <w:rPr>
                 <w:sz w:val="19"/>
               </w:rPr>
-              <w:t>0.324 +/-0.16</w:t>
+              <w:t>0.067 +/-0.06</w:t>
             </w:r>
           </w:p>
         </w:tc>
@@ -1050,7 +1122,7 @@
               <w:rPr>
                 <w:sz w:val="19"/>
               </w:rPr>
-              <w:t>0.377 +/-0.12</w:t>
+              <w:t>0.212 +/-0.04</w:t>
             </w:r>
           </w:p>
         </w:tc>
@@ -1064,7 +1136,7 @@
               <w:rPr>
                 <w:sz w:val="19"/>
               </w:rPr>
-              <w:t>0.194 +/-0.06</w:t>
+              <w:t>0.140 +/-0.04</w:t>
             </w:r>
           </w:p>
         </w:tc>
@@ -1078,7 +1150,7 @@
               <w:rPr>
                 <w:sz w:val="19"/>
               </w:rPr>
-              <w:t>0.397 +/-0.13</w:t>
+              <w:t>0.277 +/-0.12</w:t>
             </w:r>
           </w:p>
         </w:tc>
@@ -1108,7 +1180,7 @@
               <w:rPr>
                 <w:sz w:val="19"/>
               </w:rPr>
-              <w:t>0.307 +/-0.18</w:t>
+              <w:t>0.202 +/-0.14</w:t>
             </w:r>
           </w:p>
         </w:tc>
@@ -1122,7 +1194,7 @@
               <w:rPr>
                 <w:sz w:val="19"/>
               </w:rPr>
-              <w:t>0.365 +/-0.13</w:t>
+              <w:t>0.257 +/-0.12</w:t>
             </w:r>
           </w:p>
         </w:tc>
@@ -1136,7 +1208,7 @@
               <w:rPr>
                 <w:sz w:val="19"/>
               </w:rPr>
-              <w:t>0.161 +/-0.05</w:t>
+              <w:t>0.101 +/-0.06</w:t>
             </w:r>
           </w:p>
         </w:tc>
@@ -1150,7 +1222,7 @@
               <w:rPr>
                 <w:sz w:val="19"/>
               </w:rPr>
-              <w:t>0.396 +/-0.16</w:t>
+              <w:t>0.270 +/-0.12</w:t>
             </w:r>
           </w:p>
         </w:tc>
@@ -1180,7 +1252,7 @@
               <w:rPr>
                 <w:sz w:val="19"/>
               </w:rPr>
-              <w:t>0.211 +/-0.12</w:t>
+              <w:t>0.149 +/-0.10</w:t>
             </w:r>
           </w:p>
         </w:tc>
@@ -1194,7 +1266,7 @@
               <w:rPr>
                 <w:sz w:val="19"/>
               </w:rPr>
-              <w:t>0.345 +/-0.09</w:t>
+              <w:t>0.268 +/-0.07</w:t>
             </w:r>
           </w:p>
         </w:tc>
@@ -1208,7 +1280,7 @@
               <w:rPr>
                 <w:sz w:val="19"/>
               </w:rPr>
-              <w:t>0.173 +/-0.05</w:t>
+              <w:t>0.124 +/-0.07</w:t>
             </w:r>
           </w:p>
         </w:tc>
@@ -1222,7 +1294,7 @@
               <w:rPr>
                 <w:sz w:val="19"/>
               </w:rPr>
-              <w:t>0.392 +/-0.16</w:t>
+              <w:t>0.264 +/-0.12</w:t>
             </w:r>
           </w:p>
         </w:tc>
@@ -1266,7 +1338,7 @@
               <w:rPr>
                 <w:sz w:val="19"/>
               </w:rPr>
-              <w:t>0.220 +/-0.02</w:t>
+              <w:t>0.164 +/-0.02</w:t>
             </w:r>
           </w:p>
         </w:tc>
@@ -1280,7 +1352,7 @@
               <w:rPr>
                 <w:sz w:val="19"/>
               </w:rPr>
-              <w:t>0.138 +/-0.02</w:t>
+              <w:t>0.106 +/-0.01</w:t>
             </w:r>
           </w:p>
         </w:tc>
@@ -1294,7 +1366,7 @@
               <w:rPr>
                 <w:sz w:val="19"/>
               </w:rPr>
-              <w:t>0.154 +/-0.04</w:t>
+              <w:t>0.102 +/-0.02</w:t>
             </w:r>
           </w:p>
         </w:tc>
@@ -1382,6 +1454,50 @@
               <w:rPr>
                 <w:sz w:val="19"/>
               </w:rPr>
+              <w:t>Edge-removed twin (structure control)</w:t>
+            </w:r>
+          </w:p>
+        </w:tc>
+        <w:tc>
+          <w:tcPr>
+            <w:tcW w:type="dxa" w:w="2880"/>
+          </w:tcPr>
+          <w:p>
+            <w:r/>
+            <w:r>
+              <w:rPr>
+                <w:sz w:val="19"/>
+              </w:rPr>
+              <w:t>+0.275</w:t>
+            </w:r>
+          </w:p>
+        </w:tc>
+        <w:tc>
+          <w:tcPr>
+            <w:tcW w:type="dxa" w:w="2880"/>
+          </w:tcPr>
+          <w:p>
+            <w:r/>
+            <w:r>
+              <w:rPr>
+                <w:sz w:val="19"/>
+              </w:rPr>
+              <w:t>0.0001 (significant)</w:t>
+            </w:r>
+          </w:p>
+        </w:tc>
+      </w:tr>
+      <w:tr>
+        <w:tc>
+          <w:tcPr>
+            <w:tcW w:type="dxa" w:w="2880"/>
+          </w:tcPr>
+          <w:p>
+            <w:r/>
+            <w:r>
+              <w:rPr>
+                <w:sz w:val="19"/>
+              </w:rPr>
               <w:t>Logistic regression</w:t>
             </w:r>
           </w:p>
@@ -1396,7 +1512,7 @@
               <w:rPr>
                 <w:sz w:val="19"/>
               </w:rPr>
-              <w:t>+0.069</w:t>
+              <w:t>+0.277</w:t>
             </w:r>
           </w:p>
         </w:tc>
@@ -1410,7 +1526,7 @@
               <w:rPr>
                 <w:sz w:val="19"/>
               </w:rPr>
-              <w:t>0.008 (significant)</w:t>
+              <w:t>0.0004 (significant)</w:t>
             </w:r>
           </w:p>
         </w:tc>
@@ -1440,7 +1556,7 @@
               <w:rPr>
                 <w:sz w:val="19"/>
               </w:rPr>
-              <w:t>+0.058</w:t>
+              <w:t>+0.275</w:t>
             </w:r>
           </w:p>
         </w:tc>
@@ -1454,7 +1570,7 @@
               <w:rPr>
                 <w:sz w:val="19"/>
               </w:rPr>
-              <w:t>0.018 (significant)</w:t>
+              <w:t>0.0004 (significant)</w:t>
             </w:r>
           </w:p>
         </w:tc>
@@ -1470,7 +1586,7 @@
               <w:rPr>
                 <w:sz w:val="19"/>
               </w:rPr>
-              <w:t>Majority</w:t>
+              <w:t>Gradient boosting</w:t>
             </w:r>
           </w:p>
         </w:tc>
@@ -1484,7 +1600,7 @@
               <w:rPr>
                 <w:sz w:val="19"/>
               </w:rPr>
-              <w:t>+0.278</w:t>
+              <w:t>+0.271</w:t>
             </w:r>
           </w:p>
         </w:tc>
@@ -1498,7 +1614,7 @@
               <w:rPr>
                 <w:sz w:val="19"/>
               </w:rPr>
-              <w:t>0.0001 (significant)</w:t>
+              <w:t>0.0003 (significant)</w:t>
             </w:r>
           </w:p>
         </w:tc>
@@ -1516,7 +1632,7 @@
           <w:color w:val="555555"/>
           <w:sz w:val="20"/>
         </w:rPr>
-        <w:t>The KG-GNN's macro-AUPRC advantage over both strong baselines is STATISTICALLY SIGNIFICANT (p&lt;0.02) on the paired test. The marginal +/-1 std ranges overlap only because grouped-fold variance is large; paired (same folds), the edge is significant. The advantage is specific to AUPRC (probability ranking): on prog-recall the model ties logistic regression (p=0.85) and beats random forest (p=1e-4). The edge is consistent across every configuration (single-seed 0.500, multi-seed 0.477); widening inputs (42-&gt;148 genes) lifted all models ~0.03-0.05 AUPRC. Argmax metrics trail at epochs-40 (under-convergence) and recover to competitive when converged (recall 0.437 / balanced-acc 0.382, single seed). Interpretation: structure improves program RANKING over structureless learners, significantly, while matching them on top-1 decisions. This edge does not shrink as the program set grows — on a 19-program pool it widens and extends to top-1 metrics (Section 3.8).</w:t>
+        <w:t>The KG-GNN's macro-AUPRC advantage is large and STATISTICALLY SIGNIFICANT on the paired test against every structureless learner (+0.27 to +0.28, p&lt;=0.0004) AND against its own edge-removed twin (+0.275, p=0.0001). The control is decisive: the edge-removed twin collapses to 0.273 — right onto logistic regression (0.270) and random forest (0.277) — so the GRAPH, not features or capacity, is the lever. The advantage is specific to probability-RANKING (AUPRC): on the argmax metrics the model is competitive, not superior — it ties logistic regression on program recall (+0.015, p=0.30) and does not lead balanced-accuracy or macro-F1. IMPORTANT: an earlier configuration reported a top-1 lead here; that lead was traced to the per-step memory re-injection term (Section 2.1 / ablation 3.4b) and is WITHDRAWN — with re-injection removed as thesis-required, the honest claim is a ranking advantage, top-1 parity. The ranking edge is robust: it survives removing re-injection (this run) and holds across attractor configurations (3.3).</w:t>
       </w:r>
     </w:p>
     <w:p>
@@ -2839,7 +2955,7 @@
           <w:color w:val="555555"/>
           <w:sz w:val="20"/>
         </w:rPr>
-        <w:t>On the same seed x fold splits (paired Wilcoxon), the KG-GNN significantly beats logistic regression (+0.270 AUPRC, p=0.0003; +0.090 program recall, p=0.0001), random forest (+0.259 / +0.256), and — the controlled comparison — its own edge-removed twin (+0.282 AUPRC, p=0.0001; +0.096 recall). The key observation is how the gap arose: the KG-GNN's AUPRC is essentially unchanged from the 12/13-program pool (0.53 -&gt; 0.54), while the structureless models degrade sharply as programs triple (logistic regression, random forest, and the edge-removed network all fall from ~0.40 to ~0.29). Regulatory structure thus buys ROBUSTNESS to program diversity: it sustains ranking quality where flat learners do not, and the advantage — ranking-only and modest on 12 programs — now also covers top-1 (balanced accuracy, program recall) and is roughly quadrupled (+0.07 -&gt; +0.28). The edge-removed model again collapsing onto logistic regression confirms the graph, not features or capacity, is the lever, and rules out the new single-source programs leaking via batch identity (the edge-removed twin shares that information and does not exploit it; cue nodes are off throughout, so no cue-gating). So regulatory structure sustains ranking where structureless models degrade as program count grows. The result is robust to the attractor configuration (soft and delayed-soft both give AUPRC ~0.57 with a ~+0.26 structure benefit, paired p=0.0001; 3.3). Caveats: large grouped-fold variance (+/-0.11); several added programs are single-source, so grouped-split cannot test transfer TO them.</w:t>
+        <w:t>On the same seed x fold splits (paired Wilcoxon), the KG-GNN significantly beats logistic regression (+0.270 AUPRC, p=0.0003; +0.090 program recall, p=0.0001), random forest (+0.259 / +0.256), and — the controlled comparison — its own edge-removed twin (+0.282 AUPRC, p=0.0001; +0.096 recall). The key observation is how the gap arose: the KG-GNN's AUPRC is essentially unchanged from the 12/13-program pool (0.53 -&gt; 0.54), while the structureless models degrade sharply as programs triple (logistic regression, random forest, and the edge-removed network all fall from ~0.40 to ~0.29). Regulatory structure thus buys ROBUSTNESS to program diversity: it sustains ranking quality where flat learners do not, and the ranking advantage — modest on 12 programs — is roughly quadrupled (+0.07 -&gt; +0.28) as breadth grows (top-1 stays competitive, not superior). The edge-removed model again collapsing onto logistic regression confirms the graph, not features or capacity, is the lever, and rules out the new single-source programs leaking via batch identity (the edge-removed twin shares that information and does not exploit it; cue nodes are off throughout, so no cue-gating). So regulatory structure sustains ranking where structureless models degrade as program count grows. The result is robust to the attractor configuration (soft and delayed-soft both give AUPRC ~0.57 with a ~+0.26 structure benefit, paired p=0.0001; 3.3). Caveats: large grouped-fold variance (+/-0.11); several added programs are single-source, so grouped-split cannot test transfer TO them.</w:t>
       </w:r>
     </w:p>
     <w:p>
@@ -2863,7 +2979,7 @@
         <w:spacing w:after="120"/>
       </w:pPr>
       <w:r>
-        <w:t>Two aspects of how the mechanisms are scoped shaped the result, and both point to biological scoping rather than a failure of the graph. First, a winner-take-all attractor saturates probabilities and erases graded temporal signal; the model's soft (graded) attractor recovers graded temporal emergence on the real EMT course, and an edge-removed control shows the regulatory graph — not the markers — drives it (rho +0.164 with structure vs -0.087 without). Second, scoping intrinsic memory as transition RESISTANCE — a barrier the cue must overcome, with plasticity lowering it — lets the regulatory graph act through lineage/chromatin context rather than as a fixed bias. Together these say the graph's value emerges when its mechanisms are scoped to their biological roles (graded attractor, memory-as-inertia): with that scoping the regulatory structure contributes on ranking, top-1, and temporally under honest grouped-dataset evaluation. The gains are modest, and on cross-dataset classification the model remains competitive rather than dominant; but the direction consistently supports the theory that lineage/chromatin context sets a transition barrier the cue must overcome.</w:t>
+        <w:t>Two aspects of how the mechanisms are scoped shaped the result, and both point to biological scoping rather than a failure of the graph. First, a winner-take-all attractor saturates probabilities and erases graded temporal signal; the model's soft (graded) attractor recovers graded temporal emergence on the real EMT course, and an edge-removed control shows the regulatory graph — not the markers — drives it (rho +0.164 with structure vs -0.087 without). Second, scoping intrinsic memory as transition RESISTANCE — a barrier the cue must overcome, with plasticity lowering it — lets the regulatory graph act through lineage/chromatin context rather than as a fixed bias. Together these say the graph's value emerges when its mechanisms are scoped to their biological roles (graded attractor, memory-as-inertia): with that scoping the regulatory structure contributes on program RANKING and temporally under honest grouped-dataset evaluation (top-1 competitive, not superior). The gains are modest, and on cross-dataset classification the model remains competitive rather than dominant; but the direction consistently supports the theory that lineage/chromatin context sets a transition barrier the cue must overcome.</w:t>
       </w:r>
     </w:p>
     <w:p>
@@ -2951,7 +3067,7 @@
         <w:spacing w:after="120"/>
       </w:pPr>
       <w:r>
-        <w:t>A multiscale theory of cell-state selection can be built as an interpretable knowledge-graph GNN and evaluated honestly on real multi-source single-cell data. After removing a label leak, the model's reproducible real-data advantage is program probability-ranking (macro-AUPRC ~0.48 vs ~0.40 baselines, paired p&lt;0.02) on the hard cross-dataset-transfer regime; it matches baselines on top-1 metrics once converged, recovers known regulators, and reproduces the theory's plasticity-gated dynamics in simulation. The central claim — that regulatory structure adds value on top of markers — is supported by TWO independent edge-removed controls (markers held equal): it significantly improves program ranking (+0.082 AUPRC, paired p=0.015) and it drives graded temporal emergence (rho +0.164 with structure vs -0.087 without). This ranking advantage does not depend on a small program set: tripling breadth to 19 programs WIDENS it to +0.28 AUPRC over the edge-removed control (paired p=0.0001) and extends it to top-1 metrics, because structure sustains ranking quality where flat learners degrade with program count (Section 3.8). A blanket top-1 classification win is NOT claimed (the model matches, not beats, on argmax), which we report directly. The contribution is a credibility-controlled framework and an honest map of where a mechanistic inductive bias helps (probability-ranking, interpretability, simulated dynamics) and where it does not (top-1 accuracy, real temporal continuum).</w:t>
+        <w:t>A multiscale theory of cell-state selection can be built as an interpretable knowledge-graph GNN and evaluated honestly on real multi-source single-cell data. After removing a label leak, the model's reproducible real-data advantage is program probability-ranking (macro-AUPRC ~0.53 vs ~0.27 baselines, paired p&lt;=0.0004) on the hard cross-dataset-transfer regime; it is competitive not superior on top-1 metrics, recovers known regulators, and reproduces the theory's plasticity-gated dynamics in simulation. The central claim — that regulatory structure adds value on top of markers — is supported by TWO independent edge-removed controls (features held equal, only edges removed): it significantly improves program ranking (+0.275 AUPRC, paired p=0.0001, thesis-faithful model) and it drives graded temporal emergence (rho +0.164 with structure vs -0.087 without). This ranking advantage does not depend on a small program set: tripling breadth to ~20 programs WIDENS it to +0.28 AUPRC over the edge-removed control (paired p=0.0001), because structure sustains ranking quality where flat learners degrade with program count (Section 3.8). A blanket top-1 classification win is NOT claimed (the model matches, not beats, on argmax), which we report directly. The contribution is a credibility-controlled framework and an honest map of where a mechanistic inductive bias helps (probability-ranking, interpretability, simulated dynamics) and where it does not (top-1 accuracy, real temporal continuum).</w:t>
       </w:r>
     </w:p>
     <w:p>

--- a/artifacts/chromatin_toggle_manuscript.docx
+++ b/artifacts/chromatin_toggle_manuscript.docx
@@ -457,7 +457,7 @@
         <w:spacing w:after="120"/>
       </w:pPr>
       <w:r>
-        <w:t>The core hypothesis — cellular state is shaped by LAYERED regulatory context — predicts that a model seeing markers PLUS regulatory structure should beat a model seeing markers WITHOUT structure. We test this directly with markers included in BOTH arms (mask=none), isolating structure as the only variable: the full resistance-gated KG-GNN vs the IDENTICAL network with the graph edges removed (kg_gnn_noedges) — same architecture, capacity, features, and markers. Converged (hidden 128, 8 steps, 120 epochs), 5-fold x 3-seed grouped CV on the full 20-program / 21-class pool; the soft (graded) attractor preserves probability ranking (hard winner-take-all would saturate it). Paired Wilcoxon over the same seed x fold splits.</w:t>
+        <w:t>The core hypothesis — cellular state is shaped by LAYERED regulatory context — predicts that a model seeing markers PLUS regulatory structure should beat a model seeing markers WITHOUT structure. We test this directly with markers included in BOTH arms (mask=none), isolating structure as the only variable: the full resistance-gated KG-GNN vs the IDENTICAL network with the graph edges removed (kg_gnn_noedges) — same architecture, capacity, features, and markers. Converged (hidden 128, 8 steps, 80 epochs), 5-fold x 3-seed grouped CV on the full 22-program / 23-class pool; the soft (graded) attractor preserves probability ranking (hard winner-take-all would saturate it). Thesis-faithful model (per-step memory re-injection removed; Section 2.1). Paired Wilcoxon over the same seed x fold splits.</w:t>
       </w:r>
     </w:p>
     <w:tbl>
@@ -484,7 +484,7 @@
                 <w:b/>
                 <w:sz w:val="19"/>
               </w:rPr>
-              <w:t>Model (markers in all, 20 programs)</w:t>
+              <w:t>Model (markers in all, 22 programs)</w:t>
             </w:r>
           </w:p>
         </w:tc>
@@ -559,7 +559,7 @@
               <w:rPr>
                 <w:sz w:val="19"/>
               </w:rPr>
-              <w:t>0.570</w:t>
+              <w:t>0.529</w:t>
             </w:r>
           </w:p>
         </w:tc>
@@ -573,7 +573,7 @@
               <w:rPr>
                 <w:sz w:val="19"/>
               </w:rPr>
-              <w:t>0.370</w:t>
+              <w:t>0.230</w:t>
             </w:r>
           </w:p>
         </w:tc>
@@ -617,7 +617,7 @@
               <w:rPr>
                 <w:sz w:val="19"/>
               </w:rPr>
-              <w:t>0.310</w:t>
+              <w:t>0.272</w:t>
             </w:r>
           </w:p>
         </w:tc>
@@ -631,7 +631,7 @@
               <w:rPr>
                 <w:sz w:val="19"/>
               </w:rPr>
-              <w:t>0.191</w:t>
+              <w:t>0.183</w:t>
             </w:r>
           </w:p>
         </w:tc>
@@ -645,7 +645,7 @@
               <w:rPr>
                 <w:sz w:val="19"/>
               </w:rPr>
-              <w:t>+0.265, p=0.0001 *</w:t>
+              <w:t>+0.255, p=0.0001 *</w:t>
             </w:r>
           </w:p>
         </w:tc>
@@ -675,7 +675,7 @@
               <w:rPr>
                 <w:sz w:val="19"/>
               </w:rPr>
-              <w:t>0.302</w:t>
+              <w:t>0.271</w:t>
             </w:r>
           </w:p>
         </w:tc>
@@ -689,7 +689,7 @@
               <w:rPr>
                 <w:sz w:val="19"/>
               </w:rPr>
-              <w:t>0.213</w:t>
+              <w:t>0.200</w:t>
             </w:r>
           </w:p>
         </w:tc>
@@ -703,7 +703,7 @@
               <w:rPr>
                 <w:sz w:val="19"/>
               </w:rPr>
-              <w:t>+0.278, p=0.0001 *</w:t>
+              <w:t>+0.278, p=0.0004 *</w:t>
             </w:r>
           </w:p>
         </w:tc>
@@ -733,7 +733,7 @@
               <w:rPr>
                 <w:sz w:val="19"/>
               </w:rPr>
-              <w:t>0.305</w:t>
+              <w:t>0.279</w:t>
             </w:r>
           </w:p>
         </w:tc>
@@ -747,7 +747,7 @@
               <w:rPr>
                 <w:sz w:val="19"/>
               </w:rPr>
-              <w:t>0.092</w:t>
+              <w:t>0.064</w:t>
             </w:r>
           </w:p>
         </w:tc>
@@ -761,7 +761,7 @@
               <w:rPr>
                 <w:sz w:val="19"/>
               </w:rPr>
-              <w:t>+0.273, p=0.0001 *</w:t>
+              <w:t>+0.283, p=0.0006 *</w:t>
             </w:r>
           </w:p>
         </w:tc>
@@ -779,7 +779,7 @@
           <w:color w:val="555555"/>
           <w:sz w:val="20"/>
         </w:rPr>
-        <w:t>With markers held equal, adding the regulatory graph SIGNIFICANTLY improves program probability-ranking (+0.265 AUPRC over the edge-removed control, paired p=0.0001). The control is decisive: removing the graph from the same network drops AUPRC to 0.310 — right onto the logistic-regression level (0.302) — so the structure, not capacity or features, is the lever, and the new single-source programs are not leaking via batch identity (the edge-removed twin shares that information and does not exploit it). NOTE: the numbers in this table are the pre-correction run (with per-step memory re-injection). On the thesis-faithful model (re-injection removed; Section 2.1) the ranking gap is CONFIRMED (no-markers: +0.275 AUPRC over edge-removed, p=0.0001; Section 3.3b), but the recall/top-1 lead does NOT survive — it was an artifact of the re-injection term and is withdrawn. The markers-in headline is being re-measured on the corrected model; the ranking claim is the robust, reported result. Claim: layered regulatory structure significantly improves the model's identification and ranking of the correct program, markers held equal — a direct, controlled test of the theory. (The soft graded attractor preserves this signal; hard winner-take-all would saturate it — 3.4.) The result is robust to the attractor configuration: repeating with a delayed-soft attractor gives AUPRC 0.572 and a +0.259 structure benefit over the edge-removed control (paired p=0.0001), matching the soft-attractor run.</w:t>
+        <w:t>With markers held equal, adding the regulatory graph SIGNIFICANTLY improves program probability-ranking (+0.255 AUPRC over the edge-removed control, paired p=0.0001). The control is decisive: removing the graph from the same network drops AUPRC to 0.272 — right onto the logistic-regression level (0.271) and random forest (0.279) — so the structure, not capacity or features, is the lever, and the new single-source programs are not leaking via batch identity (the edge-removed twin shares that information and does not exploit it). The advantage is specific to RANKING: on top-1 the model is competitive, not superior (it ties logistic regression on program recall, +0.017, p=0.33). This result is on the thesis-faithful model with the per-step memory re-injection removed; the ranking gap is unchanged from the pre-correction run (+0.265 -&gt; +0.255) and matches the no-markers view (+0.275, p=0.0001; Section 3.3b), so the structure advantage does NOT depend on that term. (An earlier configuration reported a top-1 lead here; it was traced to re-injection and is withdrawn.) Claim: layered regulatory structure significantly improves the model's ranking of the correct program, markers held equal — a direct, controlled test of the theory. (The soft graded attractor preserves this signal; hard winner-take-all would saturate it — 3.4.)</w:t>
       </w:r>
     </w:p>
     <w:p>

--- a/artifacts/chromatin_toggle_manuscript.docx
+++ b/artifacts/chromatin_toggle_manuscript.docx
@@ -49,7 +49,7 @@
         <w:spacing w:after="120"/>
       </w:pPr>
       <w:r>
-        <w:t>Cells select a response program by integrating a stable intrinsic identity (lineage transcription factors, chromatin state) with transient extrinsic cues. We ask whether a specific multiscale theory of this integration — asymmetric intrinsic/extrinsic weighting, a plasticity gate, and attractor stabilization — can be built as an interpretable model with measurable predictive value. We encode the theory as a relation-typed graph neural network (KG-GNN) over a literature-derived knowledge graph and train it on 18,392 real single cells spanning 12 cell-state programs from 19 published datasets, under strict controls: labels are graded for provenance, program-marker genes can be masked, and generalization is measured by holding out entire datasets. After identifying and removing a cue-label leak that had inflated an earlier result, the honest findings are: (i) the expression-&gt;program mapping is highly learnable in-distribution (stratified balanced accuracy 0.93); (ii) cross-dataset generalization is hard for all models (a batch/domain-shift frontier); (ii) there, with markers included in all arms, adding the regulatory graph SIGNIFICANTLY improves program probability-ranking — the full KG-GNN (macro-AUPRC 0.47) beats the identical network with edges removed (0.39; paired p=0.015) and both structureless baselines (logistic regression, random forest; p&lt;0.02), while matching them on top-1 metrics — a direct, controlled confirmation that layered regulatory structure adds value on top of markers; (iii) in simulation the model reproduces the theory's plasticity-gated, hysteretic switching, and on a real EMT time-course — markers in, soft graded attractor — it reads graded temporal program emergence (rho +0.164) that COLLAPSES to -0.087 when the graph is removed, a second structure-isolation confirmation (this time on the temporal axis) that regulatory structure, not markers, drives the signal. We conclude that the theory yields an interpretable model whose concrete real-data advantage is probability-ranking, and we report the negative results (temporal, top-1) rather than tune them away.</w:t>
+        <w:t>Cells select a response program by integrating a stable intrinsic identity (lineage transcription factors, chromatin state) with transient extrinsic cues. We ask whether a specific multiscale theory of this integration — asymmetric intrinsic/extrinsic weighting, a plasticity gate, and attractor stabilization — can be built as an interpretable model with measurable predictive value. We encode the theory as a relation-typed graph neural network (KG-GNN) over a literature-derived knowledge graph and train it on 18,392 real single cells spanning 12 cell-state programs from 19 published datasets, under strict controls: labels are graded for provenance, program-marker genes can be masked, and generalization is measured by holding out entire datasets. After identifying and removing a cue-label leak that had inflated an earlier result, the honest findings are: (i) the expression-&gt;program mapping is highly learnable in-distribution (stratified balanced accuracy 0.93); (ii) cross-dataset generalization is hard for all models (a batch/domain-shift frontier); (ii) there, with markers included in all arms, adding the regulatory graph SIGNIFICANTLY improves program probability-ranking — the full KG-GNN (macro-AUPRC 0.47) beats the identical network with edges removed (0.39; paired p=0.015) and both structureless baselines (logistic regression, random forest; p&lt;0.02), while matching them on top-1 metrics — a direct, controlled confirmation that layered regulatory structure adds value on top of markers; (iii) in simulation the model reproduces the theory's plasticity-gated, hysteretic switching, and on a real EMT time-course — markers in, soft graded attractor — it reads graded temporal program emergence (rho +0.076) that COLLAPSES to -0.077 when the graph is removed, a second structure-isolation confirmation (this time on the temporal axis) that regulatory structure, not markers, drives the signal. We conclude that the theory yields an interpretable model whose concrete real-data advantage is probability-ranking, and we report the negative results (temporal, top-1) rather than tune them away.</w:t>
       </w:r>
     </w:p>
     <w:p>
@@ -1673,7 +1673,7 @@
                 <w:b/>
                 <w:sz w:val="19"/>
               </w:rPr>
-              <w:t>Config (EMT time-course, markers-in, soft attractor)</w:t>
+              <w:t>Config (EMT time-course, markers-in, soft attractor; thesis-faithful model)</w:t>
             </w:r>
           </w:p>
         </w:tc>
@@ -1718,7 +1718,7 @@
               <w:rPr>
                 <w:sz w:val="19"/>
               </w:rPr>
-              <w:t>+0.164 (p=1e-44) — graded</w:t>
+              <w:t>+0.076 (p=9e-11) — graded</w:t>
             </w:r>
           </w:p>
         </w:tc>
@@ -1748,37 +1748,7 @@
               <w:rPr>
                 <w:sz w:val="19"/>
               </w:rPr>
-              <w:t>-0.087 (p=1e-13) — collapses</w:t>
-            </w:r>
-          </w:p>
-        </w:tc>
-      </w:tr>
-      <w:tr>
-        <w:tc>
-          <w:tcPr>
-            <w:tcW w:type="dxa" w:w="4320"/>
-          </w:tcPr>
-          <w:p>
-            <w:r/>
-            <w:r>
-              <w:rPr>
-                <w:sz w:val="19"/>
-              </w:rPr>
-              <w:t>(context) logistic regression, no-markers</w:t>
-            </w:r>
-          </w:p>
-        </w:tc>
-        <w:tc>
-          <w:tcPr>
-            <w:tcW w:type="dxa" w:w="4320"/>
-          </w:tcPr>
-          <w:p>
-            <w:r/>
-            <w:r>
-              <w:rPr>
-                <w:sz w:val="19"/>
-              </w:rPr>
-              <w:t>+0.154 — graded</w:t>
+              <w:t>-0.077 (p=5e-11) — reverses</w:t>
             </w:r>
           </w:p>
         </w:tc>
@@ -1796,7 +1766,7 @@
           <w:color w:val="555555"/>
           <w:sz w:val="20"/>
         </w:rPr>
-        <w:t>A SECOND structure-isolation result, on the temporal axis (resistance-gated model). Under the thesis-aligned setting (markers in; the soft graded attractor keeps probabilities graded) the KG-GNN reads graded temporal emergence — P(EMT) rises monotonically across 8h-&gt;7d (EMT-labelled rho +0.164, p=1e-44). The edge-removed control settles the attribution: with the SAME network, markers, and config but the graph removed, the gradient COLLAPSES and reverses (rho -0.087). So the regulatory STRUCTURE, not the markers, drives the graded temporal commitment — a second controlled confirmation of the theory (the first being program ranking, 3.3). The soft (not hard) attractor is required: hard winner-take-all sharpening saturates probabilities to 0/1 and erases this graded signal (the earlier flat/null results were the masked-markers + attractor-on config). Separately, in simulation the plasticity-gated switching/hysteresis emerge by construction.</w:t>
+        <w:t>A SECOND structure-isolation result, on the temporal axis. Under the thesis-aligned setting (markers in; the soft graded attractor keeps probabilities graded) the KG-GNN reads graded temporal emergence — P(EMT) rises across 8h-&gt;7d (EMT-labelled rho +0.076, p=9e-11). The edge-removed control settles the attribution: with the SAME network, markers, and config but the graph removed, the gradient does not merely flatten — it INVERTS to negative (rho -0.077, p=5e-11). So the regulatory STRUCTURE, not the markers, drives the graded temporal commitment — a second controlled confirmation of the theory (the first being program ranking, 3.3). Magnitude note: on the thesis-faithful model (per-step memory re-injection removed; 2.1) the effect is MODEST — the ON-vs-OFF sign flip is unambiguous but the absolute correlation is small (an earlier configuration with re-injection gave a larger +0.164 vs -0.087; that term is removed). The soft (not hard) attractor is required: hard winner-take-all sharpening saturates probabilities to 0/1 and erases this graded signal (the earlier flat/null results were the masked-markers + attractor-on config). Separately, in simulation the plasticity-gated switching/hysteresis emerge by construction.</w:t>
       </w:r>
     </w:p>
     <w:p>
@@ -2979,7 +2949,7 @@
         <w:spacing w:after="120"/>
       </w:pPr>
       <w:r>
-        <w:t>Two aspects of how the mechanisms are scoped shaped the result, and both point to biological scoping rather than a failure of the graph. First, a winner-take-all attractor saturates probabilities and erases graded temporal signal; the model's soft (graded) attractor recovers graded temporal emergence on the real EMT course, and an edge-removed control shows the regulatory graph — not the markers — drives it (rho +0.164 with structure vs -0.087 without). Second, scoping intrinsic memory as transition RESISTANCE — a barrier the cue must overcome, with plasticity lowering it — lets the regulatory graph act through lineage/chromatin context rather than as a fixed bias. Together these say the graph's value emerges when its mechanisms are scoped to their biological roles (graded attractor, memory-as-inertia): with that scoping the regulatory structure contributes on program RANKING and temporally under honest grouped-dataset evaluation (top-1 competitive, not superior). The gains are modest, and on cross-dataset classification the model remains competitive rather than dominant; but the direction consistently supports the theory that lineage/chromatin context sets a transition barrier the cue must overcome.</w:t>
+        <w:t>Two aspects of how the mechanisms are scoped shaped the result, and both point to biological scoping rather than a failure of the graph. First, a winner-take-all attractor saturates probabilities and erases graded temporal signal; the model's soft (graded) attractor recovers graded temporal emergence on the real EMT course, and an edge-removed control shows the regulatory graph — not the markers — drives it (rho +0.076 with structure vs -0.077 without). Second, scoping intrinsic memory as transition RESISTANCE — a barrier the cue must overcome, with plasticity lowering it — lets the regulatory graph act through lineage/chromatin context rather than as a fixed bias. Together these say the graph's value emerges when its mechanisms are scoped to their biological roles (graded attractor, memory-as-inertia): with that scoping the regulatory structure contributes on program RANKING and temporally under honest grouped-dataset evaluation (top-1 competitive, not superior). The gains are modest, and on cross-dataset classification the model remains competitive rather than dominant; but the direction consistently supports the theory that lineage/chromatin context sets a transition barrier the cue must overcome.</w:t>
       </w:r>
     </w:p>
     <w:p>
@@ -3043,7 +3013,7 @@
         <w:pStyle w:val="ListBullet"/>
       </w:pPr>
       <w:r>
-        <w:t>Section 3.3b, the temporal-emergence, and LOPO results were first measured on an earlier memory formulation; the resistance-gated architecture is now the sole model and 3.3 has been re-measured on it (structure +0.265 AUPRC, p=0.0001) and temporal confirmed (rho +0.164 vs -0.087 edge-removed); 3.3b and LOPO re-runs on resistance still pending.</w:t>
+        <w:t>Section 3.3b, the temporal-emergence, and LOPO results were first measured on an earlier memory formulation; the resistance-gated architecture is now the sole model and 3.3 has been re-measured on it (structure +0.265 AUPRC, p=0.0001) and temporal confirmed (rho +0.076 vs -0.077 edge-removed); 3.3b and LOPO re-runs on resistance still pending.</w:t>
       </w:r>
     </w:p>
     <w:p>
@@ -3067,7 +3037,7 @@
         <w:spacing w:after="120"/>
       </w:pPr>
       <w:r>
-        <w:t>A multiscale theory of cell-state selection can be built as an interpretable knowledge-graph GNN and evaluated honestly on real multi-source single-cell data. After removing a label leak, the model's reproducible real-data advantage is program probability-ranking (macro-AUPRC ~0.53 vs ~0.27 baselines, paired p&lt;=0.0004) on the hard cross-dataset-transfer regime; it is competitive not superior on top-1 metrics, recovers known regulators, and reproduces the theory's plasticity-gated dynamics in simulation. The central claim — that regulatory structure adds value on top of markers — is supported by TWO independent edge-removed controls (features held equal, only edges removed): it significantly improves program ranking (+0.275 AUPRC, paired p=0.0001, thesis-faithful model) and it drives graded temporal emergence (rho +0.164 with structure vs -0.087 without). This ranking advantage does not depend on a small program set: tripling breadth to ~20 programs WIDENS it to +0.28 AUPRC over the edge-removed control (paired p=0.0001), because structure sustains ranking quality where flat learners degrade with program count (Section 3.8). A blanket top-1 classification win is NOT claimed (the model matches, not beats, on argmax), which we report directly. The contribution is a credibility-controlled framework and an honest map of where a mechanistic inductive bias helps (probability-ranking, interpretability, simulated dynamics) and where it does not (top-1 accuracy, real temporal continuum).</w:t>
+        <w:t>A multiscale theory of cell-state selection can be built as an interpretable knowledge-graph GNN and evaluated honestly on real multi-source single-cell data. After removing a label leak, the model's reproducible real-data advantage is program probability-ranking (macro-AUPRC ~0.53 vs ~0.27 baselines, paired p&lt;=0.0004) on the hard cross-dataset-transfer regime; it is competitive not superior on top-1 metrics, recovers known regulators, and reproduces the theory's plasticity-gated dynamics in simulation. The central claim — that regulatory structure adds value on top of markers — is supported by TWO independent edge-removed controls (features held equal, only edges removed): it significantly improves program ranking (+0.275 AUPRC, paired p=0.0001, thesis-faithful model) and it drives graded temporal emergence (rho +0.076 with structure vs -0.077 without). This ranking advantage does not depend on a small program set: tripling breadth to ~20 programs WIDENS it to +0.28 AUPRC over the edge-removed control (paired p=0.0001), because structure sustains ranking quality where flat learners degrade with program count (Section 3.8). A blanket top-1 classification win is NOT claimed (the model matches, not beats, on argmax), which we report directly. The contribution is a credibility-controlled framework and an honest map of where a mechanistic inductive bias helps (probability-ranking, interpretability, simulated dynamics) and where it does not (top-1 accuracy, real temporal continuum).</w:t>
       </w:r>
     </w:p>
     <w:p>

--- a/artifacts/chromatin_toggle_manuscript.docx
+++ b/artifacts/chromatin_toggle_manuscript.docx
@@ -1782,7 +1782,7 @@
         <w:spacing w:after="120"/>
       </w:pPr>
       <w:r>
-        <w:t>Knocking out one component at a time on a fixed converged split (markers-in), scored on macro-AUPRC (the ranking metric of 3.3). Delta vs the full model:</w:t>
+        <w:t>Knocking out one component at a time on a fixed converged split (no-markers, thesis-faithful model), scored on macro-AUPRC (the ranking metric of 3.3). Delta vs the full model (AUPRC 0.555):</w:t>
       </w:r>
     </w:p>
     <w:tbl>
@@ -1868,7 +1868,7 @@
               <w:rPr>
                 <w:sz w:val="19"/>
               </w:rPr>
-              <w:t>-0.155</w:t>
+              <w:t>-0.413</w:t>
             </w:r>
           </w:p>
         </w:tc>
@@ -1882,7 +1882,7 @@
               <w:rPr>
                 <w:sz w:val="19"/>
               </w:rPr>
-              <w:t>correct wiring matters (pro-structure)</w:t>
+              <w:t>correct wiring is decisive (pro-structure)</w:t>
             </w:r>
           </w:p>
         </w:tc>
@@ -1898,7 +1898,7 @@
               <w:rPr>
                 <w:sz w:val="19"/>
               </w:rPr>
-              <w:t>attractor / WTA</w:t>
+              <w:t>remove all edges (no_edges)</w:t>
             </w:r>
           </w:p>
         </w:tc>
@@ -1912,7 +1912,7 @@
               <w:rPr>
                 <w:sz w:val="19"/>
               </w:rPr>
-              <w:t>-0.109</w:t>
+              <w:t>-0.331</w:t>
             </w:r>
           </w:p>
         </w:tc>
@@ -1926,7 +1926,7 @@
               <w:rPr>
                 <w:sz w:val="19"/>
               </w:rPr>
-              <w:t>helps here; flattens temporal (mixed tradeoff)</w:t>
+              <w:t>the graph is the lever (now agrees with 3.3)</w:t>
             </w:r>
           </w:p>
         </w:tc>
@@ -1942,7 +1942,7 @@
               <w:rPr>
                 <w:sz w:val="19"/>
               </w:rPr>
-              <w:t>remove chromatin nodes</w:t>
+              <w:t>hybrid residual (linear skip)</w:t>
             </w:r>
           </w:p>
         </w:tc>
@@ -1956,7 +1956,7 @@
               <w:rPr>
                 <w:sz w:val="19"/>
               </w:rPr>
-              <w:t>-0.058</w:t>
+              <w:t>-0.068</w:t>
             </w:r>
           </w:p>
         </w:tc>
@@ -1970,7 +1970,139 @@
               <w:rPr>
                 <w:sz w:val="19"/>
               </w:rPr>
-              <w:t>chromatin-memory carries ranking signal</w:t>
+              <w:t>modest non-graph path</w:t>
+            </w:r>
+          </w:p>
+        </w:tc>
+      </w:tr>
+      <w:tr>
+        <w:tc>
+          <w:tcPr>
+            <w:tcW w:type="dxa" w:w="2880"/>
+          </w:tcPr>
+          <w:p>
+            <w:r/>
+            <w:r>
+              <w:rPr>
+                <w:sz w:val="19"/>
+              </w:rPr>
+              <w:t>plasticity gate</w:t>
+            </w:r>
+          </w:p>
+        </w:tc>
+        <w:tc>
+          <w:tcPr>
+            <w:tcW w:type="dxa" w:w="2880"/>
+          </w:tcPr>
+          <w:p>
+            <w:r/>
+            <w:r>
+              <w:rPr>
+                <w:sz w:val="19"/>
+              </w:rPr>
+              <w:t>-0.010</w:t>
+            </w:r>
+          </w:p>
+        </w:tc>
+        <w:tc>
+          <w:tcPr>
+            <w:tcW w:type="dxa" w:w="2880"/>
+          </w:tcPr>
+          <w:p>
+            <w:r/>
+            <w:r>
+              <w:rPr>
+                <w:sz w:val="19"/>
+              </w:rPr>
+              <w:t>inert for classification (a dynamics mechanism)</w:t>
+            </w:r>
+          </w:p>
+        </w:tc>
+      </w:tr>
+      <w:tr>
+        <w:tc>
+          <w:tcPr>
+            <w:tcW w:type="dxa" w:w="2880"/>
+          </w:tcPr>
+          <w:p>
+            <w:r/>
+            <w:r>
+              <w:rPr>
+                <w:sz w:val="19"/>
+              </w:rPr>
+              <w:t>resistance gate</w:t>
+            </w:r>
+          </w:p>
+        </w:tc>
+        <w:tc>
+          <w:tcPr>
+            <w:tcW w:type="dxa" w:w="2880"/>
+          </w:tcPr>
+          <w:p>
+            <w:r/>
+            <w:r>
+              <w:rPr>
+                <w:sz w:val="19"/>
+              </w:rPr>
+              <w:t>+0.003</w:t>
+            </w:r>
+          </w:p>
+        </w:tc>
+        <w:tc>
+          <w:tcPr>
+            <w:tcW w:type="dxa" w:w="2880"/>
+          </w:tcPr>
+          <w:p>
+            <w:r/>
+            <w:r>
+              <w:rPr>
+                <w:sz w:val="19"/>
+              </w:rPr>
+              <w:t>inert for ranking (recall +0.108)</w:t>
+            </w:r>
+          </w:p>
+        </w:tc>
+      </w:tr>
+      <w:tr>
+        <w:tc>
+          <w:tcPr>
+            <w:tcW w:type="dxa" w:w="2880"/>
+          </w:tcPr>
+          <w:p>
+            <w:r/>
+            <w:r>
+              <w:rPr>
+                <w:sz w:val="19"/>
+              </w:rPr>
+              <w:t>attractor (soft)</w:t>
+            </w:r>
+          </w:p>
+        </w:tc>
+        <w:tc>
+          <w:tcPr>
+            <w:tcW w:type="dxa" w:w="2880"/>
+          </w:tcPr>
+          <w:p>
+            <w:r/>
+            <w:r>
+              <w:rPr>
+                <w:sz w:val="19"/>
+              </w:rPr>
+              <w:t>+0.007</w:t>
+            </w:r>
+          </w:p>
+        </w:tc>
+        <w:tc>
+          <w:tcPr>
+            <w:tcW w:type="dxa" w:w="2880"/>
+          </w:tcPr>
+          <w:p>
+            <w:r/>
+            <w:r>
+              <w:rPr>
+                <w:sz w:val="19"/>
+              </w:rPr>
+              <w:t>inert for ranking</w:t>
             </w:r>
           </w:p>
         </w:tc>
@@ -2000,7 +2132,7 @@
               <w:rPr>
                 <w:sz w:val="19"/>
               </w:rPr>
-              <w:t>-0.057</w:t>
+              <w:t>+0.035</w:t>
             </w:r>
           </w:p>
         </w:tc>
@@ -2014,7 +2146,7 @@
               <w:rPr>
                 <w:sz w:val="19"/>
               </w:rPr>
-              <w:t>relation-typing matters</w:t>
+              <w:t>relation-TYPING not load-bearing; topology is</w:t>
             </w:r>
           </w:p>
         </w:tc>
@@ -2030,7 +2162,7 @@
               <w:rPr>
                 <w:sz w:val="19"/>
               </w:rPr>
-              <w:t>remove TF nodes</w:t>
+              <w:t>remove chromatin / TF / intrinsic-memory nodes</w:t>
             </w:r>
           </w:p>
         </w:tc>
@@ -2044,7 +2176,7 @@
               <w:rPr>
                 <w:sz w:val="19"/>
               </w:rPr>
-              <w:t>-0.020</w:t>
+              <w:t>~0</w:t>
             </w:r>
           </w:p>
         </w:tc>
@@ -2058,139 +2190,7 @@
               <w:rPr>
                 <w:sz w:val="19"/>
               </w:rPr>
-              <w:t>minor</w:t>
-            </w:r>
-          </w:p>
-        </w:tc>
-      </w:tr>
-      <w:tr>
-        <w:tc>
-          <w:tcPr>
-            <w:tcW w:type="dxa" w:w="2880"/>
-          </w:tcPr>
-          <w:p>
-            <w:r/>
-            <w:r>
-              <w:rPr>
-                <w:sz w:val="19"/>
-              </w:rPr>
-              <w:t>hybrid residual / asymmetric</w:t>
-            </w:r>
-          </w:p>
-        </w:tc>
-        <w:tc>
-          <w:tcPr>
-            <w:tcW w:type="dxa" w:w="2880"/>
-          </w:tcPr>
-          <w:p>
-            <w:r/>
-            <w:r>
-              <w:rPr>
-                <w:sz w:val="19"/>
-              </w:rPr>
-              <w:t>-0.015 / -0.014</w:t>
-            </w:r>
-          </w:p>
-        </w:tc>
-        <w:tc>
-          <w:tcPr>
-            <w:tcW w:type="dxa" w:w="2880"/>
-          </w:tcPr>
-          <w:p>
-            <w:r/>
-            <w:r>
-              <w:rPr>
-                <w:sz w:val="19"/>
-              </w:rPr>
-              <w:t>minor</w:t>
-            </w:r>
-          </w:p>
-        </w:tc>
-      </w:tr>
-      <w:tr>
-        <w:tc>
-          <w:tcPr>
-            <w:tcW w:type="dxa" w:w="2880"/>
-          </w:tcPr>
-          <w:p>
-            <w:r/>
-            <w:r>
-              <w:rPr>
-                <w:sz w:val="19"/>
-              </w:rPr>
-              <w:t>plasticity gate</w:t>
-            </w:r>
-          </w:p>
-        </w:tc>
-        <w:tc>
-          <w:tcPr>
-            <w:tcW w:type="dxa" w:w="2880"/>
-          </w:tcPr>
-          <w:p>
-            <w:r/>
-            <w:r>
-              <w:rPr>
-                <w:sz w:val="19"/>
-              </w:rPr>
-              <w:t>0.000</w:t>
-            </w:r>
-          </w:p>
-        </w:tc>
-        <w:tc>
-          <w:tcPr>
-            <w:tcW w:type="dxa" w:w="2880"/>
-          </w:tcPr>
-          <w:p>
-            <w:r/>
-            <w:r>
-              <w:rPr>
-                <w:sz w:val="19"/>
-              </w:rPr>
-              <w:t>inert for classification (a dynamics mechanism)</w:t>
-            </w:r>
-          </w:p>
-        </w:tc>
-      </w:tr>
-      <w:tr>
-        <w:tc>
-          <w:tcPr>
-            <w:tcW w:type="dxa" w:w="2880"/>
-          </w:tcPr>
-          <w:p>
-            <w:r/>
-            <w:r>
-              <w:rPr>
-                <w:sz w:val="19"/>
-              </w:rPr>
-              <w:t>remove all edges (no_edges)</w:t>
-            </w:r>
-          </w:p>
-        </w:tc>
-        <w:tc>
-          <w:tcPr>
-            <w:tcW w:type="dxa" w:w="2880"/>
-          </w:tcPr>
-          <w:p>
-            <w:r/>
-            <w:r>
-              <w:rPr>
-                <w:sz w:val="19"/>
-              </w:rPr>
-              <w:t>+0.035</w:t>
-            </w:r>
-          </w:p>
-        </w:tc>
-        <w:tc>
-          <w:tcPr>
-            <w:tcW w:type="dxa" w:w="2880"/>
-          </w:tcPr>
-          <w:p>
-            <w:r/>
-            <w:r>
-              <w:rPr>
-                <w:sz w:val="19"/>
-              </w:rPr>
-              <w:t>single-split only — see caveat</w:t>
+              <w:t>inert on this task</w:t>
             </w:r>
           </w:p>
         </w:tc>
@@ -2208,7 +2208,7 @@
           <w:color w:val="555555"/>
           <w:sz w:val="20"/>
         </w:rPr>
-        <w:t>Robust readings: the plasticity gate is INERT for static classification (it shapes the simulated dynamics, not prediction); scrambling or collapsing the graph badly hurts ranking, so correct relational wiring matters (pro-structure); removing chromatin-memory nodes also hurts ranking (-0.058), supporting the intrinsic-memory component; the attractor is a genuine tradeoff (helps this split's ranking but flattens the temporal continuum, 3.4). CAVEAT: this ablation is a SINGLE fixed split, and grouped-split variance is large (~+/-0.12); its all-or-nothing no_edges line came out +0.035, OPPOSITE to the reliable multi-seed, paired structure-isolation test in 3.3 (structure helps, +0.082, p=0.015). We therefore rely on 3.3 (15 estimates + paired test) for the structure claim and treat the single-split no_edges as noise. A multi-seed ablation would be needed to score the all-or-nothing structure knockout reliably here.</w:t>
+        <w:t>The dominant result is STRUCTURE: scrambling the wiring (-0.413) or removing all edges (-0.331) collapses ranking far beyond the ~+/-0.12 grouped-split noise — the graph, not the node features, carries the signal. This now AGREES with the multi-seed paired test in 3.3 (structure +0.255, p=0.0001): on the thesis-faithful model (per-step re-injection removed) the graph is the sole path routing per-cell expression, so its knockout is decisive — resolving the earlier single-split anomaly (a prior formulation's no_edges came out +0.035, which we had flagged as noise; it was an artifact of re-injection bypassing the graph). Honest readings on the mechanisms: the resistance gate, plasticity gate, and soft attractor are all INERT for static ranking (within noise) — consistent with the mechanism-activity diagnostic showing they are dormant on this cue-free classification task; their role is dynamical/interpretive (3.4, 3.7), and whether chromatin-accessibility-driven plasticity activates them is tested directly on Multiome data (in progress). Relation-TYPING is also not load-bearing (collapse_relations +0.035): the graph topology matters, not the eight relation labels. Single fixed split, so sub-0.12 deltas are within noise; the two structure knockouts are an order of magnitude larger and robust.</w:t>
       </w:r>
     </w:p>
     <w:p>
@@ -2291,7 +2291,7 @@
         <w:spacing w:after="120"/>
       </w:pPr>
       <w:r>
-        <w:t>The encoded hypertrophy cascade (MechanicalStretch -&gt; CaMKII/PKD -&gt; nuclear export of HDAC4/5 -&gt; de-repression of MEF2 -&gt; Hypertrophy) yields sign-specific predictions we tested in-silico by editing node inputs on held-out hypertrophy cells (baseline P(Hypertrophy)=0.245). The result is PARTIAL and reported honestly: the model captured the FORWARD-ACTIVATION direction — boosting CaMKII raised P(Hypertrophy) by +0.121 — but did NOT reproduce the more distinctive DE-REPRESSION prediction: HDAC4/5 knockdown, which should enhance the program by releasing MEF2, produced ~0 change (-0.001). CaMKII/PKD blockade moved P(Hypertrophy) in the correct (down) direction but negligibly (-0.012 / -0.000). So the learned representation respects the activator axis but not the HDAC4/5 de-repression logic; the HDAC4/5 direction therefore remains an UNCONFIRMED, falsifiable wet-lab prediction (KN-93 CaMKII inhibition; HDAC4/5 knockdown in NRVM / hiPSC-CM), not an in-silico success.</w:t>
+        <w:t>The encoded hypertrophy cascade (MechanicalStretch -&gt; CaMKII/PKD -&gt; nuclear export of HDAC4/5 -&gt; de-repression of MEF2 -&gt; Hypertrophy) yields sign-specific predictions we tested in-silico by editing node inputs on held-out hypertrophy cells (thesis-faithful model, baseline P(Hypertrophy)=0.362). The result is PARTIAL and reported honestly: the model captured the FORWARD-ACTIVATION direction strongly — boosting CaMKII raised P(Hypertrophy) by +0.275 (and blocking CaMKII lowered it, -0.029) — but did NOT reproduce the more distinctive DE-REPRESSION prediction: HDAC4/5 knockdown, which should enhance the program by releasing MEF2, produced ~0 change (-0.006, wrong sign). The CaMKII activation effect is notably larger than in the pre-correction model (+0.121), consistent with the graph cascade carrying more of the signal once the re-injection shortcut is removed. (The PKD-block line is a NON-TEST and excluded: PRKD1 is expressed in only ~6% of these cells, so zeroing it changes almost nothing regardless of the model.) So the learned representation respects the activator axis — now clearly — but not the HDAC4/5 de-repression logic (which needs signed/de-repression edges, currently unimplemented); the HDAC4/5 direction therefore remains an UNCONFIRMED, falsifiable wet-lab prediction (KN-93 CaMKII inhibition; HDAC4/5 knockdown in NRVM / hiPSC-CM), not an in-silico success.</w:t>
       </w:r>
     </w:p>
     <w:p>

--- a/artifacts/chromatin_toggle_manuscript.docx
+++ b/artifacts/chromatin_toggle_manuscript.docx
@@ -2299,6 +2299,286 @@
         <w:pStyle w:val="Heading2"/>
       </w:pPr>
       <w:r>
+        <w:t>3.6b Perturbation predictions validated against a REAL knockdown experiment (erythropoiesis)</w:t>
+      </w:r>
+    </w:p>
+    <w:p>
+      <w:pPr>
+        <w:spacing w:after="120"/>
+      </w:pPr>
+      <w:r>
+        <w:t>The hypertrophy prediction (3.6) is in-silico only (no public single-cell HDAC4/5 or CaMKII perturbation data exists). For erythropoiesis we can validate against a held-out REAL experiment: Replogle 2022 K562 genome-scale CRISPRi Perturb-seq. The model is trained on the erythroid Multiome (SHARE-seq) and applied unchanged to K562; non-targeting controls read as strongly erythroid (P(Erythropoiesis)=0.78), a nontrivial cross-dataset generalization that gates the comparison. For each erythroid regulator the model encodes, the REAL knockdown effect (KD cells vs controls) is compared to the model's IN-SILICO knockdown (zeroing that node on control cells):</w:t>
+      </w:r>
+    </w:p>
+    <w:tbl>
+      <w:tblPr>
+        <w:tblStyle w:val="LightGrid-Accent1"/>
+        <w:tblW w:type="auto" w:w="0"/>
+        <w:tblLook w:firstColumn="1" w:firstRow="1" w:lastColumn="0" w:lastRow="0" w:noHBand="0" w:noVBand="1" w:val="04A0"/>
+      </w:tblPr>
+      <w:tblGrid>
+        <w:gridCol w:w="2160"/>
+        <w:gridCol w:w="2160"/>
+        <w:gridCol w:w="2160"/>
+        <w:gridCol w:w="2160"/>
+      </w:tblGrid>
+      <w:tr>
+        <w:tc>
+          <w:tcPr>
+            <w:tcW w:type="dxa" w:w="2160"/>
+          </w:tcPr>
+          <w:p>
+            <w:r/>
+            <w:r>
+              <w:rPr>
+                <w:b/>
+                <w:sz w:val="19"/>
+              </w:rPr>
+              <w:t>Regulator (real KD n)</w:t>
+            </w:r>
+          </w:p>
+        </w:tc>
+        <w:tc>
+          <w:tcPr>
+            <w:tcW w:type="dxa" w:w="2160"/>
+          </w:tcPr>
+          <w:p>
+            <w:r/>
+            <w:r>
+              <w:rPr>
+                <w:b/>
+                <w:sz w:val="19"/>
+              </w:rPr>
+              <w:t>real dP(Ery)</w:t>
+            </w:r>
+          </w:p>
+        </w:tc>
+        <w:tc>
+          <w:tcPr>
+            <w:tcW w:type="dxa" w:w="2160"/>
+          </w:tcPr>
+          <w:p>
+            <w:r/>
+            <w:r>
+              <w:rPr>
+                <w:b/>
+                <w:sz w:val="19"/>
+              </w:rPr>
+              <w:t>in-silico dP(Ery)</w:t>
+            </w:r>
+          </w:p>
+        </w:tc>
+        <w:tc>
+          <w:tcPr>
+            <w:tcW w:type="dxa" w:w="2160"/>
+          </w:tcPr>
+          <w:p>
+            <w:r/>
+            <w:r>
+              <w:rPr>
+                <w:b/>
+                <w:sz w:val="19"/>
+              </w:rPr>
+              <w:t>sign</w:t>
+            </w:r>
+          </w:p>
+        </w:tc>
+      </w:tr>
+      <w:tr>
+        <w:tc>
+          <w:tcPr>
+            <w:tcW w:type="dxa" w:w="2160"/>
+          </w:tcPr>
+          <w:p>
+            <w:r/>
+            <w:r>
+              <w:rPr>
+                <w:sz w:val="19"/>
+              </w:rPr>
+              <w:t>GATA1 (master, n=46)</w:t>
+            </w:r>
+          </w:p>
+        </w:tc>
+        <w:tc>
+          <w:tcPr>
+            <w:tcW w:type="dxa" w:w="2160"/>
+          </w:tcPr>
+          <w:p>
+            <w:r/>
+            <w:r>
+              <w:rPr>
+                <w:sz w:val="19"/>
+              </w:rPr>
+              <w:t>-0.205</w:t>
+            </w:r>
+          </w:p>
+        </w:tc>
+        <w:tc>
+          <w:tcPr>
+            <w:tcW w:type="dxa" w:w="2160"/>
+          </w:tcPr>
+          <w:p>
+            <w:r/>
+            <w:r>
+              <w:rPr>
+                <w:sz w:val="19"/>
+              </w:rPr>
+              <w:t>-0.075</w:t>
+            </w:r>
+          </w:p>
+        </w:tc>
+        <w:tc>
+          <w:tcPr>
+            <w:tcW w:type="dxa" w:w="2160"/>
+          </w:tcPr>
+          <w:p>
+            <w:r/>
+            <w:r>
+              <w:rPr>
+                <w:sz w:val="19"/>
+              </w:rPr>
+              <w:t>agree</w:t>
+            </w:r>
+          </w:p>
+        </w:tc>
+      </w:tr>
+      <w:tr>
+        <w:tc>
+          <w:tcPr>
+            <w:tcW w:type="dxa" w:w="2160"/>
+          </w:tcPr>
+          <w:p>
+            <w:r/>
+            <w:r>
+              <w:rPr>
+                <w:sz w:val="19"/>
+              </w:rPr>
+              <w:t>KLF1 (n=157)</w:t>
+            </w:r>
+          </w:p>
+        </w:tc>
+        <w:tc>
+          <w:tcPr>
+            <w:tcW w:type="dxa" w:w="2160"/>
+          </w:tcPr>
+          <w:p>
+            <w:r/>
+            <w:r>
+              <w:rPr>
+                <w:sz w:val="19"/>
+              </w:rPr>
+              <w:t>-0.109</w:t>
+            </w:r>
+          </w:p>
+        </w:tc>
+        <w:tc>
+          <w:tcPr>
+            <w:tcW w:type="dxa" w:w="2160"/>
+          </w:tcPr>
+          <w:p>
+            <w:r/>
+            <w:r>
+              <w:rPr>
+                <w:sz w:val="19"/>
+              </w:rPr>
+              <w:t>-0.031</w:t>
+            </w:r>
+          </w:p>
+        </w:tc>
+        <w:tc>
+          <w:tcPr>
+            <w:tcW w:type="dxa" w:w="2160"/>
+          </w:tcPr>
+          <w:p>
+            <w:r/>
+            <w:r>
+              <w:rPr>
+                <w:sz w:val="19"/>
+              </w:rPr>
+              <w:t>agree</w:t>
+            </w:r>
+          </w:p>
+        </w:tc>
+      </w:tr>
+      <w:tr>
+        <w:tc>
+          <w:tcPr>
+            <w:tcW w:type="dxa" w:w="2160"/>
+          </w:tcPr>
+          <w:p>
+            <w:r/>
+            <w:r>
+              <w:rPr>
+                <w:sz w:val="19"/>
+              </w:rPr>
+              <w:t>TAL1 (n=408)</w:t>
+            </w:r>
+          </w:p>
+        </w:tc>
+        <w:tc>
+          <w:tcPr>
+            <w:tcW w:type="dxa" w:w="2160"/>
+          </w:tcPr>
+          <w:p>
+            <w:r/>
+            <w:r>
+              <w:rPr>
+                <w:sz w:val="19"/>
+              </w:rPr>
+              <w:t>-0.020</w:t>
+            </w:r>
+          </w:p>
+        </w:tc>
+        <w:tc>
+          <w:tcPr>
+            <w:tcW w:type="dxa" w:w="2160"/>
+          </w:tcPr>
+          <w:p>
+            <w:r/>
+            <w:r>
+              <w:rPr>
+                <w:sz w:val="19"/>
+              </w:rPr>
+              <w:t>-0.007</w:t>
+            </w:r>
+          </w:p>
+        </w:tc>
+        <w:tc>
+          <w:tcPr>
+            <w:tcW w:type="dxa" w:w="2160"/>
+          </w:tcPr>
+          <w:p>
+            <w:r/>
+            <w:r>
+              <w:rPr>
+                <w:sz w:val="19"/>
+              </w:rPr>
+              <w:t>agree</w:t>
+            </w:r>
+          </w:p>
+        </w:tc>
+      </w:tr>
+    </w:tbl>
+    <w:p>
+      <w:pPr>
+        <w:spacing w:after="40"/>
+      </w:pPr>
+    </w:p>
+    <w:p>
+      <w:r>
+        <w:rPr>
+          <w:i/>
+          <w:color w:val="555555"/>
+          <w:sz w:val="20"/>
+        </w:rPr>
+        <w:t>All three agree in SIGN -- knockdown lowers erythroid identity -- with a biologically sensible ordering (master GATA1 &gt; KLF1 &gt; TAL1). This is a genuine cross-experiment validation of framework question Q2 (which perturbations move the state): the model, trained on primary bone marrow, correctly predicts the DIRECTION of real CRISPRi knockdowns in a leukemia line it never saw. HONEST scope: DIRECTION is validated, MAGNITUDE is not -- in-silico effects are ~3x smaller because zeroing a single node does not propagate the full downstream program-collapse a real knockdown triggers (the real KD cells' transcriptomes carry that cascade; the in-silico edit does not). Closing that magnitude gap is the motivation for a potential-landscape / attractor-relaxation formulation (letting a perturbation settle into the new basin rather than reading the immediate response). Scope caveats: erythroid only; GATA1 is noisy (n=46, though the effect is largest); LMO2 is not yet a KG node (no in-silico comparison). This is the sharpest 'predicts an experimental outcome' result in the paper, reported as directional not quantitative.</w:t>
+      </w:r>
+    </w:p>
+    <w:p>
+      <w:pPr>
+        <w:pStyle w:val="Heading2"/>
+      </w:pPr>
+      <w:r>
         <w:t>3.7 Architecture: intrinsic memory as transition resistance</w:t>
       </w:r>
     </w:p>
